--- a/zca_theory/zca_vic_논문초안_v4.docx
+++ b/zca_theory/zca_vic_논문초안_v4.docx
@@ -2,13 +2,13 @@
 <file path=word/document.xml><?xml version="1.0" encoding="utf-8"?>
 <w:document xmlns:w="http://schemas.openxmlformats.org/wordprocessingml/2006/main" xmlns:m="http://schemas.openxmlformats.org/officeDocument/2006/math" xmlns:r="http://schemas.openxmlformats.org/officeDocument/2006/relationships" xmlns:o="urn:schemas-microsoft-com:office:office" xmlns:v="urn:schemas-microsoft-com:vml" xmlns:w10="urn:schemas-microsoft-com:office:word" xmlns:a="http://schemas.openxmlformats.org/drawingml/2006/main" xmlns:pic="http://schemas.openxmlformats.org/drawingml/2006/picture" xmlns:wp="http://schemas.openxmlformats.org/drawingml/2006/wordprocessingDrawing">
   <w:body>
-    <w:bookmarkStart w:id="33" w:name="Xf1e6f52dc8b1a3800f649da0e4690bf5b21aad0"/>
+    <w:bookmarkStart w:id="33" w:name="X28a832749f9ffb03c689e25bf2f0686ca7fa2db"/>
     <w:p>
       <w:pPr>
         <w:pStyle w:val="Heading1"/>
       </w:pPr>
       <w:r>
-        <w:t xml:space="preserve">비례배분 기여도의 영-기여 흡수(Zero-Credit Absorption)와 임계 가상비용에 의한 해소: tabular Monte-Carlo 헤즈업 홀덤 학습의 사례연구</w:t>
+        <w:t xml:space="preserve">비례배분 기여도의 0-기여 흡수(Zero-Credit Absorption)와 임계 가상비용에 의한 해소: tabular Monte-Carlo 헤즈업 홀덤 학습의 사례연구</w:t>
       </w:r>
     </w:p>
     <w:p>
@@ -48,7 +48,7 @@
         <w:pStyle w:val="FirstParagraph"/>
       </w:pPr>
       <w:r>
-        <w:t xml:space="preserve">In tabular Monte-Carlo (MC) control, assigning each action a share of the terminal payoff proportional to its invested chips (proportional credit assignment) is a reasonable variance-reduction choice, but it leaves a structural pathology for zero-cost actions (e.g., CHECK): their credit is exactly zero in every episode, pinning the MC fixed point at zero regardless of the true value. We name this Zero-Credit Absorption (ZCA) and treat it at three levels. At the level of theory, in a minimal toy MDP we prove the zero fixed point and the resulting bidirectional mis-ranking (overvaluing bad checks, which we call absorption, and undervaluing good checks, which we call masking), show that the pathology is a structural property of the whole family of contribution-proportional schemes (zero contribution implies zero credit) rather than of one particular formula, distinguish it from the transient absorption of optimistic initialization (it is permanent, and its fixed point differs from the true value), and derive the threshold virtual cost required to dissolve it. At the level of measurement, in a 2,048-cell heads-up hold’em agent the learned Q(CHECK) collapses exactly to zero (versus a spread of −73 to +120 chips under standard MC), and we show behaviorally that the policy consequence is an excessively passive policy that checks 65% of turn decisions. At the level of resolution, a one-chip cost fails to reproduce recovery, with its sign fluctuating across training seeds (mean −117 mbb/g, 2 of 6 positive, a transition zone), whereas a constant cost of five chips or more exceeds the threshold: the passive policy dissolves (65% small bets on the turn) and performance against the unseen opponent that exploited the pathology (a random policy) recovers across training seeds (from −318±123 to +1230±693 mbb/g with the constant five-chip cost, 0/6 to 5/5 positive; +1546±535 and 6/6 with a check-time pot fraction of 30%). The recovery reproduces under causally clean variants (a decision-time constant cost and a check-time pot fraction), ruling out hindsight-information and implementation-artifact explanations by controlled experiments. Finally, we honestly report that this is not generalization: with the cost fixed in advance, gains against four held-out opponents are opponent-dependent (a slight loss against a calling station), and the effect is confined to single-opponent training.</w:t>
+        <w:t xml:space="preserve">In tabular Monte-Carlo (MC) control, assigning each action a share of the terminal payoff proportional to its invested chips (proportional credit assignment) is a reasonable variance-reduction choice, but it leaves a structural pathology for zero-cost actions (e.g., CHECK): their credit is exactly zero in every episode, pinning the MC fixed point at zero regardless of the true value. We name this Zero-Credit Absorption (ZCA) and treat it at three levels. At the level of theory, in a minimal toy MDP we prove the zero fixed point and the resulting bidirectional mis-ranking (overvaluing bad checks, which we call absorption, and undervaluing good checks, which we call masking), show that the pathology is a structural property of the whole family of contribution-proportional schemes (zero contribution implies zero credit) rather than of one particular formula, distinguish it from the transient absorption of optimistic initialization (it is permanent, and its fixed point differs from the true value), and derive the threshold virtual cost required to dissolve it. At the level of measurement, in a 2,048-cell heads-up hold’em agent the learned Q(CHECK) remains pinned at exactly zero (versus a spread of −73 to +120 chips under standard MC), and we show behaviorally that the policy consequence is an excessively passive policy that checks 65% of turn decisions. At the level of resolution, a one-chip cost fails to reproduce recovery, with its sign fluctuating across training seeds (mean −117 mbb/g, 2 of 6 positive, a transition zone), whereas a constant cost of five chips or more exceeds the threshold: the passive policy dissolves (65% small bets on the turn), and performance against the unseen opponent that exploited the pathology (a random policy) turns from negative on every training seed to positive on every training seed (mean +1230 mbb/g at five chips). Finally, we honestly report that this is not generalization: with the cost fixed in advance, gains against four held-out opponents are opponent-dependent (a slight loss against a calling station), and the effect is confined to single-opponent training.</w:t>
       </w:r>
     </w:p>
     <w:p>
@@ -74,15 +74,15 @@
         <w:pStyle w:val="FirstParagraph"/>
       </w:pPr>
       <w:r>
-        <w:t xml:space="preserve">표 기반 Monte-Carlo(MC) 제어에서 말단 보상을 각 행동에 그 행동의 투자액 비율로 배분하는 비례배분(proportional) 기여도 정형화는 분산을 줄이는 합리적 선택이지만, 비용 0 행동(예: CHECK)의 credit이 매 에피소드 정확히 0이 되어 가치 추정의 MC 고정점이 참값과 무관하게 0에 고정되는 구조적 문제, 곧 영-기여 흡수(Zero-Credit Absorption, ZCA)를 남긴다. 본 연구는 이를 세 층위에서 다룬다. 이론 층위에서는 최소 toy MDP에서 영-고정점과 그로 인한 양방향 순위 왜곡(참값이 음수인 체크의 과대평가인 흡수, 참값이 양수인 체크의 과소평가인 은폐)을 증명하고, 이 문제가 특정 배분식이 아니라 기여도 0인 행동에 credit 0을 주는 비례 배분 계열 전체의 구조적 성질임을 보이며, 낙관적 초기화(optimistic initialization)의 일시적 흡수와 질적으로 구별하고(영구적이며 고정점이 참값과 다름), 해소에 필요한 임계 가상비용을 유도한다. 실측 층위에서는 2,048-셀 헤즈업 홀덤 에이전트에서 Q(CHECK)가 정확히 0으로 붕괴함을 관측하고(표준 MC는 −73에서 +120칩까지 분포), 그 정책적 결과가 턴(제3 베팅 라운드) 결정의 65%를 체크하는 과도하게 소극적인 정책임을 행동 수준에서 보인다. 해소 실증 층위에서는 1칩 가상비용이 회복을 재현하지 못하고 학습 seed에 따라 부호가 요동하는 반면(6-seed 평균 −117 mbb/g, 양수 2/6, 전이구간), 임계를 넘는 상수 5칩 이상이면 소극적 정책이 풀리고(턴 소액 베팅 65%로 전환) 이 문제를 착취하던 미학습 상대(무작위 정책)에 대한 성능이 학습 seed 전반에서 회복됨을 보인다(가상비용 없음 −318±123에서 상수 5칩 +1230±693 mbb/g에 양수 5/5로; 체크시점 팟-비례 30%는 +1546±535에 양수 6/6). 회복은 결정시점 상수 비용과 체크시점 팟-비례 등 교란 요인이 통제된 변형에서 재현되어, 사후정보 가설과 구현 인공물 가설은 통제실험으로 배제되었다. 끝으로 이 효과가 일반화가 아님을 정직하게 보고한다. 사전 고정한 비용으로 4종 홀드아웃 상대에 대해 검증한 결과 이득은 상대 의존적이며(콜링스테이션 상대는 소폭 손해), 효과는 단일 상대 학습 구성에 한정된다.</w:t>
-      </w:r>
-    </w:p>
-    <w:p>
-      <w:pPr>
-        <w:pStyle w:val="BodyText"/>
-      </w:pPr>
-      <w:r>
-        <w:t xml:space="preserve">▸주제어: 강화학습, Monte-Carlo 제어, 기여도 배분, 보상 형성, 영-기여 흡수, 고정점, tabular Q-learning, 헤즈업 노리밋 홀덤</w:t>
+        <w:t xml:space="preserve">표 기반 Monte-Carlo(MC) 제어에서 말단 보상을 각 행동에 그 행동의 투자액 비율로 배분하는 비례배분(proportional) 기여도 정형화는 분산을 줄이는 합리적 선택이지만, 비용 0 행동(예: CHECK)의 credit이 매 에피소드 정확히 0이 되어, 학습을 반복해도 가치 추정이 되돌아가는 값(고정점)이 참값과 무관하게 0이 되는 구조적 문제, 곧 0-기여 흡수(Zero-Credit Absorption, ZCA)를 남긴다. 본 연구는 이를 세 단계로 다룬다. 이론 단계에서는 최소 toy MDP에서 0-고정점과 그로 인한 양방향 순위 왜곡(참값이 음수인 체크의 과대평가인 흡수, 참값이 양수인 체크의 과소평가인 은폐)을 증명하고, 이 문제가 특정 배분 설계가 아니라 기여도 0인 행동에 credit 0을 주는 비례 배분 계열 전체의 구조적 성질임을 보이며, 낙관적 초기화(optimistic initialization)의 일시적 흡수와 질적으로 구별하고(영구적이며 고정점이 참값과 다름), 해소에 필요한 임계 가상비용을 유도한다. 실측 단계에서는 2,048-셀 헤즈업 홀덤 에이전트에서 Q(CHECK)가 모든 셀에서 정확히 0에 고정됨을 관측하고(표준 MC는 −73에서 +120칩까지 분포), 그 정책적 결과가 턴(제3 베팅 라운드) 결정의 65%를 체크하는 과도하게 소극적인 정책임을 행동 수준에서 보인다. 해소 실증 단계에서는 가상비용의 크기를 단일변수로 바꿔 가며 임계를 확인한다. 1칩은 회복을 재현하지 못하고 학습 seed에 따라 부호가 요동하지만(6개 seed 평균 −117 mbb/g, 양수 2/6), 임계를 넘는 상수 5칩 이상이면 소극적 정책이 풀리고(턴 소액 베팅 65%로 전환), 이 문제를 착취하던 미학습 상대(무작위 정책)에게 전 seed 음수였던 성능이 전 seed 양수로 돌아선다(상수 5칩에서 평균 +1230 mbb/g). 끝으로 이 효과가 일반화가 아님을 정직하게 보고한다. 사전 고정한 비용으로 4종 홀드아웃 상대에 대해 검증한 결과 이득은 상대 의존적이며(콜링스테이션 상대는 소폭 손해), 효과는 단일 상대 학습 구성에 한정된다.</w:t>
+      </w:r>
+    </w:p>
+    <w:p>
+      <w:pPr>
+        <w:pStyle w:val="BodyText"/>
+      </w:pPr>
+      <w:r>
+        <w:t xml:space="preserve">▸주제어: 강화학습, Monte-Carlo 제어, 기여도 배분, 보상 형성, 0-기여 흡수, 고정점, tabular Q-learning, 헤즈업 노리밋 홀덤</w:t>
       </w:r>
     </w:p>
     <w:p>
@@ -107,23 +107,23 @@
         <w:pStyle w:val="FirstParagraph"/>
       </w:pPr>
       <w:r>
-        <w:t xml:space="preserve">강화학습은 게임을 넘어 실시간 광고 입찰[24], 에너지 스케줄링처럼 실물 자원을 집행하는 영역에 적용되고 있다. 이런 환경에서는 성과가 주기 말에 한 번 실현되는 경우가 있고, 그때 학습 신호는 성과를 궤적 위의 행동들에 나누어 귀속시키는 배분 설계를 거친다. 문제는 배분식의 결함이 겉으로 드러나지 않을 수 있다는 데 있다. 본 연구가 다루는 결함은 학습 분포 내 성능 지표를 정상으로 유지한 채 특정 행동 부류의 가치 추정만 왜곡하므로, 통상적인 학습 곡선 점검으로는 발견되지 않고 미학습 분포의 상대를 만나서야 손실로 나타난다. 자원을 실제로 집행하는 응용에서 이런 잠복 결함은 곧 손실 위험이다. 따라서 어떤 배분 설계가 어떤 조건에서 이런 결함을 만들고, 최소한의 수정으로 언제 해소되는지를 규명하는 일에는 실용적 요구가 있다.</w:t>
-      </w:r>
-    </w:p>
-    <w:p>
-      <w:pPr>
-        <w:pStyle w:val="BodyText"/>
-      </w:pPr>
-      <w:r>
-        <w:t xml:space="preserve">이에 따라 본 연구의 대상은 특정 게임이 아니라, 구조적 기여도 배분이 남기는 측정 가능한 문제의 진단과 그 문제를 해소하는 최소 수정의 임계 조건 규명이다. 표 기반 강화학습은 함수근사의 블랙박스 효과 없이 학습 동역학을 단일변수로 통제하고 관찰할 수 있으므로, 검증 환경으로는 헤즈업 노리밋 홀덤의 순수 tabular Monte-Carlo 학습을 선택한다. 이 선택은 네 가지 성질 때문이다. 첫째, 비용 0 행동(CHECK)이 게임 규칙 자체에 내장되어 있어 인위적 삽입이 아니다. 둘째, 보상이 말단에서 크고 확률적으로 실현된다. 셋째, 팟 규모가 궤적마다 변해 고정 가상비용의 희석(3.2절)까지 시험된다. 넷째, 문제의 발현인 소극적 정책을 착취하는 상대를 두어 그 크기를 측정할 수 있다.</w:t>
-      </w:r>
-    </w:p>
-    <w:p>
-      <w:pPr>
-        <w:pStyle w:val="BodyText"/>
-      </w:pPr>
-      <w:r>
-        <w:t xml:space="preserve">지연 보상(delayed reward)을 궤적 위의 어느 행동에 얼마나 귀속시킬 것인가 하는 기여도 배분(credit assignment; 국내 문헌에 따라</w:t>
+        <w:t xml:space="preserve">강화학습은 실시간 광고 입찰[24], 에너지 스케줄링처럼 실물 자원을 다루는 영역에서 활용되고 있다. 이런 환경에는 성과가 마지막에 한 번 실현되는 경우가 있고, 그때 학습 신호는 그 성과를 한 에피소드 안의 행동들에 나누어 귀속시키는 배분 설계를 거친다. 문제는 배분식의 결함이 겉으로 드러나지 않을 수 있다는 데 있다. 본 연구가 다루는 결함은 학습 분포 내 성능 지표를 정상으로 유지한 채 특정 행동 부류의 가치 추정만 왜곡하므로, 통상적인 학습 곡선 점검으로는 발견되지 않고 미학습 분포의 상대를 만나서야 손실로 나타난다. 자원을 실제로 집행하는 응용에서 이런 잠복 결함은 곧 손실 위험이다. 따라서 어떤 배분 설계가 어떤 조건에서 이런 결함을 만들고, 최소한의 수정으로 언제 해소되는지를 규명하는 일에는 실용적 요구가 있다.</w:t>
+      </w:r>
+    </w:p>
+    <w:p>
+      <w:pPr>
+        <w:pStyle w:val="BodyText"/>
+      </w:pPr>
+      <w:r>
+        <w:t xml:space="preserve">이에 따라 본 연구의 대상은 특정 게임이 아니라, 구조적 기여도 배분이 남기는 측정 가능한 문제의 진단과 그 문제를 해소하는 최소 수정의 임계 조건 규명이다. 표 기반 강화학습은 함수근사의 블랙박스 효과 없이 학습 동역학을 단일변수로 통제하고 관찰할 수 있으므로, 검증 환경으로는 헤즈업 노리밋 홀덤의 순수 tabular Monte-Carlo 학습을 선택한다. 이 선택은 네 가지 성질 때문이다. 첫째, 비용 0 행동(CHECK)이 게임 규칙 자체에 내장되어 있어 인위적 삽입이 아니다. 둘째, 보상이 말단에서 크고 확률적으로 실현된다. 셋째, 팟 규모가 에피소드마다 변해 고정 가상비용의 희석(3.2절)까지 시험된다. 넷째, 문제의 발현인 소극적 정책을 착취하는 상대를 두어 그 크기를 측정할 수 있다.</w:t>
+      </w:r>
+    </w:p>
+    <w:p>
+      <w:pPr>
+        <w:pStyle w:val="BodyText"/>
+      </w:pPr>
+      <w:r>
+        <w:t xml:space="preserve">지연 보상(delayed reward)을 한 에피소드 안의 어느 행동에 얼마나 귀속시킬 것인가 하는 기여도 배분(credit assignment; 국내 문헌에 따라</w:t>
       </w:r>
       <w:r>
         <w:t xml:space="preserve"> </w:t>
@@ -156,7 +156,7 @@
         <w:pStyle w:val="BodyText"/>
       </w:pPr>
       <w:r>
-        <w:t xml:space="preserve">본 논문의 기여는 세 가지다. 첫째(진단), 위 현상을 영-기여 흡수(ZCA)로 명명해 toy MDP에서 양방향 순위 왜곡으로 증명하고, 이것이 특정 배분식의 결함이 아니라 기여도-비례 배분 계열 전체의 구조적 성질(기여도 함수가 비용 0 행동에 0을 주는 모든 방식, Lemma 3)임을 보이며(3.1절), 실제 2,048-셀 에이전트에서 Q(CHECK)의 정확한 영-고정점과 그 정책적 결과(턴 결정의 65%를 체크하는 과도하게 소극적인 정책)를 측정한다(4.1절과 4.2절). 둘째(임계 이론과 실증), 비용 0 행동에 가상비용 ε을 부여하면 고정점이 참값 방향으로 풀림을 보이고, 해소에 필요한 임계를 유도하며(3.2절), 실제 시스템에서 1칩은 회복을 재현하지 못하고 부호가 seed에 따라 요동하며(전이구간), 임계를 충분히 넘는 상수 5칩 이상은 전 seed 유효함을 재현한다(4.3절). 이론이 예측한 임계의 존재가 하한의 급격한 전이로 확인된 사례다(임계의 위치까지 예측하는 것은 아니다. 4.9절 첫째 한계 참조. 임계 초과 후 상한은 확장 탐색에서도 검출되지 않았다). 아울러 동일 예산의 표준 MC와 3자 비교로 이 해법의 실용적 가치, 곧 저분산 배분을 보존한 채 문제만 제거함을 분리하고(4.4절), 탐색 강화·낙관적 초기화·일률 벌점의 세 대안이 전부 문제를 해소하지 못함을 통제 비교로 보인다(4.7절). 셋째(정직한 범위 규정), 이 회복이</w:t>
+        <w:t xml:space="preserve">본 논문의 기여는 세 가지다. 첫째(진단), 위 현상을 0-기여 흡수(ZCA)로 명명해 toy MDP에서 양방향 순위 왜곡으로 증명하고, 이것이 특정 배분 설계의 결함이 아니라 기여도-비례 배분 계열 전체의 구조적 성질(기여도 함수가 비용 0 행동에 0을 주는 모든 방식, Lemma 3)임을 보이며(3.1절), 실제 2,048-셀 에이전트에서 Q(CHECK)의 정확한 0-고정점과 그 정책적 결과(턴 결정의 65%를 체크하는 과도하게 소극적인 정책)를 측정한다(4.1절과 4.2절). 둘째(임계 이론과 실증), 비용 0 행동에 가상비용 ε을 부여하면 고정점이 참값 방향으로 풀림을 보이고, 해소에 필요한 임계를 유도하며(3.2절), 실제 시스템에서 1칩은 회복을 재현하지 못하고 부호가 seed에 따라 요동하며(전이구간), 임계를 충분히 넘는 상수 5칩 이상은 전 seed 유효함을 재현한다(4.3절). 이론이 예측한 임계의 존재가 하한의 급격한 전이로 확인된 사례다(임계의 위치까지 예측하는 것은 아니다. 4.9절 첫째 한계 참조. 임계 초과 후 상한은 확장 탐색에서도 검출되지 않았다). 아울러 동일 예산의 표준 MC와 3자 비교로 이 해법의 실용적 가치, 곧 저분산 배분을 보존한 채 문제만 제거함을 분리하고(4.4절), 탐색 강화·낙관적 초기화·일률 벌점의 세 대안이 전부 문제를 해소하지 못함을 통제 비교로 보인다(4.7절). 셋째(정직한 범위 규정), 이 회복이</w:t>
       </w:r>
       <w:r>
         <w:t xml:space="preserve"> </w:t>
@@ -173,7 +173,7 @@
         <w:pStyle w:val="BodyText"/>
       </w:pPr>
       <w:r>
-        <w:t xml:space="preserve">본 논문의 구성은 다음과 같다. II장에서는 관련 연구를 문제 진단 연구의 계보, 기여도 배분 해법, 인접 수정 기법의 세 갈래로 정리한다. III장에서는 toy MDP로 영-기여 흡수를 형식적으로 특성화하고 해소 임계를 유도하며 실험 환경을 명시한다. IV장에서는 실제 에이전트에서의 실측과 해소 실증, 방법론적 부정적 결과와 한계를 보고한다. V장에서는 결론을 맺고 향후 연구를 논의한다.</w:t>
+        <w:t xml:space="preserve">본 논문의 구성은 다음과 같다. II장에서는 관련 연구를 문제 진단 연구의 계보, 기여도 배분 해법, 인접 수정 기법의 세 갈래로 정리한다. III장에서는 toy MDP로 0-기여 흡수를 형식적으로 특성화하고 해소 임계를 유도하며 실험 환경을 명시한다. IV장에서는 실제 에이전트에서의 실측과 해소 실증, 방법론적 부정적 결과와 한계를 보고한다. V장에서는 결론을 맺고 향후 연구를 논의한다.</w:t>
       </w:r>
     </w:p>
     <w:bookmarkEnd w:id="11"/>
@@ -200,7 +200,7 @@
         <w:pStyle w:val="FirstParagraph"/>
       </w:pPr>
       <w:r>
-        <w:t xml:space="preserve">기존 알고리즘의 문제를 명명하고 진단하는 연구는 강화학습에서 확립된 계보를 갖는다. Q-learning의 과대추정 편향 진단[15]은 Double Q-learning[16]이라는 해법으로 이어졌고, 최근에도 primacy bias[17]와 dormant neuron[18]처럼 문제 명명, 진단, 최소 해법으로 이어지는 형식이 반복된다. 본 연구는 같은 형식을 기여도 배분의 영-고정점에 적용한 것이다. 국내에서도 Q-learning 계열의 학습 효율과 안정성을 개선하는 연구가 이어지고 있다[25].</w:t>
+        <w:t xml:space="preserve">기존 알고리즘의 문제를 명명하고 진단하는 연구는 강화학습에서 확립된 계보를 갖는다. Q-learning의 과대추정 편향 진단[15]은 Double Q-learning[16]이라는 해법으로 이어졌고, 최근에도 primacy bias[17]와 dormant neuron[18]처럼 문제 명명, 진단, 최소 해법으로 이어지는 형식이 반복된다. 본 연구는 같은 형식을 기여도 배분의 0-고정점에 적용한 것이다. 국내에서도 Q-learning 계열의 학습 효율과 안정성을 개선하는 연구가 이어지고 있다[25].</w:t>
       </w:r>
     </w:p>
     <w:bookmarkEnd w:id="12"/>
@@ -218,7 +218,7 @@
         <w:pStyle w:val="FirstParagraph"/>
       </w:pPr>
       <w:r>
-        <w:t xml:space="preserve">기여도 배분을 직접 공략하는 해법 연구는 두 축으로 정리된다. 지연 보상을 어느 시점의 행동에 귀속시키는가 하는 시간축(재분배와 조사 연구[5][19])과, 공동 보상을 어느 에이전트에 귀속시키는가 하는 에이전트축(반사실적 기준선[2]과 가치 분해 계열)이다. 국내 문헌에서도 이 문제는 다중 에이전트 맥락의 ’신뢰할당’으로 소개되고[20] 가치 분해 계열 해법의 적용 연구가 이어지고 있으나[21][26], 배분식 자체가 특정 행동 부류에 남기는 문제를 다루는 원저는 저자들이 조사한 범위에서 확인되지 않는다. 본 연구는 여러 방법 중 기여도-비례 계열의 배분식 자체가 발생시키는 문제(failure mode)를 다루며, 최신 조사 연구[19]의 분류에는 본 문제(비용 0 행동의 영-고정점)가 명명되어 있지 않다(해당 조사의 분류 체계 기준).</w:t>
+        <w:t xml:space="preserve">기여도 배분을 직접 공략하는 해법 연구는 두 축으로 정리된다. 지연 보상을 어느 시점의 행동에 귀속시키는가 하는 시간축(재분배와 조사 연구[5][19])과, 공동 보상을 어느 에이전트에 귀속시키는가 하는 에이전트축(반사실적 기준선[2]과 가치 분해 계열)이다. 국내 문헌에서도 이 문제는 다중 에이전트 맥락의 ’신뢰할당’으로 소개되고[20] 가치 분해 계열 해법의 적용 연구가 이어지고 있으나[21][26], 배분식 자체가 특정 행동 부류에 남기는 문제를 다루는 원저는 저자들이 조사한 범위에서 확인되지 않는다. 본 연구는 여러 방법 중 기여도-비례 계열의 배분식 자체가 발생시키는 문제(failure mode)를 다루며, 최신 조사 연구[19]의 분류에는 본 문제(비용 0 행동의 0-고정점)가 명명되어 있지 않다(해당 조사의 분류 체계 기준).</w:t>
       </w:r>
     </w:p>
     <w:bookmarkEnd w:id="13"/>
@@ -245,7 +245,7 @@
         <w:t xml:space="preserve">“비용 0이면 credit 0”</w:t>
       </w:r>
       <w:r>
-        <w:t xml:space="preserve">은 기여 측도를 투자액으로 둘 때의 형식적 대응물이나 진단 방향이 반대다. 같은 직관은 difference rewards[1]와 COMA[2]에도 깔려 있다. RUDDER[5]는 return-equivalent 재분배가 최적 정책을 보존함을 보이는데, 비례배분은 비용 0 행동의 return을 참값과 무관한 상수 0으로 대체하므로 그 보존 정리의 적용 범위 밖이며, ZCA는 그 보장이 미치지 않는 영역에서 발생한다. 해소 측면에서 가상비용은 potential-based reward shaping(PBRS)이 Q-value 초기화와 등가[6][7]인 틀 안에 위치한다. 소극적 행동에 비용을 부과하는 임계 분석으로는 Lazy-MDP[22]가 있고(기본 정책 위임의 양측 임계 정리), 최근에는 삼진 채점의 기권-0 행동이 정책 기울기 학습을 붕괴시키는 법칙과 그 구조적 회피(훈련에서 기권을 제거하고 배포 시 임계 규칙 적용)가 보고되었다[23]. 본 연구의 구별점은 층위다. 설계된 보상 0이 아니라 비례배분 credit 산술이 파생시키는 0을 대상으로, 배분 방식을 보존한 채 학습 중 재가격의 임계를 편향된 MC 추정기의 학습 고정점에서 유도하고 실측으로 검증한다. 가장 가까운 action-penalty[8]는 모든 행동에 일률적이라 선택적이지 않다. 미방문 상태나 낙관적 초기화가 만드는 0의 일시적 흡수[9]는 초기화에 기인하므로, 비례 credit이 구조적으로 0을 재고정하는 본 연구와 기제가 다르다. 단일 seed의 오도 위험은 재현성 문헌[10][11][12]이 확립했으며, 본 연구는 모든 성능 주장을 6개 학습 seed에서 검증하고 단일 seed가 실제로 오도했던 사례를 4.8절에서 보고한다.</w:t>
+        <w:t xml:space="preserve">은 기여 측도를 투자액으로 둘 때의 형식적 대응물이나 진단 방향이 반대다. 같은 직관은 difference rewards[1]와 COMA[2]에도 깔려 있다. RUDDER[5]는 return-equivalent 재분배가 최적 정책을 보존함을 보이는데, 비례배분은 비용 0 행동의 return을 참값과 무관한 상수 0으로 대체하므로 그 보존 정리의 적용 범위 밖이며, ZCA는 그 보장이 미치지 않는 영역에서 발생한다. 해소 측면에서 가상비용은 potential-based reward shaping(PBRS)이 Q-value 초기화와 등가[6][7]인 틀 안에 위치한다. 소극적 행동에 비용을 부과하는 임계 분석으로는 Lazy-MDP[22]가 있고(기본 정책 위임의 양측 임계 정리), 최근에는 삼진 채점의 기권-0 행동이 정책 기울기 학습을 붕괴시키는 법칙과 그 구조적 회피(훈련에서 기권을 제거하고 배포 시 임계 규칙 적용)가 보고되었다[23]. 본 연구의 구별점은 다루는 0의 발생 지점이다. 설계된 보상 0이 아니라 비례배분 credit 산술이 파생시키는 0을 대상으로, 배분 방식을 보존한 채 학습 중 재가격의 임계를 편향된 MC 추정기의 학습 고정점에서 유도하고 실측으로 검증한다. 가장 가까운 action-penalty[8]는 모든 행동에 일률적이라 선택적이지 않다. 미방문 상태나 낙관적 초기화가 만드는 0의 일시적 흡수[9]는 초기화에 기인하므로, 비례 credit이 구조적으로 0을 재고정하는 본 연구와 기제가 다르다. 단일 seed의 오도 위험은 재현성 문헌[10][11][12]이 확립했으며, 본 연구는 모든 성능 주장을 6개 학습 seed에서 검증하고 단일 seed가 실제로 오도했던 사례를 4.8절에서 보고한다.</w:t>
       </w:r>
     </w:p>
     <w:bookmarkEnd w:id="14"/>
@@ -259,13 +259,13 @@
         <w:t xml:space="preserve">III. The Proposed Method: Threshold Virtual Cost</w:t>
       </w:r>
     </w:p>
-    <w:bookmarkStart w:id="16" w:name="영-기여-흡수의-형식적-특성화"/>
+    <w:bookmarkStart w:id="16" w:name="기여-흡수의-형식적-특성화"/>
     <w:p>
       <w:pPr>
         <w:pStyle w:val="Heading3"/>
       </w:pPr>
       <w:r>
-        <w:t xml:space="preserve">3.1 영-기여 흡수의 형식적 특성화</w:t>
+        <w:t xml:space="preserve">3.1 0-기여 흡수의 형식적 특성화</w:t>
       </w:r>
     </w:p>
     <w:p>
@@ -273,7 +273,7 @@
         <w:pStyle w:val="FirstParagraph"/>
       </w:pPr>
       <w:r>
-        <w:t xml:space="preserve">문제 설정(toy MDP)은 다음과 같다. 결정 상태 s에서 행동 a₁을 한 번 선택한다. 각 행동 a₁은 0 이상의 투자액 inv(a₁)를 가지며, 비용 0 행동(CHECK)은 투자액이 0이다. 선택 후 궤적은 투자액 c(양수)인 후속 행동을 포함하고 말단 보상(terminal payoff) P로 끝난다(할인 없음). 행동 a₁의 참값을 다음과 같이 둔다.</w:t>
+        <w:t xml:space="preserve">문제 설정(toy MDP)은 다음과 같다. 결정 상태 s에서 행동 a₁을 한 번 선택한다. 각 행동 a₁은 0 이상의 투자액 inv(a₁)를 가지며, 비용 0 행동(CHECK)은 투자액이 0이다. 선택 후 궤적(trajectory)은 투자액 c(양수)인 후속 행동을 포함하고 말단 보상(terminal payoff) P로 끝나며, 할인율(discount factor) γ는 1로 둔다. 행동 a₁의 참값을 다음과 같이 둔다.</w:t>
       </w:r>
     </w:p>
     <w:p>
@@ -463,7 +463,7 @@
         <w:pStyle w:val="BodyText"/>
       </w:pPr>
       <w:r>
-        <w:t xml:space="preserve">Lemma 2 (영-고정점). 비례배분에서 CHECK의 추정치는 다음과 같다.</w:t>
+        <w:t xml:space="preserve">Lemma 2 (0-고정점). 비례배분에서 CHECK의 추정치는 다음과 같다.</w:t>
       </w:r>
     </w:p>
     <w:p>
@@ -503,7 +503,7 @@
         <w:pStyle w:val="BodyText"/>
       </w:pPr>
       <w:r>
-        <w:t xml:space="preserve">수식 4에서 φ(a)는 행동 a의 기여도를 재는 임의의 함수이고, 분모는 궤적 내 총 기여도이다. 이 꼴의 배분은 φ(a)가 0인 행동에서 수식 3과 동일한 영-고정점을 갖는다. 즉 ZCA는 비용 0 행동의 기여도가 0인 것과 동치다. 투자액을 기여도로 쓰는 경우뿐 아니라 칩과 무관한 공격성 지표(베팅 여부의 1 또는 0)에서도 재현되고, 균등 기여(φ가 상수 1)와 표준 MC(return-equivalent)에서는 발생하지 않는다(수치 검증:</w:t>
+        <w:t xml:space="preserve">수식 4에서 φ(a)는 행동 a의 기여도를 재는 임의의 함수이고, 분모는 궤적 내 총 기여도이다. 이 꼴의 배분은 φ(a)가 0인 행동에서 수식 3과 동일한 0-고정점을 갖는다. 즉 ZCA는 비용 0 행동의 기여도가 0인 것과 동치다. 투자액을 기여도로 쓰는 경우뿐 아니라 칩과 무관한 공격성 지표(베팅 여부의 1 또는 0)에서도 재현되고, 균등 기여(φ가 상수 1)와 표준 MC(return-equivalent)에서는 발생하지 않는다(수치 검증:</w:t>
       </w:r>
       <w:r>
         <w:t xml:space="preserve"> </w:t>
@@ -515,7 +515,7 @@
         <w:t xml:space="preserve">verify_toy_family.py</w:t>
       </w:r>
       <w:r>
-        <w:t xml:space="preserve">). 즉 ZCA는 본 연구가 채택한 특정 배분식의 결함이 아니라, null-player 공리(기여 0이면 배분 0)[3]를 가치 학습 신호로 쓰는 계열 전체의 구조적 취약점이다.</w:t>
+        <w:t xml:space="preserve">). 즉 ZCA는 본 연구가 채택한 특정 배분 설계의 결함이 아니라, null-player 공리(기여 0이면 배분 0)[3]를 가치 학습 신호로 쓰는 계열 전체의 구조적 취약점이다.</w:t>
       </w:r>
     </w:p>
     <w:p>
@@ -598,7 +598,7 @@
         <w:t xml:space="preserve">“1칩은 회복 재현 실패(부호 요동), 5칩 이상 전 seed 유효”</w:t>
       </w:r>
       <w:r>
-        <w:t xml:space="preserve">로 확인된다. 팟 규모 c가 궤적마다 변하는 환경에서는 고정 소액 ε의 비중 ε/(ε+c)가 큰 팟에서 0에 가까워지므로(희석), 임계는 대표 팟 규모 기준으로 설정해야 한다(toy 검증:</w:t>
+        <w:t xml:space="preserve">로 확인된다. 팟 규모 c가 에피소드마다 변하는 환경에서는 고정 소액 ε의 비중 ε/(ε+c)가 큰 팟에서 0에 가까워지므로(희석), 임계는 대표 팟 규모 기준으로 설정해야 한다(toy 검증:</w:t>
       </w:r>
       <w:r>
         <w:t xml:space="preserve"> </w:t>
@@ -650,13 +650,13 @@
         <w:t xml:space="preserve">IV. Experimental Results</w:t>
       </w:r>
     </w:p>
-    <w:bookmarkStart w:id="20" w:name="영-고정점의-실측"/>
+    <w:bookmarkStart w:id="20" w:name="고정점의-실측"/>
     <w:p>
       <w:pPr>
         <w:pStyle w:val="Heading3"/>
       </w:pPr>
       <w:r>
-        <w:t xml:space="preserve">4.1 영-고정점의 실측</w:t>
+        <w:t xml:space="preserve">4.1 0-고정점의 실측</w:t>
       </w:r>
     </w:p>
     <w:p>
@@ -668,13 +668,13 @@
       </w:r>
     </w:p>
     <w:bookmarkEnd w:id="20"/>
-    <w:bookmarkStart w:id="21" w:name="영-고정점의-정책적-결과-소극적-정책"/>
+    <w:bookmarkStart w:id="21" w:name="고정점의-정책적-결과-소극적-정책"/>
     <w:p>
       <w:pPr>
         <w:pStyle w:val="Heading3"/>
       </w:pPr>
       <w:r>
-        <w:t xml:space="preserve">4.2 영-고정점의 정책적 결과: 소극적 정책</w:t>
+        <w:t xml:space="preserve">4.2 0-고정점의 정책적 결과: 소극적 정책</w:t>
       </w:r>
     </w:p>
     <w:p>
@@ -682,7 +682,7 @@
         <w:pStyle w:val="FirstParagraph"/>
       </w:pPr>
       <w:r>
-        <w:t xml:space="preserve">영-고정점의 행동적 결과를 보기 위해 학습된 정책의 행동 분포를 측정하면(20k 게임), 가상비용 없는 정책은 턴 결정의 65%를 체크한다. 공격 행동의 Q가 0 근방(학습 부족)이거나 음수인 셀에서 CHECK의 0이 greedy를 차지하기 때문이다(Theorem 1의 실제 형태). 이 소극적 정책은 그것을 착취하는 상대에게 체계적으로 진다. 무작위 정책(미학습 상대) 대상 성능이 6개 학습 seed 전부에서 음수다(−318±123 mbb/g, 양수 0/6). 무작위 상대조차 이기지 못하는 것은 일반 성능의 문제가 아니라 구조적 문제의 증거다(단순 공격 규칙 기반 정책은 같은 상대에 +11705 mbb/g를 얻는다).</w:t>
+        <w:t xml:space="preserve">0-고정점의 행동적 결과를 보기 위해 학습된 정책의 행동 분포를 측정하면(20k 게임), 가상비용 없는 정책은 턴 결정의 65%를 체크한다. 공격 행동의 Q가 0 근방(학습 부족)이거나 음수인 셀에서 CHECK의 0이 greedy를 차지하기 때문이다(Theorem 1의 실제 형태). 이 소극적 정책은 그것을 착취하는 상대에게 체계적으로 진다. 무작위 정책(미학습 상대) 대상 성능이 6개 학습 seed 전부에서 음수다(−318±123 mbb/g, 양수 0/6). 무작위 상대조차 이기지 못하는 것은 일반 성능의 문제가 아니라 구조적 문제의 증거다(단순 공격 규칙 기반 정책은 같은 상대에 +11705 mbb/g를 얻는다).</w:t>
       </w:r>
     </w:p>
     <w:bookmarkEnd w:id="21"/>
@@ -1197,7 +1197,7 @@
         <w:t xml:space="preserve">“무효”</w:t>
       </w:r>
       <w:r>
-        <w:t xml:space="preserve">를 시사했으나, 6-seed 확장에서 부호 요동(양수 2/6)이 드러났다. 단일 seed의 오도 위험(4.8절)의 추가 사례이며, 셀별 임계 이질성에 의한 전이구간 해석(3.2절)과 정합한다. 둘째, 후속 진단(표준 추상화 플랫폼의 비율 축)은 흡수가 전부 해소된 뒤에도 성능이 회복되지 않는 별도 경로(또 다른 비용 0 행동인 FOLD의 영-고정점)를 확인했으므로, 전이구간 해석에는</w:t>
+        <w:t xml:space="preserve">를 시사했으나, 6개 seed로 확장하자 부호 요동(양수 2/6)이 드러났다. 단일 seed의 오도 위험(4.8절)의 추가 사례이며, 셀마다 임계가 달라 생기는 전이구간이라는 해석(3.2절)과 정합한다. 둘째, 후속 진단(표준 추상화 플랫폼의 비율 축)은 흡수가 전부 해소된 뒤에도 성능이 회복되지 않는 별도 경로(또 다른 비용 0 행동인 FOLD의 0-고정점)를 확인했으므로, 전이구간 해석에는</w:t>
       </w:r>
       <w:r>
         <w:t xml:space="preserve"> </w:t>
@@ -1215,23 +1215,23 @@
         <w:t xml:space="preserve">“성능 회복 문턱”</w:t>
       </w:r>
       <w:r>
-        <w:t xml:space="preserve">의 분리 가능성에 유의해야 한다(4.5절). 본 표의 셀별 임계 해석은 그 한도 내의 추정이다. 아울러 상수 20칩과 60칩의 5/5는 구코드 계열 기준이고, 독립 재현 계열(재작성 코드, 5-seed)에서는 각각 4/5(각 1개 seed 음수)였다.</w:t>
-      </w:r>
-    </w:p>
-    <w:p>
-      <w:pPr>
-        <w:pStyle w:val="BodyText"/>
-      </w:pPr>
-      <w:r>
-        <w:t xml:space="preserve">핵심 대비는 Welch t 검정에서 모두 유의하다. 가상비용 없음 대 상수 5칩은 t 값 7.36, 가상비용 없음 대 체크시점 30%는 t 값 7.18, 일률 벌점 대 선택적 5칩은 t 값 7.97로, 모두 p &lt; .001이다. 검정은 독립 재현 계열(5-seed, 재현 가능한 CSV 기준)에서 수행한 것으로, 본문 수치(구코드 계열의 5개에서 6개 seed)와 계열이 다름을 명시한다.</w:t>
-      </w:r>
-    </w:p>
-    <w:p>
-      <w:pPr>
-        <w:pStyle w:val="BodyText"/>
-      </w:pPr>
-      <w:r>
-        <w:t xml:space="preserve">행동 수준에서 임계 초과 가상비용은 소극적 정책을 정확히 뒤집는다. 턴 결정의 65%를 체크하던 정책이 턴 소액 베팅 65%로 바뀌고, 승률은 51.8%에서 54.5%로, 승리 핸드 평균 수익은 +19.9칩에서 +25.3칩으로 오른다. 즉 Q(CHECK)가 참값의 부호를 반영한 음수 값을 학습하자(무작위 상대에게 턴 체크는 밸류 벳과 폴드 유도로 얻을 수익을 포기하는 선택이라 참값이 음수) greedy가 베팅으로 전환한 것이다. 회복이 결정시점 상수 비용(fixed-K)에서 재현되므로 사후정보(최종 팟 사용) 가설은 배제되고, 이론(결정시점 상수 ε)과 정확히 대응한다.</w:t>
+        <w:t xml:space="preserve">의 분리 가능성에 유의해야 한다(4.5절). 본 표의 셀별 임계 해석은 그 한도 내의 추정이다. 아울러 상수 20칩과 60칩의 5/5는 기존 구현 계열 기준이고, 독립 재현 계열(재작성 코드, seed 5개)에서는 각각 4/5(각 1개 seed 음수)였다.</w:t>
+      </w:r>
+    </w:p>
+    <w:p>
+      <w:pPr>
+        <w:pStyle w:val="BodyText"/>
+      </w:pPr>
+      <w:r>
+        <w:t xml:space="preserve">핵심 대비는 Welch t 검정에서 모두 유의하다. 가상비용 없음 대 상수 5칩은 t 값 7.36, 가상비용 없음 대 체크 시점 팟 30% 조건은 t 값 7.18, 일률 벌점 대 선택적 5칩은 t 값 7.97로, 모두 p &lt; .001이다. 검정은 독립 재현 계열(seed 5개, 재현 가능한 CSV 기준)에서 수행한 것으로, 본문 수치(기존 구현 계열, seed 5개에서 6개)와 계열이 다름을 명시한다.</w:t>
+      </w:r>
+    </w:p>
+    <w:p>
+      <w:pPr>
+        <w:pStyle w:val="BodyText"/>
+      </w:pPr>
+      <w:r>
+        <w:t xml:space="preserve">행동 수준에서 임계를 초과하는 가상비용은 소극적 정책을 정확히 뒤집는다. 턴 결정의 65%를 체크하던 정책이 턴 소액 베팅 65%로 바뀌고, 승률은 51.8%에서 54.5%로, 승리 핸드 평균 수익은 +19.9칩에서 +25.3칩으로 오른다. 즉 Q(CHECK)가 참값의 부호를 반영한 음수 값을 학습하자(무작위 상대에게 턴 체크는 밸류 벳과 폴드 유도로 얻을 수익을 포기하는 선택이라 참값이 음수) greedy가 베팅으로 전환한 것이다. 회복이 결정시점 상수 비용(fixed-K)에서 재현되므로 사후정보(최종 팟 사용) 가설은 배제되고, 이론(결정시점 상수 ε)과 정확히 대응한다.</w:t>
       </w:r>
     </w:p>
     <w:bookmarkEnd w:id="22"/>
@@ -1252,7 +1252,7 @@
         <w:t xml:space="preserve">“비례배분이 문제를 만드니 처음부터 표준 MC를 쓰면 된다”</w:t>
       </w:r>
       <w:r>
-        <w:t xml:space="preserve">는 자연스러운 반박을 동일 조건 3자 비교로 검증하였다(single-TAG, 에피소드 200만, seed 5개). 표준 MC(PURE)는 vs TAG +115±25, vs 무작위 −312±91(양수 0/5)로 양 지표 모두 열세다. 비례배분에 임계 비용을 더한 조건(+909 / +1230에서 +1546)에 비해 크게 낮다. 학습 곡선은 그 원인이 학습 속도가 아니라 안정성임을 보여준다. 표준 MC는 학습 중반까지 비례배분과 대등한 성능(vs TAG 약 +900)을 보이다가 탐색 온도가 낮아지는 후반(약 140만 에피소드)에 붕괴한다(고분산 MC의 알려진 불안정). 비례배분 계열은 가상비용 유무와 무관하게 붕괴하지 않는다. 즉 비례배분은 저분산으로 후반 안정성을 얻는 대신 ZCA를 남기며, 임계 가상비용이 그 문제만 해소한다. 세 방식 중</w:t>
+        <w:t xml:space="preserve">는 자연스러운 반박을 동일 조건 3자 비교로 검증하였다(TAG 단일 상대, 에피소드 200만, seed 5개). 표준 MC(PURE)는 vs TAG +115±25, vs 무작위 −312±91(양수 0/5)로 양 지표 모두 열세다. 비례배분에 임계 비용을 더한 조건(+909 / +1230에서 +1546)에 비해 크게 낮다. 학습 곡선은 그 원인이 학습 속도가 아니라 안정성임을 보여준다. 표준 MC는 학습 중반까지 비례배분과 대등한 성능(vs TAG 약 +900)을 보이다가 탐색 온도가 낮아지는 후반(약 140만 에피소드)에 붕괴한다(고분산 MC의 알려진 불안정). 비례배분 계열은 가상비용 유무와 무관하게 붕괴하지 않는다. 즉 비례배분은 저분산으로 후반 안정성을 얻는 대신 ZCA를 남기며, 임계 가상비용이 그 문제만 해소한다. 세 방식 중</w:t>
       </w:r>
       <w:r>
         <w:t xml:space="preserve"> </w:t>
@@ -1282,7 +1282,7 @@
         <w:pStyle w:val="FirstParagraph"/>
       </w:pPr>
       <w:r>
-        <w:t xml:space="preserve">본 연구의 임계 조건이 직접 지배하는 것은 흡수의 해소, 곧 greedy가 가짜 0에 고정된 행동 대신 최적 행동을 선택하게 되는 것이다. 후속 진단(표준 추상화 플랫폼)에서 흡수가 전부 해소된 뒤에도 성능이 회복되지 않는 사례가 확인되었는데, 그 원인은 동일 배분식 안의 또 다른 비용 0 행동(FOLD)의 영-고정점이었다. Lemma 2의 설정이 예측하는 두 번째 사례이며, 성능 회복은 흡수 해소에 더해 이 잔여 문제와 학습 분포 요인이 함께 결정한다. 따라서 본 장의 용량-반응(dose-response)은</w:t>
+        <w:t xml:space="preserve">본 연구의 임계 조건이 직접 지배하는 것은 흡수의 해소, 곧 greedy가 가짜 0에 고정된 행동 대신 최적 행동을 선택하게 되는 것이다. 후속 진단(표준 추상화 플랫폼)에서 흡수가 전부 해소된 뒤에도 성능이 회복되지 않는 사례가 확인되었는데, 그 원인은 동일 배분식 안의 또 다른 비용 0 행동(FOLD)의 0-고정점이었다. Lemma 2의 설정이 예측하는 두 번째 사례이며, 성능 회복은 흡수 해소에 더해 이 잔여 문제와 학습 분포 요인이 함께 결정한다. 따라서 본 장의 용량-반응(dose-response)은</w:t>
       </w:r>
       <w:r>
         <w:t xml:space="preserve"> </w:t>
@@ -1309,7 +1309,7 @@
         <w:pStyle w:val="FirstParagraph"/>
       </w:pPr>
       <w:r>
-        <w:t xml:space="preserve">비용을 사전에 고정하고(체크시점 팟 30%) 학습에 쓰지 않은 4종 상대로 검증하였다(문제를 착취하던 무작위 상대는 참조로 표 3에 함께 제시한다). 표 3은 홀드아웃 상대별로 가상비용 부여 전후의 성능 변화량을 정리한 것으로, 이득은 상대 의존적이다.</w:t>
+        <w:t xml:space="preserve">비용을 사전에 고정하고(체크 시점에 팟의 30%를 부여) 학습에 쓰지 않은 4종 상대로 검증하였다(문제를 착취하던 무작위 상대는 참조로 표 3에 함께 제시한다). 표 3은 홀드아웃 상대별로 가상비용 부여 전후의 성능 변화량을 정리한 것으로, 이득은 상대 의존적이다.</w:t>
       </w:r>
     </w:p>
     <w:p>
@@ -1669,7 +1669,7 @@
         <w:t xml:space="preserve"> </w:t>
       </w:r>
       <w:r>
-        <w:t xml:space="preserve">“영-고정점이 만든 소극적 정책의 해소, 곧 그 문제를 착취하던 상대에 대한 회복”</w:t>
+        <w:t xml:space="preserve">“0-고정점이 만든 소극적 정책의 해소, 곧 그 문제를 착취하던 상대에 대한 회복”</w:t>
       </w:r>
       <w:r>
         <w:t xml:space="preserve">이다. 또한 효과는 단일 상대(TAG) 학습에 한정된다. 5종 상대 순환·혼합 학습에서는 같은 가상비용으로 무작위 상대 성능이 회복되지 않았다(−112와 −159). 학습 분포 내 성능(vs TAG)은 모든 조건에서 +849에서 +952 사이로 보존된다.</w:t>
@@ -2127,7 +2127,7 @@
         <w:pStyle w:val="BodyText"/>
       </w:pPr>
       <w:r>
-        <w:t xml:space="preserve">표 4의 선택적 가상비용에 5칩을 쓴 것은 두 기준에 따른다. 일률 벌점과 크기를 일치시켜 선택성만을 분리하는 값이면서, 임계를 넘는 최소 유효 용량이라는 보수적 대푯값이다. 더 높은 수치의 조건(체크시점 팟 30%는 +1546±535에 6/6, 상수 20칩은 +1659±825에 5/5)으로 바꿔도 결론은 불변하며, 조건 간 순위는 표준편차 중첩 때문에 주장하지 않는다(표 2).</w:t>
+        <w:t xml:space="preserve">표 4의 선택적 가상비용에 5칩을 쓴 것은 두 기준에 따른다. 일률 벌점과 크기를 일치시켜 선택성만을 분리하는 값이면서, 임계를 넘는 최소 유효 용량이라는 보수적 대푯값이다. 더 높은 수치의 조건(체크 시점에 팟의 30%를 부여하는 조건은 +1546±535에 6/6, 상수 20칩은 +1659±825에 5/5)으로 바꿔도 결론은 불변하며, 조건 간 순위는 표준편차 중첩 때문에 주장하지 않는다(표 2).</w:t>
       </w:r>
     </w:p>
     <w:p>
@@ -2171,7 +2171,7 @@
         <w:t xml:space="preserve">“1칩 가상비용이 분포 외 일반화의 필요조건”</w:t>
       </w:r>
       <w:r>
-        <w:t xml:space="preserve">이라는 허위 신호를 만들었으며, 폴백 격리 실행(원본 수치 완전 재현)과 제거 재실행(효과 소멸)으로 인공물임을 확정하고 폐기하였다. 단일 seed의 오도 위험을 경고한 재현성 문헌[10][11][12]과 정합하는 사례다. 본 논문의 모든 수치는 폴백 제거 후의 것이며, 나아가 가상비용을 실투자 핸드에만 적용하는 격리 실험으로 4.3절과 4.6절의 회복이 폴백 유사 신호가 아니라 CHECK credit 경로임을 확인했다(실투자-한정 +1245에 5/5로, 전체 적용 +1546과 근사; 폴백-신호-한정은 +206에 고분산). 아울러 결론을 지탱하는 핵심 실험들은 독립 재작성 코드로 145회 재현되어 주요 조건별 기준 수치가 전부 유지되었다(상수 20칩과 60칩은 5/5에서 독립 재현 계열 4/5로의 경계 편차, seed 요동 범위).</w:t>
+        <w:t xml:space="preserve">이라는 허위 신호를 만들었으며, 폴백만 격리해 실행하면 원본 수치가 그대로 재현되고 제거한 뒤 다시 실행하면 효과가 사라짐을 확인하여, 인공물로 확정하고 폐기하였다. 단일 seed의 오도 위험을 경고한 재현성 문헌[10][11][12]과 정합하는 사례다. 본 논문의 모든 수치는 폴백 제거 후의 것이며, 나아가 가상비용을 실투자 핸드에만 적용하는 격리 실험으로 4.3절과 4.6절의 회복이 폴백 유사 신호가 아니라 CHECK credit 경로임을 확인했다(실투자 핸드에만 적용해도 +1245에 양수 5/5로 전체 적용의 +1546과 비슷했고, 폴백 신호에만 한정하면 +206에 분산이 컸다). 아울러 결론을 지탱하는 핵심 실험들은 독립 재작성 코드로 145회 재현되어 주요 조건별 기준 수치가 전부 유지되었다(상수 20칩과 60칩은 5/5에서 독립 재현 계열 4/5로의 경계 편차, seed 요동 범위).</w:t>
       </w:r>
     </w:p>
     <w:bookmarkEnd w:id="27"/>
@@ -2189,7 +2189,7 @@
         <w:pStyle w:val="FirstParagraph"/>
       </w:pPr>
       <w:r>
-        <w:t xml:space="preserve">본 연구의 한계는 네 가지다. 첫째, 임계의 정확한 위치는 미확정이다. 전이구간(팟-비례 8%에서 15%, 상수 1칩 부근)은 seed 요동이 크며(1칩의 6-seed 평균 −117에 양수 2/6), 본 연구는</w:t>
+        <w:t xml:space="preserve">본 연구의 한계는 네 가지다. 첫째, 임계의 정확한 위치는 미확정이다. 전이구간(팟-비례 8%에서 15%, 상수 1칩 부근)은 seed 요동이 크며(1칩은 6개 seed 평균 −117에 양수 2/6), 본 연구는</w:t>
       </w:r>
       <w:r>
         <w:t xml:space="preserve"> </w:t>
@@ -2217,7 +2217,7 @@
         <w:pStyle w:val="FirstParagraph"/>
       </w:pPr>
       <w:r>
-        <w:t xml:space="preserve">비례배분 기여도는 비용 0 행동에 구조적 영-고정점(ZCA)을 남기고, 이는 행동 순위를 양방향으로 왜곡하며(흡수와 은폐), 낙관적 초기화의 일시적 0-선호와 달리 방문으로 해소되지 않는다. 이상을 toy MDP에서 증명하고, 실제 2,048-셀 에이전트에서 Q(CHECK)의 정확한 0 붕괴와 그 결과인 과도하게 소극적인 정책(턴 체크 65%)으로 실측하였다. 유도한 임계 조건의 예측은 비대칭 용량-반응으로 확인되었다. 하한은 급격한 전이를 보였고, 임계 초과 후 상한은 검출되지 않았다. 가상비용이 없으면 전 seed 음수(0/6), 1칩은 부호가 요동하는 전이구간(2/6), 상수 5칩 이상이면 소극적 정책이 풀리고(턴 소액 베팅 65%로 전환) 문제를 착취하던 미학습 상대에 대한 성능이 학습 seed 전반에서 회복된다(5/5와 6/6 양수). 확인된 것은 임계의 존재이며 위치의 예측이 아니다(4.9절). 사후정보 가설, 구현 인공물 가설, 평가 순환성 가설은 각각 결정시점 상수 비용, 격리 실험, 사전 고정 홀드아웃으로 배제하였고,</w:t>
+        <w:t xml:space="preserve">비례배분 기여도는 비용 0 행동에 구조적 0-고정점(ZCA)을 남기고, 이는 행동 순위를 양방향으로 왜곡하며(흡수와 은폐), 낙관적 초기화의 일시적 0-선호와 달리 방문으로 해소되지 않는다. 이상을 toy MDP에서 증명하고, 실제 2,048-셀 에이전트에서 Q(CHECK)의 정확한 0 고정과 그 결과인 과도하게 소극적인 정책(턴 체크 65%)으로 실측하였다. 유도한 임계 조건의 예측은 비대칭 용량-반응으로 확인되었다. 하한은 급격한 전이를 보였고, 임계 초과 후 상한은 검출되지 않았다. 가상비용이 없으면 전 seed 음수(0/6), 1칩은 부호가 요동하는 전이구간(2/6), 상수 5칩 이상이면 소극적 정책이 풀리고(턴 소액 베팅 65%로 전환) 문제를 착취하던 미학습 상대에 대한 성능이 학습 seed 전반에서 회복된다(5/5와 6/6 양수). 확인된 것은 임계의 존재이며 위치의 예측이 아니다(4.9절). 사후정보 가설, 구현 인공물 가설, 평가 순환성 가설은 각각 결정시점 상수 비용, 격리 실험, 사전에 고정한 홀드아웃 검증으로 배제하였고,</w:t>
       </w:r>
       <w:r>
         <w:t xml:space="preserve"> </w:t>
@@ -2226,7 +2226,7 @@
         <w:t xml:space="preserve">“표준 MC를 쓰면 된다”</w:t>
       </w:r>
       <w:r>
-        <w:t xml:space="preserve">는 대안은 동일 예산 3자 비교(양 지표 열세)로 기각하였다. 동시에 이 회복이 일반화가 아니라 상대 의존적 플레이 성향 변화임을, 콜링스테이션 상대의 소폭 손해까지 포함해 정직하게 보고하였다. 본 사례연구의 가치는 구조적 기여도 배분의 문제를 증명하고 측정하며, 해법의 작동 조건(임계)을 이론과 실험의 대응으로 규명하고, 그 한계를 부정적 결과와 함께 드러낸 데 있다.</w:t>
+        <w:t xml:space="preserve">는 대안은 동일 예산의 3자 비교에서 두 지표 모두 열세임을 보여 기각하였다. 동시에 이 회복이 일반화가 아니라 상대 의존적 플레이 성향 변화임을, 콜링스테이션 상대의 소폭 손해까지 포함해 정직하게 보고하였다. 본 사례연구의 가치는 구조적 기여도 배분의 문제를 증명하고 측정하며, 해법의 작동 조건(임계)을 이론과 실험의 대응으로 규명하고, 그 한계를 부정적 결과와 함께 드러낸 데 있다.</w:t>
       </w:r>
     </w:p>
     <w:p>

--- a/zca_theory/zca_vic_논문초안_v4.docx
+++ b/zca_theory/zca_vic_논문초안_v4.docx
@@ -2,13 +2,13 @@
 <file path=word/document.xml><?xml version="1.0" encoding="utf-8"?>
 <w:document xmlns:w="http://schemas.openxmlformats.org/wordprocessingml/2006/main" xmlns:m="http://schemas.openxmlformats.org/officeDocument/2006/math" xmlns:r="http://schemas.openxmlformats.org/officeDocument/2006/relationships" xmlns:o="urn:schemas-microsoft-com:office:office" xmlns:v="urn:schemas-microsoft-com:vml" xmlns:w10="urn:schemas-microsoft-com:office:word" xmlns:a="http://schemas.openxmlformats.org/drawingml/2006/main" xmlns:pic="http://schemas.openxmlformats.org/drawingml/2006/picture" xmlns:wp="http://schemas.openxmlformats.org/drawingml/2006/wordprocessingDrawing">
   <w:body>
-    <w:bookmarkStart w:id="33" w:name="X28a832749f9ffb03c689e25bf2f0686ca7fa2db"/>
+    <w:bookmarkStart w:id="33" w:name="X2a439f31d2af0240382f546b53d67ff364b075f"/>
     <w:p>
       <w:pPr>
         <w:pStyle w:val="Heading1"/>
       </w:pPr>
       <w:r>
-        <w:t xml:space="preserve">비례배분 기여도의 0-기여 흡수(Zero-Credit Absorption)와 임계 가상비용에 의한 해소: tabular Monte-Carlo 헤즈업 홀덤 학습의 사례연구</w:t>
+        <w:t xml:space="preserve">비례배분 강화학습의 0-기여 흡수 문제 해소를 위한 임계 가상비용 기반 학습 방법 연구</w:t>
       </w:r>
     </w:p>
     <w:p>
@@ -16,7 +16,7 @@
         <w:pStyle w:val="FirstParagraph"/>
       </w:pPr>
       <w:r>
-        <w:t xml:space="preserve">Zero-Credit Absorption under Proportional Credit Assignment and Its Resolution by a Threshold Virtual Cost: A Case Study in Tabular Monte-Carlo Heads-up Hold’em Learning</w:t>
+        <w:t xml:space="preserve">A Study on a Threshold Virtual Cost Based Learning Method for Resolving the Zero-Credit Absorption Problem in Reinforcement Learning with Proportional Credit Assignment</w:t>
       </w:r>
     </w:p>
     <w:p>

--- a/zca_theory/zca_vic_논문초안_v4.docx
+++ b/zca_theory/zca_vic_논문초안_v4.docx
@@ -2,13 +2,13 @@
 <file path=word/document.xml><?xml version="1.0" encoding="utf-8"?>
 <w:document xmlns:w="http://schemas.openxmlformats.org/wordprocessingml/2006/main" xmlns:m="http://schemas.openxmlformats.org/officeDocument/2006/math" xmlns:r="http://schemas.openxmlformats.org/officeDocument/2006/relationships" xmlns:o="urn:schemas-microsoft-com:office:office" xmlns:v="urn:schemas-microsoft-com:vml" xmlns:w10="urn:schemas-microsoft-com:office:word" xmlns:a="http://schemas.openxmlformats.org/drawingml/2006/main" xmlns:pic="http://schemas.openxmlformats.org/drawingml/2006/picture" xmlns:wp="http://schemas.openxmlformats.org/drawingml/2006/wordprocessingDrawing">
   <w:body>
-    <w:bookmarkStart w:id="33" w:name="X2a439f31d2af0240382f546b53d67ff364b075f"/>
+    <w:bookmarkStart w:id="33" w:name="Xd18ce7bd65f911038ee83f3cb5499b3c9cc5ef2"/>
     <w:p>
       <w:pPr>
         <w:pStyle w:val="Heading1"/>
       </w:pPr>
       <w:r>
-        <w:t xml:space="preserve">비례배분 강화학습의 0-기여 흡수 문제 해소를 위한 임계 가상비용 기반 학습 방법 연구</w:t>
+        <w:t xml:space="preserve">비례배분 강화학습의 0-credit 흡수 문제 해소를 위한 임계 가상비용 기반 학습 방법 연구</w:t>
       </w:r>
     </w:p>
     <w:p>
@@ -74,15 +74,15 @@
         <w:pStyle w:val="FirstParagraph"/>
       </w:pPr>
       <w:r>
-        <w:t xml:space="preserve">표 기반 Monte-Carlo(MC) 제어에서 말단 보상을 각 행동에 그 행동의 투자액 비율로 배분하는 비례배분(proportional) 기여도 정형화는 분산을 줄이는 합리적 선택이지만, 비용 0 행동(예: CHECK)의 credit이 매 에피소드 정확히 0이 되어, 학습을 반복해도 가치 추정이 되돌아가는 값(고정점)이 참값과 무관하게 0이 되는 구조적 문제, 곧 0-기여 흡수(Zero-Credit Absorption, ZCA)를 남긴다. 본 연구는 이를 세 단계로 다룬다. 이론 단계에서는 최소 toy MDP에서 0-고정점과 그로 인한 양방향 순위 왜곡(참값이 음수인 체크의 과대평가인 흡수, 참값이 양수인 체크의 과소평가인 은폐)을 증명하고, 이 문제가 특정 배분 설계가 아니라 기여도 0인 행동에 credit 0을 주는 비례 배분 계열 전체의 구조적 성질임을 보이며, 낙관적 초기화(optimistic initialization)의 일시적 흡수와 질적으로 구별하고(영구적이며 고정점이 참값과 다름), 해소에 필요한 임계 가상비용을 유도한다. 실측 단계에서는 2,048-셀 헤즈업 홀덤 에이전트에서 Q(CHECK)가 모든 셀에서 정확히 0에 고정됨을 관측하고(표준 MC는 −73에서 +120칩까지 분포), 그 정책적 결과가 턴(제3 베팅 라운드) 결정의 65%를 체크하는 과도하게 소극적인 정책임을 행동 수준에서 보인다. 해소 실증 단계에서는 가상비용의 크기를 단일변수로 바꿔 가며 임계를 확인한다. 1칩은 회복을 재현하지 못하고 학습 seed에 따라 부호가 요동하지만(6개 seed 평균 −117 mbb/g, 양수 2/6), 임계를 넘는 상수 5칩 이상이면 소극적 정책이 풀리고(턴 소액 베팅 65%로 전환), 이 문제를 착취하던 미학습 상대(무작위 정책)에게 전 seed 음수였던 성능이 전 seed 양수로 돌아선다(상수 5칩에서 평균 +1230 mbb/g). 끝으로 이 효과가 일반화가 아님을 정직하게 보고한다. 사전 고정한 비용으로 4종 홀드아웃 상대에 대해 검증한 결과 이득은 상대 의존적이며(콜링스테이션 상대는 소폭 손해), 효과는 단일 상대 학습 구성에 한정된다.</w:t>
-      </w:r>
-    </w:p>
-    <w:p>
-      <w:pPr>
-        <w:pStyle w:val="BodyText"/>
-      </w:pPr>
-      <w:r>
-        <w:t xml:space="preserve">▸주제어: 강화학습, Monte-Carlo 제어, 기여도 배분, 보상 형성, 0-기여 흡수, 고정점, tabular Q-learning, 헤즈업 노리밋 홀덤</w:t>
+        <w:t xml:space="preserve">표 기반 Monte-Carlo(MC) 제어에서 말단 보상을 각 행동에 그 행동의 투자액 비율로 배분하는 비례배분(proportional) 기여도 정형화는 분산을 줄이는 합리적 선택이지만, 비용 0 행동(예: CHECK)의 credit이 매 에피소드 정확히 0이 되어, 학습을 반복해도 가치 추정이 되돌아가는 값(고정점)이 참값과 무관하게 0이 되는 구조적 문제, 곧 0-credit 흡수(Zero-Credit Absorption, ZCA)를 남긴다. 본 연구는 이를 세 단계로 다룬다. 이론 단계에서는 최소 toy MDP에서 0-고정점과 그로 인한 양방향 순위 왜곡(참값이 음수인 체크의 과대평가인 흡수, 참값이 양수인 체크의 과소평가인 은폐)을 증명하고, 이 문제가 특정 배분 설계가 아니라 기여도 0인 행동에 credit 0을 주는 비례 배분 계열 전체의 구조적 성질임을 보이며, 낙관적 초기화(optimistic initialization)의 일시적 흡수와 질적으로 구별하고(영구적이며 고정점이 참값과 다름), 해소에 필요한 임계 가상비용을 유도한다. 실측 단계에서는 2,048-셀 헤즈업 홀덤 에이전트에서 Q(CHECK)가 모든 셀에서 정확히 0에 고정됨을 관측하고(표준 MC는 −73에서 +120칩까지 분포), 그 정책적 결과가 턴(제3 베팅 라운드) 결정의 65%를 체크하는 과도하게 소극적인 정책임을 행동 수준에서 보인다. 해소 실증 단계에서는 가상비용의 크기를 단일변수로 바꿔 가며 임계를 확인한다. 1칩은 회복을 재현하지 못하고 학습 seed에 따라 부호가 뒤바뀌지만(6개 seed 평균 −117 mbb/g, 양수 2/6), 임계를 넘는 상수 5칩 이상이면 소극적 정책이 풀리고(턴 소액 베팅 65%로 전환), 이 문제를 착취하던 미학습 상대(무작위 정책)에게 전 seed 음수였던 성능이 전 seed 양수로 돌아선다(상수 5칩에서 평균 +1230 mbb/g). 끝으로 이 효과가 일반화가 아님을 정직하게 보고한다. 비용을 실험 전에 미리 정해 두고 학습에 쓰지 않은 4종 상대로 검증한 결과 이득은 상대 의존적이며(베팅에 잘 폴드하지 않는 콜링스테이션 상대는 소폭 손해), 효과는 단일 상대 학습 구성에 한정된다.</w:t>
+      </w:r>
+    </w:p>
+    <w:p>
+      <w:pPr>
+        <w:pStyle w:val="BodyText"/>
+      </w:pPr>
+      <w:r>
+        <w:t xml:space="preserve">▸주제어: 강화학습, Monte-Carlo 제어, 기여도 배분, 보상 형성, 0-credit 흡수, 고정점, tabular Q-learning, 헤즈업 노리밋 홀덤</w:t>
       </w:r>
     </w:p>
     <w:p>
@@ -107,15 +107,15 @@
         <w:pStyle w:val="FirstParagraph"/>
       </w:pPr>
       <w:r>
-        <w:t xml:space="preserve">강화학습은 실시간 광고 입찰[24], 에너지 스케줄링처럼 실물 자원을 다루는 영역에서 활용되고 있다. 이런 환경에는 성과가 마지막에 한 번 실현되는 경우가 있고, 그때 학습 신호는 그 성과를 한 에피소드 안의 행동들에 나누어 귀속시키는 배분 설계를 거친다. 문제는 배분식의 결함이 겉으로 드러나지 않을 수 있다는 데 있다. 본 연구가 다루는 결함은 학습 분포 내 성능 지표를 정상으로 유지한 채 특정 행동 부류의 가치 추정만 왜곡하므로, 통상적인 학습 곡선 점검으로는 발견되지 않고 미학습 분포의 상대를 만나서야 손실로 나타난다. 자원을 실제로 집행하는 응용에서 이런 잠복 결함은 곧 손실 위험이다. 따라서 어떤 배분 설계가 어떤 조건에서 이런 결함을 만들고, 최소한의 수정으로 언제 해소되는지를 규명하는 일에는 실용적 요구가 있다.</w:t>
-      </w:r>
-    </w:p>
-    <w:p>
-      <w:pPr>
-        <w:pStyle w:val="BodyText"/>
-      </w:pPr>
-      <w:r>
-        <w:t xml:space="preserve">이에 따라 본 연구의 대상은 특정 게임이 아니라, 구조적 기여도 배분이 남기는 측정 가능한 문제의 진단과 그 문제를 해소하는 최소 수정의 임계 조건 규명이다. 표 기반 강화학습은 함수근사의 블랙박스 효과 없이 학습 동역학을 단일변수로 통제하고 관찰할 수 있으므로, 검증 환경으로는 헤즈업 노리밋 홀덤의 순수 tabular Monte-Carlo 학습을 선택한다. 이 선택은 네 가지 성질 때문이다. 첫째, 비용 0 행동(CHECK)이 게임 규칙 자체에 내장되어 있어 인위적 삽입이 아니다. 둘째, 보상이 말단에서 크고 확률적으로 실현된다. 셋째, 팟 규모가 에피소드마다 변해 고정 가상비용의 희석(3.2절)까지 시험된다. 넷째, 문제의 발현인 소극적 정책을 착취하는 상대를 두어 그 크기를 측정할 수 있다.</w:t>
+        <w:t xml:space="preserve">강화학습은 실시간 광고 입찰[24], 에너지 스케줄링처럼 실물 자원을 다루는 영역에서 활용되고 있다. 이런 환경에는 성과가 마지막에 한 번 실현되는 경우가 있고, 그때 학습 신호는 그 성과를 한 에피소드 안의 행동들에 나누어 귀속시키는 배분 설계를 거친다. 문제는 배분식의 결함이 겉으로 드러나지 않을 수 있다는 데 있다. 본 연구가 다루는 결함은 학습 분포 내 성능 지표를 정상으로 유지한 채 특정 행동 부류의 가치 추정만 왜곡하므로, 통상적인 학습 곡선 점검으로는 발견되지 않고 미학습 분포의 상대를 만나서야 손실로 나타난다. 자원을 실제로 집행하는 응용에서 이런 잠복 결함은 곧 손실 위험이다. 따라서 어떤 배분 설계가 어떤 조건에서 이런 결함을 만들고, 어떤 선택적 수정으로 언제 해소되는지를 규명하는 일에는 실용적 요구가 있다.</w:t>
+      </w:r>
+    </w:p>
+    <w:p>
+      <w:pPr>
+        <w:pStyle w:val="BodyText"/>
+      </w:pPr>
+      <w:r>
+        <w:t xml:space="preserve">이에 따라 본 연구의 대상은 특정 게임이 아니라, 구조적 기여도 배분이 남기는 측정 가능한 문제의 규명과, 그 문제를 해소하는 선택적 수정의 임계 조건을 밝히는 것이다. 표 기반 강화학습은 함수근사의 블랙박스 효과 없이 학습 동역학을 단일변수로 통제하고 관찰할 수 있으므로, 검증 환경으로는 헤즈업 노리밋 홀덤의 순수 tabular Monte-Carlo 학습을 선택한다. 이 선택은 네 가지 성질 때문이다. 첫째, 비용 0 행동(CHECK)이 게임 규칙 자체에 내장되어 있어 인위적 삽입이 아니다. 둘째, 보상이 말단에서 크고 확률적으로 실현된다. 셋째, 팟 규모가 에피소드마다 변해 고정 가상비용의 희석(3.2절)까지 시험된다. 넷째, 문제의 발현인 소극적 정책을 착취하는 상대를 두어 그 크기를 측정할 수 있다.</w:t>
       </w:r>
     </w:p>
     <w:p>
@@ -156,7 +156,7 @@
         <w:pStyle w:val="BodyText"/>
       </w:pPr>
       <w:r>
-        <w:t xml:space="preserve">본 논문의 기여는 세 가지다. 첫째(진단), 위 현상을 0-기여 흡수(ZCA)로 명명해 toy MDP에서 양방향 순위 왜곡으로 증명하고, 이것이 특정 배분 설계의 결함이 아니라 기여도-비례 배분 계열 전체의 구조적 성질(기여도 함수가 비용 0 행동에 0을 주는 모든 방식, Lemma 3)임을 보이며(3.1절), 실제 2,048-셀 에이전트에서 Q(CHECK)의 정확한 0-고정점과 그 정책적 결과(턴 결정의 65%를 체크하는 과도하게 소극적인 정책)를 측정한다(4.1절과 4.2절). 둘째(임계 이론과 실증), 비용 0 행동에 가상비용 ε을 부여하면 고정점이 참값 방향으로 풀림을 보이고, 해소에 필요한 임계를 유도하며(3.2절), 실제 시스템에서 1칩은 회복을 재현하지 못하고 부호가 seed에 따라 요동하며(전이구간), 임계를 충분히 넘는 상수 5칩 이상은 전 seed 유효함을 재현한다(4.3절). 이론이 예측한 임계의 존재가 하한의 급격한 전이로 확인된 사례다(임계의 위치까지 예측하는 것은 아니다. 4.9절 첫째 한계 참조. 임계 초과 후 상한은 확장 탐색에서도 검출되지 않았다). 아울러 동일 예산의 표준 MC와 3자 비교로 이 해법의 실용적 가치, 곧 저분산 배분을 보존한 채 문제만 제거함을 분리하고(4.4절), 탐색 강화·낙관적 초기화·일률 벌점의 세 대안이 전부 문제를 해소하지 못함을 통제 비교로 보인다(4.7절). 셋째(정직한 범위 규정), 이 회복이</w:t>
+        <w:t xml:space="preserve">본 논문의 기여는 세 가지다. 첫째(규명), 위 현상을 0-credit 흡수(ZCA)로 명명해 toy MDP에서 양방향 순위 왜곡으로 증명하고, 이것이 특정 배분 설계의 결함이 아니라 기여도-비례 배분 계열 전체의 구조적 성질(기여도 함수가 비용 0 행동에 0을 주는 모든 방식, Lemma 3)임을 보이며(3.1절), 실제 2,048-셀 에이전트에서 Q(CHECK)의 정확한 0-고정점과 그 정책적 결과(턴 결정의 65%를 체크하는 과도하게 소극적인 정책)를 측정한다(4.1절과 4.2절). 둘째(임계 이론과 실증), 비용 0 행동에 가상비용 ε을 부여하면 고정점이 참값 방향으로 풀림을 보이고, 해소에 필요한 임계를 유도하며(3.2절), 실제 시스템에서 1칩은 회복을 재현하지 못하고 부호가 seed에 따라 뒤바뀌며(전이구간), 임계를 충분히 넘는 상수 5칩 이상은 전 seed 유효함을 재현한다(4.3절). 이론이 예측한 임계의 존재가 하한의 급격한 전이로 확인된 사례다(임계의 위치까지 예측하는 것은 아니다. 4.9절 첫째 한계 참조. 임계 초과 후 상한은 확장 탐색에서도 검출되지 않았다). 아울러 동일 예산의 표준 MC와 세 방식 비교로 이 해법의 실용적 가치, 곧 저분산 배분을 보존한 채 문제만 제거함을 분리하고(4.4절), 탐색 강화·낙관적 초기화·일률 벌점의 세 대안이 전부 문제를 해소하지 못함을 통제 비교로 보인다(4.7절). 셋째(정직한 범위 규정), 이 회복이</w:t>
       </w:r>
       <w:r>
         <w:t xml:space="preserve"> </w:t>
@@ -165,34 +165,34 @@
         <w:t xml:space="preserve">“일반화”</w:t>
       </w:r>
       <w:r>
-        <w:t xml:space="preserve">가 아니라 문제를 착취하던 상대에 대한 회복임을 사전 고정 비용의 홀드아웃 검증으로 보이고(콜링스테이션 상대는 소폭 손해), 평가 과정에서 발견하고 정정한 구현 인공물(credit 폴백 누수)과 단일 seed의 위험을 방법론적 부정적 결과로 보고한다(4.8절).</w:t>
-      </w:r>
-    </w:p>
-    <w:p>
-      <w:pPr>
-        <w:pStyle w:val="BodyText"/>
-      </w:pPr>
-      <w:r>
-        <w:t xml:space="preserve">본 논문의 구성은 다음과 같다. II장에서는 관련 연구를 문제 진단 연구의 계보, 기여도 배분 해법, 인접 수정 기법의 세 갈래로 정리한다. III장에서는 toy MDP로 0-기여 흡수를 형식적으로 특성화하고 해소 임계를 유도하며 실험 환경을 명시한다. IV장에서는 실제 에이전트에서의 실측과 해소 실증, 방법론적 부정적 결과와 한계를 보고한다. V장에서는 결론을 맺고 향후 연구를 논의한다.</w:t>
+        <w:t xml:space="preserve">가 아니라 문제를 착취하던 상대에 대한 회복임을 보이기 위해, 비용 값을 실험 전에 미리 정해 두고 학습에 쓰지 않은 4종 상대로 평가한다(베팅에 잘 폴드하지 않는 콜링스테이션 상대는 소폭 손해).</w:t>
+      </w:r>
+    </w:p>
+    <w:p>
+      <w:pPr>
+        <w:pStyle w:val="BodyText"/>
+      </w:pPr>
+      <w:r>
+        <w:t xml:space="preserve">본 논문의 구성은 다음과 같다. II장에서는 관련 연구를 문제 규명 연구의 계보, 기여도 배분 해법, 인접 수정 기법의 세 갈래로 정리한다. III장에서는 toy MDP로 0-credit 흡수를 형식적으로 특성화하고 해소 임계를 유도하며 실험 환경을 명시한다. IV장에서는 실제 에이전트에서의 실측과 해소 실증, 방법론적 부정적 결과와 한계를 보고한다. V장에서는 결론을 맺고 향후 연구를 논의한다.</w:t>
       </w:r>
     </w:p>
     <w:bookmarkEnd w:id="11"/>
-    <w:bookmarkStart w:id="15" w:name="ii.-related-works"/>
+    <w:bookmarkStart w:id="15" w:name="ii.-관련-연구"/>
     <w:p>
       <w:pPr>
         <w:pStyle w:val="Heading2"/>
       </w:pPr>
       <w:r>
-        <w:t xml:space="preserve">II. Related Works</w:t>
-      </w:r>
-    </w:p>
-    <w:bookmarkStart w:id="12" w:name="학습-알고리즘의-문제-진단-연구"/>
+        <w:t xml:space="preserve">II. 관련 연구</w:t>
+      </w:r>
+    </w:p>
+    <w:bookmarkStart w:id="12" w:name="학습-알고리즘의-문제-규명-연구"/>
     <w:p>
       <w:pPr>
         <w:pStyle w:val="Heading3"/>
       </w:pPr>
       <w:r>
-        <w:t xml:space="preserve">2.1 학습 알고리즘의 문제 진단 연구</w:t>
+        <w:t xml:space="preserve">2.1 학습 알고리즘의 문제 규명 연구</w:t>
       </w:r>
     </w:p>
     <w:p>
@@ -200,7 +200,7 @@
         <w:pStyle w:val="FirstParagraph"/>
       </w:pPr>
       <w:r>
-        <w:t xml:space="preserve">기존 알고리즘의 문제를 명명하고 진단하는 연구는 강화학습에서 확립된 계보를 갖는다. Q-learning의 과대추정 편향 진단[15]은 Double Q-learning[16]이라는 해법으로 이어졌고, 최근에도 primacy bias[17]와 dormant neuron[18]처럼 문제 명명, 진단, 최소 해법으로 이어지는 형식이 반복된다. 본 연구는 같은 형식을 기여도 배분의 0-고정점에 적용한 것이다. 국내에서도 Q-learning 계열의 학습 효율과 안정성을 개선하는 연구가 이어지고 있다[25].</w:t>
+        <w:t xml:space="preserve">기존 알고리즘의 문제를 명명하고 규명하는 연구는 강화학습에서 확립된 계보를 갖는다. Q-learning의 과대추정 편향 규명[15]은 Double Q-learning[16]이라는 해법으로 이어졌고, 최근에도 primacy bias[17]와 dormant neuron[18]처럼 문제 명명, 규명, 최소 해법으로 이어지는 형식이 반복된다. 본 연구는 같은 형식을 기여도 배분의 0-고정점에 적용한 것이다. 국내에서도 Q-learning 계열의 학습 효율과 안정성을 개선하는 연구가 이어지고 있다[25].</w:t>
       </w:r>
     </w:p>
     <w:bookmarkEnd w:id="12"/>
@@ -218,7 +218,7 @@
         <w:pStyle w:val="FirstParagraph"/>
       </w:pPr>
       <w:r>
-        <w:t xml:space="preserve">기여도 배분을 직접 공략하는 해법 연구는 두 축으로 정리된다. 지연 보상을 어느 시점의 행동에 귀속시키는가 하는 시간축(재분배와 조사 연구[5][19])과, 공동 보상을 어느 에이전트에 귀속시키는가 하는 에이전트축(반사실적 기준선[2]과 가치 분해 계열)이다. 국내 문헌에서도 이 문제는 다중 에이전트 맥락의 ’신뢰할당’으로 소개되고[20] 가치 분해 계열 해법의 적용 연구가 이어지고 있으나[21][26], 배분식 자체가 특정 행동 부류에 남기는 문제를 다루는 원저는 저자들이 조사한 범위에서 확인되지 않는다. 본 연구는 여러 방법 중 기여도-비례 계열의 배분식 자체가 발생시키는 문제(failure mode)를 다루며, 최신 조사 연구[19]의 분류에는 본 문제(비용 0 행동의 0-고정점)가 명명되어 있지 않다(해당 조사의 분류 체계 기준).</w:t>
+        <w:t xml:space="preserve">기여도 배분을 직접 공략하는 해법 연구는 두 축으로 정리된다. 시간축은 지연 보상을 어느 시점의 행동에 귀속시킬 것인가를 다루는 축으로 재분배 계열[5]과 조사 연구[19]가 있고, 에이전트축은 공동 보상을 어느 에이전트에 귀속시킬 것인가를 다루는 축으로 반사실적 기준선[2]과 가치 분해 계열이 있다. 국내 문헌에서도 이 문제는 다중 에이전트 맥락의 ’신뢰할당’으로 소개되고[20] 가치 분해 계열 해법의 적용 연구가 이어지고 있으나[21][26], 배분식 자체가 특정 행동 부류에 남기는 문제를 다루는 연구는 저자들이 조사한 범위에서 확인되지 않는다. 본 연구는 여러 방법 중 기여도-비례 계열의 배분식 자체가 발생시키는 문제(failure mode)를 다루며, 최신 조사 연구[19]의 분류에는 본 문제(비용 0 행동의 0-고정점)가 명명되어 있지 않다(해당 조사의 분류 체계 기준).</w:t>
       </w:r>
     </w:p>
     <w:bookmarkEnd w:id="13"/>
@@ -236,36 +236,27 @@
         <w:pStyle w:val="FirstParagraph"/>
       </w:pPr>
       <w:r>
-        <w:t xml:space="preserve">ZCA를 이루는 구성 요소는 인접 문헌에 모두 존재하나, 본 연구는 그 부호를 뒤집어 같은 구조를 결함으로 진단한다. 협력게임 이론의 Shapley value[3]와 Shapley Q-value[4]는 null-player 공리(한계 기여 0이면 배분 0)를 공정성의 바람직한 성질로 둔다. 본 연구의</w:t>
-      </w:r>
-      <w:r>
-        <w:t xml:space="preserve"> </w:t>
-      </w:r>
-      <w:r>
-        <w:t xml:space="preserve">“비용 0이면 credit 0”</w:t>
-      </w:r>
-      <w:r>
-        <w:t xml:space="preserve">은 기여 측도를 투자액으로 둘 때의 형식적 대응물이나 진단 방향이 반대다. 같은 직관은 difference rewards[1]와 COMA[2]에도 깔려 있다. RUDDER[5]는 return-equivalent 재분배가 최적 정책을 보존함을 보이는데, 비례배분은 비용 0 행동의 return을 참값과 무관한 상수 0으로 대체하므로 그 보존 정리의 적용 범위 밖이며, ZCA는 그 보장이 미치지 않는 영역에서 발생한다. 해소 측면에서 가상비용은 potential-based reward shaping(PBRS)이 Q-value 초기화와 등가[6][7]인 틀 안에 위치한다. 소극적 행동에 비용을 부과하는 임계 분석으로는 Lazy-MDP[22]가 있고(기본 정책 위임의 양측 임계 정리), 최근에는 삼진 채점의 기권-0 행동이 정책 기울기 학습을 붕괴시키는 법칙과 그 구조적 회피(훈련에서 기권을 제거하고 배포 시 임계 규칙 적용)가 보고되었다[23]. 본 연구의 구별점은 다루는 0의 발생 지점이다. 설계된 보상 0이 아니라 비례배분 credit 산술이 파생시키는 0을 대상으로, 배분 방식을 보존한 채 학습 중 재가격의 임계를 편향된 MC 추정기의 학습 고정점에서 유도하고 실측으로 검증한다. 가장 가까운 action-penalty[8]는 모든 행동에 일률적이라 선택적이지 않다. 미방문 상태나 낙관적 초기화가 만드는 0의 일시적 흡수[9]는 초기화에 기인하므로, 비례 credit이 구조적으로 0을 재고정하는 본 연구와 기제가 다르다. 단일 seed의 오도 위험은 재현성 문헌[10][11][12]이 확립했으며, 본 연구는 모든 성능 주장을 6개 학습 seed에서 검증하고 단일 seed가 실제로 오도했던 사례를 4.8절에서 보고한다.</w:t>
+        <w:t xml:space="preserve">ZCA를 이루는 구성 요소는 인접 문헌에 모두 존재한다. 다만 인접 문헌이 공정한 배분의 바람직한 성질로 평가하는 그 구조를, 본 연구는 학습 신호의 결함으로 규명한다. 협력게임 이론의 Shapley value[3]와 Shapley Q-value[4]는 null-player 공리를 공정한 배분의 성질로 둔다. null player는 어느 연합에 넣어 보아도 한계 기여가 실제로 0인 참가자이며, 그런 참가자에게 배분 0을 주는 것은 공리로서 정당하다. 본 연구가 규명하는 문제는 이 공리 자체가 아니라 기여를 재는 측도에 있다. 기여를 투자액으로 재면 투자 없이 발생하는 실제 기여(예: 체크의 전략적 가치)가 보이지 않으므로, null player가 아닌 행동이 null player로 취급된다. 같은 직관이 difference rewards[1]와 COMA[2]의 기저에도 있다. RUDDER[5]는 return-equivalent 재분배가 최적 정책을 보존함을 보이는데, 비례배분은 비용 0 행동의 return을 참값과 무관한 상수 0으로 대체하므로 그 보존 정리의 적용 범위 밖이며, ZCA는 그 보장이 미치지 않는 영역에서 발생한다. 해소 측면에서 가상비용은 potential-based reward shaping(PBRS)이 Q-value 초기화와 등가[6][7]인 틀 안에 위치한다. 소극적 행동에 비용을 부과하는 임계 분석으로는 Lazy-MDP[22]가 있다(기본 정책 위임의 양측 임계 정리). 최근에는 정답·오답·기권의 삼진 채점에서 기권의 보상 0이 정책 기울기 학습을 붕괴시키는 조건이 보고되었다[23]. 그 회피책은 훈련 중에는 기권을 행동에서 제거하고 배포할 때 별도 규칙으로 기권을 되살리는 구조 변경으로, 배분 방식을 보존한 채 학습 신호만 고치는 본 연구와 다르다. 본 연구의 구별점은 다루는 0의 발생 지점이다. 설계된 보상 0이 아니라 비례배분 credit 계산이 만들어 내는 0을 대상으로 하고, 배분 방식을 보존한 채 비용 0 행동의 credit 가격을 학습 중에 다시 매기는 수정(가상비용)이 언제 유효해지는지를, 편향이 있는 MC 추정의 수렴점에서 유도해 실측으로 검증한다. 가장 가까운 action-penalty[8]는 모든 행동에 일률적이라 선택적이지 않다. 미방문 상태나 낙관적 초기화가 만드는 0의 일시적 흡수[9]는 초기화에 기인하므로, 비례 credit이 구조적으로 0을 재고정하는 본 연구와 기제가 다르다. 단일 seed가 잘못된 결론으로 이끌 위험은 재현성 문헌[10][11][12]이 확립했으며, 본 연구는 모든 성능 주장을 6개 학습 seed에서 검증하고 단일 seed가 실제로 잘못된 결론을 만들었던 사례를 4.8절에서 보고한다.</w:t>
       </w:r>
     </w:p>
     <w:bookmarkEnd w:id="14"/>
     <w:bookmarkEnd w:id="15"/>
-    <w:bookmarkStart w:id="19" w:name="Xdb9ce6c240e0bc9b6d3c8e8e2ab3fe1f67cbab5"/>
+    <w:bookmarkStart w:id="19" w:name="iii.-제안-방법-임계-가상비용"/>
     <w:p>
       <w:pPr>
         <w:pStyle w:val="Heading2"/>
       </w:pPr>
       <w:r>
-        <w:t xml:space="preserve">III. The Proposed Method: Threshold Virtual Cost</w:t>
-      </w:r>
-    </w:p>
-    <w:bookmarkStart w:id="16" w:name="기여-흡수의-형식적-특성화"/>
+        <w:t xml:space="preserve">III. 제안 방법: 임계 가상비용</w:t>
+      </w:r>
+    </w:p>
+    <w:bookmarkStart w:id="16" w:name="credit-흡수의-형식적-특성화"/>
     <w:p>
       <w:pPr>
         <w:pStyle w:val="Heading3"/>
       </w:pPr>
       <w:r>
-        <w:t xml:space="preserve">3.1 0-기여 흡수의 형식적 특성화</w:t>
+        <w:t xml:space="preserve">3.1 0-credit 흡수의 형식적 특성화</w:t>
       </w:r>
     </w:p>
     <w:p>
@@ -503,7 +494,7 @@
         <w:pStyle w:val="BodyText"/>
       </w:pPr>
       <w:r>
-        <w:t xml:space="preserve">수식 4에서 φ(a)는 행동 a의 기여도를 재는 임의의 함수이고, 분모는 궤적 내 총 기여도이다. 이 꼴의 배분은 φ(a)가 0인 행동에서 수식 3과 동일한 0-고정점을 갖는다. 즉 ZCA는 비용 0 행동의 기여도가 0인 것과 동치다. 투자액을 기여도로 쓰는 경우뿐 아니라 칩과 무관한 공격성 지표(베팅 여부의 1 또는 0)에서도 재현되고, 균등 기여(φ가 상수 1)와 표준 MC(return-equivalent)에서는 발생하지 않는다(수치 검증:</w:t>
+        <w:t xml:space="preserve">수식 4에서 φ(a)는 행동 a의 기여도를 재는 임의의 함수이고, 분모는 궤적 내 총 기여도이다. 이 꼴의 배분은 φ(a)가 0인 행동에서 수식 3과 동일한 0-고정점을 갖는다. 즉 ZCA는 비용 0 행동의 기여도가 0인 것과 동치다. 기여도를 재는 잣대를 투자액이 아니라 ’베팅을 했으면 1, 하지 않았으면 0’이라는 공격성 지표로 바꿔도 같은 현상이 재현되고, 균등 기여(φ가 상수 1)와 표준 MC(return-equivalent)에서는 발생하지 않는다(수치 검증:</w:t>
       </w:r>
       <w:r>
         <w:t xml:space="preserve"> </w:t>
@@ -573,7 +564,7 @@
         <w:pStyle w:val="BodyText"/>
       </w:pPr>
       <w:r>
-        <w:t xml:space="preserve">수식 5에서 ε은 CHECK에 부여하는 가상 투자액, c는 후속 투자액, μ_C는 체크의 참값이다. 흡수와 은폐 두 모드 공통으로, greedy가 최적 행동을 선택할 필요충분조건은 ε이 다음 임계를 초과하는 것이다.</w:t>
+        <w:t xml:space="preserve">수식 5에서 ε은 CHECK에 부여하는 가상 투자액, c는 후속 투자액, μ_C는 체크의 참값이다. 흡수와 은폐 두 방향 모두에서, greedy가 최적 행동을 선택할 필요충분조건은 ε이 다음 임계를 초과하는 것이다.</w:t>
       </w:r>
     </w:p>
     <w:p>
@@ -589,13 +580,13 @@
         <w:pStyle w:val="BodyText"/>
       </w:pPr>
       <w:r>
-        <w:t xml:space="preserve">수식 6에서 b는 대안 행동(BET)의 투자액, μ_B는 그 참값이며, k는 0과 1 사이의 값이다(두 모드에서 동형이고 수치 검증이 일치한다). 임계 미달이면 Q_vic(CHECK)이 0 근방에 머물러 순위 왜곡이 잔존한다. 이 예측이 IV장에서</w:t>
-      </w:r>
-      <w:r>
-        <w:t xml:space="preserve"> </w:t>
-      </w:r>
-      <w:r>
-        <w:t xml:space="preserve">“1칩은 회복 재현 실패(부호 요동), 5칩 이상 전 seed 유효”</w:t>
+        <w:t xml:space="preserve">수식 6에서 b는 대안 행동(BET)의 투자액, μ_B는 그 참값이며, k는 0과 1 사이의 값이다(두 방향에서 동형이고 수치 검증이 일치한다). 임계 미달이면 Q_vic(CHECK)이 0 근방에 머물러 순위 왜곡이 잔존한다. 이 예측이 IV장에서</w:t>
+      </w:r>
+      <w:r>
+        <w:t xml:space="preserve"> </w:t>
+      </w:r>
+      <w:r>
+        <w:t xml:space="preserve">“1칩은 회복 재현 실패(부호 뒤바뀜), 5칩 이상 전 seed 유효”</w:t>
       </w:r>
       <w:r>
         <w:t xml:space="preserve">로 확인된다. 팟 규모 c가 에피소드마다 변하는 환경에서는 고정 소액 ε의 비중 ε/(ε+c)가 큰 팟에서 0에 가까워지므로(희석), 임계는 대표 팟 규모 기준으로 설정해야 한다(toy 검증:</w:t>
@@ -618,7 +609,19 @@
         <w:pStyle w:val="BodyText"/>
       </w:pPr>
       <w:r>
-        <w:t xml:space="preserve">무정보 수정은 이 순위 왜곡을 풀지 못한다. 결정 시 노이즈는 고정점 0을 바꾸지 못하고, 동률 처리(tie-break)는 엄격한(strict) 부등식(0이 음수보다 큼)에서는 발동하지 않는다. 가상비용과 고정 벌점만 고정점을 옮기며, 가상비용의 고정점만 참값 μ_C에 연동된다(informed).</w:t>
+        <w:t xml:space="preserve">참값 정보를 쓰지 않는 수정은 이 순위 왜곡을 풀지 못한다. 결정 시 노이즈는 고정점 0을 바꾸지 못하고, 동률 처리(tie-break)는 엄격한(strict) 부등식(0이 음수보다 큼)에서는 발동하지 않는다. 가상비용과 고정 벌점만 고정점을 옮기며, 가상비용의 고정점만 참값 μ_C에 연동된다(informed; 수치 검증:</w:t>
+      </w:r>
+      <w:r>
+        <w:t xml:space="preserve"> </w:t>
+      </w:r>
+      <w:r>
+        <w:rPr>
+          <w:rStyle w:val="VerbatimChar"/>
+        </w:rPr>
+        <w:t xml:space="preserve">verify_toy_breakers.py</w:t>
+      </w:r>
+      <w:r>
+        <w:t xml:space="preserve">).</w:t>
       </w:r>
     </w:p>
     <w:bookmarkEnd w:id="17"/>
@@ -636,18 +639,18 @@
         <w:pStyle w:val="FirstParagraph"/>
       </w:pPr>
       <w:r>
-        <w:t xml:space="preserve">실제 환경의 상태 추상화는 라운드(프리플랍·플랍·턴·리버), 포지션, 핸드 버킷, 직전 행동의 곱으로 2,048개 결정 상태(셀)를 두고, 행동은 8개다. 탐색은 softmax(온도 감쇠), 학습량은 에피소드 200만, 학습 상대는 TAG(타이트-공격 규칙 기반 정책) 단일이다. 블라인드는 1칩과 2칩, 시작 스택은 200칩(100 빅블라인드)이며, 성능 단위는 mbb/g(1000분의 1 빅블라인드/게임, payoff에 500을 곱한 값)다. 평가는 게임 10만 회씩 5회(평가 seed 고정)를 greedy 정책으로 수행하고, 성능 주장은 학습 seed 6개(1부터 5까지, 그리고 42)에서 검증한다. 구현은 Python 3.13과 포커 게임 엔진 pokerkit[13]을 사용했고, Windows 11 데스크톱(CPU [모델명], RAM [용량])의 단일 CPU 코어에서 학습 1회(에피소드 200만)에 약 10분이 소요된다. 모든 학습은 4.8절에서 보고하는 credit 폴백 인공물을 제거한 코드로 수행했으며, 조건별 원자료(CSV)와 학습·평가 seed는 저장소에 보존하였다.</w:t>
+        <w:t xml:space="preserve">실제 환경의 상태 추상화는 라운드(프리플랍·플랍·턴·리버), 포지션, 핸드 버킷, 직전 행동의 곱으로 2,048개 결정 상태(셀)를 두고, 행동은 8개다. 탐색은 softmax(온도 감쇠), 학습량은 에피소드 200만, 학습 상대는 TAG(타이트-공격 규칙 기반 정책) 단일이다. 블라인드는 1칩과 2칩, 시작 스택은 200칩(100 빅블라인드)이며, 성능 단위는 mbb/g(1000분의 1 빅블라인드/게임, payoff에 500을 곱한 값)다. 평가는 게임 10만 회씩 5회(평가 seed 고정)를 greedy 정책으로 수행하고, 성능 주장은 학습 seed 6개(1부터 5까지, 그리고 42)에서 검증한다. 구현은 Python 3.13과 포커 게임 엔진 pokerkit[13]을 사용했고, Windows 11 데스크톱(CPU [모델명], RAM [용량])의 단일 CPU 코어에서 학습 1회(에피소드 200만)에 약 10분이 소요된다. 모든 학습은 4.8절에서 보고하는 credit 예외 처리 인공물을 제거한 코드로 수행했으며, 조건별 원자료(CSV)와 학습·평가 seed는 저장소에 보존하였다.</w:t>
       </w:r>
     </w:p>
     <w:bookmarkEnd w:id="18"/>
     <w:bookmarkEnd w:id="19"/>
-    <w:bookmarkStart w:id="29" w:name="iv.-experimental-results"/>
+    <w:bookmarkStart w:id="29" w:name="iv.-실험-결과"/>
     <w:p>
       <w:pPr>
         <w:pStyle w:val="Heading2"/>
       </w:pPr>
       <w:r>
-        <w:t xml:space="preserve">IV. Experimental Results</w:t>
+        <w:t xml:space="preserve">IV. 실험 결과</w:t>
       </w:r>
     </w:p>
     <w:bookmarkStart w:id="20" w:name="고정점의-실측"/>
@@ -664,7 +667,7 @@
         <w:pStyle w:val="FirstParagraph"/>
       </w:pPr>
       <w:r>
-        <w:t xml:space="preserve">표준 MC(PURE)로 학습하면 Q(CHECK)가 −72.9칩에서 +119.8칩까지 펼쳐지지만(평균 절댓값 4.48), 비례배분에서는 모든 셀에서 정확히 0이다(평균 0.00, 범위 [0, 0]). Lemma 2의 직접 관측이며 학습 seed와 표본에 무관한 구조적 사실이다. 이 불변식(비례배분에 가상비용이 없으면 Q(CHECK)는 정확히 0)은 자동 테스트로 저장소에 고정하였다.</w:t>
+        <w:t xml:space="preserve">표준 MC(PURE)로 학습하면 Q(CHECK)가 −72.9칩에서 +119.8칩까지 펼쳐지지만(평균 절댓값 4.48), 비례배분에서는 모든 셀에서 정확히 0이다(평균 0.00, 범위 [0, 0]). Lemma 2의 직접 관측이며 학습 seed와 표본에 무관한 구조적 사실이다. 이 성질(비례배분에 가상비용이 없으면 Q(CHECK)는 정확히 0)은 자동 회귀 테스트로 상시 검증하도록 구현하였다.</w:t>
       </w:r>
     </w:p>
     <w:bookmarkEnd w:id="20"/>
@@ -700,7 +703,7 @@
         <w:pStyle w:val="FirstParagraph"/>
       </w:pPr>
       <w:r>
-        <w:t xml:space="preserve">가상비용의 크기만 단일변수로 바꿔 가며 무작위 상대 성능을 측정하였다. 표 2는 그 결과로, Proposition 2의 예측과 정합하게 하한에서 급격한 전이를 보이며, 임계를 충분히 넘는 조건에서만 성능이 전 seed에서 양수가 됨을 보여 준다. 임계 초과 후 상한은 관측되지 않았다. 후속 확장 탐색(팟-비례 800%와 상수 240칩까지)에서도 평균 성능 저하는 검출되지 않았으며(seed 5개, 검정력 한계), 60칩 조건의 평균 하락(+1659에서 +806으로)은 독립 재현 145회에서 재현되지 않아 seed 요동 범위로 판단한다.</w:t>
+        <w:t xml:space="preserve">가상비용의 크기만 단일변수로 바꿔 가며 무작위 상대 성능을 측정하였다. 표 2는 그 결과로, Proposition 2의 예측과 정합하게 하한에서 급격한 전이를 보이며, 임계를 충분히 넘는 조건에서만 성능이 전 seed에서 양수가 됨을 보여 준다. 임계 초과 후 상한은 관측되지 않았다. 가상비용을 체크 시점 팟의 800%, 상수로는 240칩까지 키워 본 확장 탐색에서도 평균 성능 저하는 검출되지 않았으며(seed 5개, 검정력 한계), 60칩 조건의 평균 하락(+1659에서 +806으로)은 독립 재현 145회에서 재현되지 않아 seed 간 편차 범위로 판단한다.</w:t>
       </w:r>
     </w:p>
     <w:p>
@@ -1197,7 +1200,7 @@
         <w:t xml:space="preserve">“무효”</w:t>
       </w:r>
       <w:r>
-        <w:t xml:space="preserve">를 시사했으나, 6개 seed로 확장하자 부호 요동(양수 2/6)이 드러났다. 단일 seed의 오도 위험(4.8절)의 추가 사례이며, 셀마다 임계가 달라 생기는 전이구간이라는 해석(3.2절)과 정합한다. 둘째, 후속 진단(표준 추상화 플랫폼의 비율 축)은 흡수가 전부 해소된 뒤에도 성능이 회복되지 않는 별도 경로(또 다른 비용 0 행동인 FOLD의 0-고정점)를 확인했으므로, 전이구간 해석에는</w:t>
+        <w:t xml:space="preserve">를 시사했으나, 6개 seed로 확장하자 부호 뒤바뀜(양수 2/6)이 드러났다. 단일 seed가 잘못된 결론으로 이끌 위험(4.8절)의 추가 사례이며, 셀마다 임계가 달라 생기는 전이구간이라는 해석(3.2절)과 정합한다. 둘째, 후속 분석(표준 추상화 플랫폼의 비율 축)은 흡수가 전부 해소된 뒤에도 성능이 회복되지 않는 별도 요인(또 다른 비용 0 행동인 FOLD의 0-고정점)을 확인했으므로, 전이구간 해석에는</w:t>
       </w:r>
       <w:r>
         <w:t xml:space="preserve"> </w:t>
@@ -1212,7 +1215,7 @@
         <w:t xml:space="preserve"> </w:t>
       </w:r>
       <w:r>
-        <w:t xml:space="preserve">“성능 회복 문턱”</w:t>
+        <w:t xml:space="preserve">“성능 회복 임계”</w:t>
       </w:r>
       <w:r>
         <w:t xml:space="preserve">의 분리 가능성에 유의해야 한다(4.5절). 본 표의 셀별 임계 해석은 그 한도 내의 추정이다. 아울러 상수 20칩과 60칩의 5/5는 기존 구현 계열 기준이고, 독립 재현 계열(재작성 코드, seed 5개)에서는 각각 4/5(각 1개 seed 음수)였다.</w:t>
@@ -1223,101 +1226,15 @@
         <w:pStyle w:val="BodyText"/>
       </w:pPr>
       <w:r>
-        <w:t xml:space="preserve">핵심 대비는 Welch t 검정에서 모두 유의하다. 가상비용 없음 대 상수 5칩은 t 값 7.36, 가상비용 없음 대 체크 시점 팟 30% 조건은 t 값 7.18, 일률 벌점 대 선택적 5칩은 t 값 7.97로, 모두 p &lt; .001이다. 검정은 독립 재현 계열(seed 5개, 재현 가능한 CSV 기준)에서 수행한 것으로, 본문 수치(기존 구현 계열, seed 5개에서 6개)와 계열이 다름을 명시한다.</w:t>
-      </w:r>
-    </w:p>
-    <w:p>
-      <w:pPr>
-        <w:pStyle w:val="BodyText"/>
-      </w:pPr>
-      <w:r>
-        <w:t xml:space="preserve">행동 수준에서 임계를 초과하는 가상비용은 소극적 정책을 정확히 뒤집는다. 턴 결정의 65%를 체크하던 정책이 턴 소액 베팅 65%로 바뀌고, 승률은 51.8%에서 54.5%로, 승리 핸드 평균 수익은 +19.9칩에서 +25.3칩으로 오른다. 즉 Q(CHECK)가 참값의 부호를 반영한 음수 값을 학습하자(무작위 상대에게 턴 체크는 밸류 벳과 폴드 유도로 얻을 수익을 포기하는 선택이라 참값이 음수) greedy가 베팅으로 전환한 것이다. 회복이 결정시점 상수 비용(fixed-K)에서 재현되므로 사후정보(최종 팟 사용) 가설은 배제되고, 이론(결정시점 상수 ε)과 정확히 대응한다.</w:t>
-      </w:r>
-    </w:p>
-    <w:bookmarkEnd w:id="22"/>
-    <w:bookmarkStart w:id="23" w:name="표준-mc와의-동일-예산-비교"/>
-    <w:p>
-      <w:pPr>
-        <w:pStyle w:val="Heading3"/>
-      </w:pPr>
-      <w:r>
-        <w:t xml:space="preserve">4.4 표준 MC와의 동일 예산 비교</w:t>
-      </w:r>
-    </w:p>
-    <w:p>
-      <w:pPr>
-        <w:pStyle w:val="FirstParagraph"/>
-      </w:pPr>
-      <w:r>
-        <w:t xml:space="preserve">“비례배분이 문제를 만드니 처음부터 표준 MC를 쓰면 된다”</w:t>
-      </w:r>
-      <w:r>
-        <w:t xml:space="preserve">는 자연스러운 반박을 동일 조건 3자 비교로 검증하였다(TAG 단일 상대, 에피소드 200만, seed 5개). 표준 MC(PURE)는 vs TAG +115±25, vs 무작위 −312±91(양수 0/5)로 양 지표 모두 열세다. 비례배분에 임계 비용을 더한 조건(+909 / +1230에서 +1546)에 비해 크게 낮다. 학습 곡선은 그 원인이 학습 속도가 아니라 안정성임을 보여준다. 표준 MC는 학습 중반까지 비례배분과 대등한 성능(vs TAG 약 +900)을 보이다가 탐색 온도가 낮아지는 후반(약 140만 에피소드)에 붕괴한다(고분산 MC의 알려진 불안정). 비례배분 계열은 가상비용 유무와 무관하게 붕괴하지 않는다. 즉 비례배분은 저분산으로 후반 안정성을 얻는 대신 ZCA를 남기며, 임계 가상비용이 그 문제만 해소한다. 세 방식 중</w:t>
-      </w:r>
-      <w:r>
-        <w:t xml:space="preserve"> </w:t>
-      </w:r>
-      <w:r>
-        <w:t xml:space="preserve">“문제 없이 강하게 배우는”</w:t>
-      </w:r>
-      <w:r>
-        <w:t xml:space="preserve"> </w:t>
-      </w:r>
-      <w:r>
-        <w:t xml:space="preserve">조합은 비례배분에 임계 비용을 더한 것뿐이다.</w:t>
-      </w:r>
-    </w:p>
-    <w:bookmarkEnd w:id="23"/>
-    <w:bookmarkStart w:id="24" w:name="임계의-두-층-흡수-해소와-성능-회복"/>
-    <w:p>
-      <w:pPr>
-        <w:pStyle w:val="Heading3"/>
-      </w:pPr>
-      <w:r>
-        <w:t xml:space="preserve">4.5 임계의 두 층: 흡수 해소와 성능 회복</w:t>
-      </w:r>
-    </w:p>
-    <w:p>
-      <w:pPr>
-        <w:pStyle w:val="FirstParagraph"/>
-      </w:pPr>
-      <w:r>
-        <w:t xml:space="preserve">본 연구의 임계 조건이 직접 지배하는 것은 흡수의 해소, 곧 greedy가 가짜 0에 고정된 행동 대신 최적 행동을 선택하게 되는 것이다. 후속 진단(표준 추상화 플랫폼)에서 흡수가 전부 해소된 뒤에도 성능이 회복되지 않는 사례가 확인되었는데, 그 원인은 동일 배분식 안의 또 다른 비용 0 행동(FOLD)의 0-고정점이었다. Lemma 2의 설정이 예측하는 두 번째 사례이며, 성능 회복은 흡수 해소에 더해 이 잔여 문제와 학습 분포 요인이 함께 결정한다. 따라서 본 장의 용량-반응(dose-response)은</w:t>
-      </w:r>
-      <w:r>
-        <w:t xml:space="preserve"> </w:t>
-      </w:r>
-      <w:r>
-        <w:t xml:space="preserve">“흡수 해소 임계”</w:t>
-      </w:r>
-      <w:r>
-        <w:t xml:space="preserve">의 실증으로 읽어야 하며, 성능 회복 문턱과의 분리 가능성은 4.9절 한계에 명기한다.</w:t>
-      </w:r>
-    </w:p>
-    <w:bookmarkEnd w:id="24"/>
-    <w:bookmarkStart w:id="25" w:name="홀드아웃-상대-검증-일반화가-아닌-선택적-회복"/>
-    <w:p>
-      <w:pPr>
-        <w:pStyle w:val="Heading3"/>
-      </w:pPr>
-      <w:r>
-        <w:t xml:space="preserve">4.6 홀드아웃 상대 검증: 일반화가 아닌 선택적 회복</w:t>
-      </w:r>
-    </w:p>
-    <w:p>
-      <w:pPr>
-        <w:pStyle w:val="FirstParagraph"/>
-      </w:pPr>
-      <w:r>
-        <w:t xml:space="preserve">비용을 사전에 고정하고(체크 시점에 팟의 30%를 부여) 학습에 쓰지 않은 4종 상대로 검증하였다(문제를 착취하던 무작위 상대는 참조로 표 3에 함께 제시한다). 표 3은 홀드아웃 상대별로 가상비용 부여 전후의 성능 변화량을 정리한 것으로, 이득은 상대 의존적이다.</w:t>
-      </w:r>
-    </w:p>
-    <w:p>
-      <w:pPr>
-        <w:pStyle w:val="BodyText"/>
-      </w:pPr>
-      <w:r>
-        <w:t xml:space="preserve">표 3. 홀드아웃 상대별 성능 변화량(Δ는 가상비용 없는 조건 대비, 단위 mbb/g, 학습 seed 5개에서 6개 평균) (Table 3. Performance change per held-out opponent)</w:t>
+        <w:t xml:space="preserve">핵심 대비는 통계적으로 유의하다. 표 3은 핵심 대비 세 건의 Welch t 검정 결과다. Welch t 검정은 두 조건의 평균 차이가 우연으로 볼 수 있는 수준인지를, 두 조건의 분산이 서로 다를 때도 판단할 수 있는 방법이다. 검정은 독립 재현 계열(seed 5개, 재현 가능한 CSV 기준)에서 수행한 것으로, 본문 수치(기존 구현 계열, seed 5개에서 6개)와 계열이 다름을 명시한다.</w:t>
+      </w:r>
+    </w:p>
+    <w:p>
+      <w:pPr>
+        <w:pStyle w:val="BodyText"/>
+      </w:pPr>
+      <w:r>
+        <w:t xml:space="preserve">표 3. 핵심 대비의 Welch t 검정 결과(독립 재현 계열, seed 5개) (Table 3. Welch’s t-test results for the key contrasts)</w:t>
       </w:r>
     </w:p>
     <w:tbl>
@@ -1347,39 +1264,39 @@
                 <w:rFonts w:ascii="Times New Roman" w:hAnsi="Times New Roman" w:eastAsia="바탕"/>
                 <w:sz w:val="19"/>
               </w:rPr>
-              <w:t xml:space="preserve">Held-out opponent</w:t>
-            </w:r>
-          </w:p>
-        </w:tc>
-        <w:tc>
-          <w:tcPr/>
-          <w:p>
-            <w:pPr>
-              <w:pStyle w:val="Compact"/>
-              <w:spacing w:line="276" w:lineRule="auto"/>
-            </w:pPr>
-            <w:r>
-              <w:rPr>
-                <w:rFonts w:ascii="Times New Roman" w:hAnsi="Times New Roman" w:eastAsia="바탕"/>
-                <w:sz w:val="19"/>
-              </w:rPr>
-              <w:t xml:space="preserve">Δ</w:t>
-            </w:r>
-          </w:p>
-        </w:tc>
-        <w:tc>
-          <w:tcPr/>
-          <w:p>
-            <w:pPr>
-              <w:pStyle w:val="Compact"/>
-              <w:spacing w:line="276" w:lineRule="auto"/>
-            </w:pPr>
-            <w:r>
-              <w:rPr>
-                <w:rFonts w:ascii="Times New Roman" w:hAnsi="Times New Roman" w:eastAsia="바탕"/>
-                <w:sz w:val="19"/>
-              </w:rPr>
-              <w:t xml:space="preserve">Improved seeds</w:t>
+              <w:t xml:space="preserve">Contrast</w:t>
+            </w:r>
+          </w:p>
+        </w:tc>
+        <w:tc>
+          <w:tcPr/>
+          <w:p>
+            <w:pPr>
+              <w:pStyle w:val="Compact"/>
+              <w:spacing w:line="276" w:lineRule="auto"/>
+            </w:pPr>
+            <w:r>
+              <w:rPr>
+                <w:rFonts w:ascii="Times New Roman" w:hAnsi="Times New Roman" w:eastAsia="바탕"/>
+                <w:sz w:val="19"/>
+              </w:rPr>
+              <w:t xml:space="preserve">t</w:t>
+            </w:r>
+          </w:p>
+        </w:tc>
+        <w:tc>
+          <w:tcPr/>
+          <w:p>
+            <w:pPr>
+              <w:pStyle w:val="Compact"/>
+              <w:spacing w:line="276" w:lineRule="auto"/>
+            </w:pPr>
+            <w:r>
+              <w:rPr>
+                <w:rFonts w:ascii="Times New Roman" w:hAnsi="Times New Roman" w:eastAsia="바탕"/>
+                <w:sz w:val="19"/>
+              </w:rPr>
+              <w:t xml:space="preserve">p</w:t>
             </w:r>
           </w:p>
         </w:tc>
@@ -1397,39 +1314,39 @@
                 <w:rFonts w:ascii="Times New Roman" w:hAnsi="Times New Roman" w:eastAsia="바탕"/>
                 <w:sz w:val="19"/>
               </w:rPr>
-              <w:t xml:space="preserve">Random (exploits the passive policy)</w:t>
-            </w:r>
-          </w:p>
-        </w:tc>
-        <w:tc>
-          <w:tcPr/>
-          <w:p>
-            <w:pPr>
-              <w:pStyle w:val="Compact"/>
-              <w:spacing w:line="276" w:lineRule="auto"/>
-            </w:pPr>
-            <w:r>
-              <w:rPr>
-                <w:rFonts w:ascii="Times New Roman" w:hAnsi="Times New Roman" w:eastAsia="바탕"/>
-                <w:sz w:val="19"/>
-              </w:rPr>
-              <w:t xml:space="preserve">+1864</w:t>
-            </w:r>
-          </w:p>
-        </w:tc>
-        <w:tc>
-          <w:tcPr/>
-          <w:p>
-            <w:pPr>
-              <w:pStyle w:val="Compact"/>
-              <w:spacing w:line="276" w:lineRule="auto"/>
-            </w:pPr>
-            <w:r>
-              <w:rPr>
-                <w:rFonts w:ascii="Times New Roman" w:hAnsi="Times New Roman" w:eastAsia="바탕"/>
-                <w:sz w:val="19"/>
-              </w:rPr>
-              <w:t xml:space="preserve">6/6</w:t>
+              <w:t xml:space="preserve">None vs. constant 5 chips</w:t>
+            </w:r>
+          </w:p>
+        </w:tc>
+        <w:tc>
+          <w:tcPr/>
+          <w:p>
+            <w:pPr>
+              <w:pStyle w:val="Compact"/>
+              <w:spacing w:line="276" w:lineRule="auto"/>
+            </w:pPr>
+            <w:r>
+              <w:rPr>
+                <w:rFonts w:ascii="Times New Roman" w:hAnsi="Times New Roman" w:eastAsia="바탕"/>
+                <w:sz w:val="19"/>
+              </w:rPr>
+              <w:t xml:space="preserve">7.36</w:t>
+            </w:r>
+          </w:p>
+        </w:tc>
+        <w:tc>
+          <w:tcPr/>
+          <w:p>
+            <w:pPr>
+              <w:pStyle w:val="Compact"/>
+              <w:spacing w:line="276" w:lineRule="auto"/>
+            </w:pPr>
+            <w:r>
+              <w:rPr>
+                <w:rFonts w:ascii="Times New Roman" w:hAnsi="Times New Roman" w:eastAsia="바탕"/>
+                <w:sz w:val="19"/>
+              </w:rPr>
+              <w:t xml:space="preserve">&lt; .001</w:t>
             </w:r>
           </w:p>
         </w:tc>
@@ -1447,39 +1364,39 @@
                 <w:rFonts w:ascii="Times New Roman" w:hAnsi="Times New Roman" w:eastAsia="바탕"/>
                 <w:sz w:val="19"/>
               </w:rPr>
-              <w:t xml:space="preserve">LAG (loose-aggressive)</w:t>
-            </w:r>
-          </w:p>
-        </w:tc>
-        <w:tc>
-          <w:tcPr/>
-          <w:p>
-            <w:pPr>
-              <w:pStyle w:val="Compact"/>
-              <w:spacing w:line="276" w:lineRule="auto"/>
-            </w:pPr>
-            <w:r>
-              <w:rPr>
-                <w:rFonts w:ascii="Times New Roman" w:hAnsi="Times New Roman" w:eastAsia="바탕"/>
-                <w:sz w:val="19"/>
-              </w:rPr>
-              <w:t xml:space="preserve">+73</w:t>
-            </w:r>
-          </w:p>
-        </w:tc>
-        <w:tc>
-          <w:tcPr/>
-          <w:p>
-            <w:pPr>
-              <w:pStyle w:val="Compact"/>
-              <w:spacing w:line="276" w:lineRule="auto"/>
-            </w:pPr>
-            <w:r>
-              <w:rPr>
-                <w:rFonts w:ascii="Times New Roman" w:hAnsi="Times New Roman" w:eastAsia="바탕"/>
-                <w:sz w:val="19"/>
-              </w:rPr>
-              <w:t xml:space="preserve">3/5</w:t>
+              <w:t xml:space="preserve">None vs. check-time 30% of pot</w:t>
+            </w:r>
+          </w:p>
+        </w:tc>
+        <w:tc>
+          <w:tcPr/>
+          <w:p>
+            <w:pPr>
+              <w:pStyle w:val="Compact"/>
+              <w:spacing w:line="276" w:lineRule="auto"/>
+            </w:pPr>
+            <w:r>
+              <w:rPr>
+                <w:rFonts w:ascii="Times New Roman" w:hAnsi="Times New Roman" w:eastAsia="바탕"/>
+                <w:sz w:val="19"/>
+              </w:rPr>
+              <w:t xml:space="preserve">7.18</w:t>
+            </w:r>
+          </w:p>
+        </w:tc>
+        <w:tc>
+          <w:tcPr/>
+          <w:p>
+            <w:pPr>
+              <w:pStyle w:val="Compact"/>
+              <w:spacing w:line="276" w:lineRule="auto"/>
+            </w:pPr>
+            <w:r>
+              <w:rPr>
+                <w:rFonts w:ascii="Times New Roman" w:hAnsi="Times New Roman" w:eastAsia="바탕"/>
+                <w:sz w:val="19"/>
+              </w:rPr>
+              <w:t xml:space="preserve">&lt; .001</w:t>
             </w:r>
           </w:p>
         </w:tc>
@@ -1497,145 +1414,39 @@
                 <w:rFonts w:ascii="Times New Roman" w:hAnsi="Times New Roman" w:eastAsia="바탕"/>
                 <w:sz w:val="19"/>
               </w:rPr>
-              <w:t xml:space="preserve">Maniac (hyper-aggressive)</w:t>
-            </w:r>
-          </w:p>
-        </w:tc>
-        <w:tc>
-          <w:tcPr/>
-          <w:p>
-            <w:pPr>
-              <w:pStyle w:val="Compact"/>
-              <w:spacing w:line="276" w:lineRule="auto"/>
-            </w:pPr>
-            <w:r>
-              <w:rPr>
-                <w:rFonts w:ascii="Times New Roman" w:hAnsi="Times New Roman" w:eastAsia="바탕"/>
-                <w:sz w:val="19"/>
-              </w:rPr>
-              <w:t xml:space="preserve">+307</w:t>
-            </w:r>
-          </w:p>
-        </w:tc>
-        <w:tc>
-          <w:tcPr/>
-          <w:p>
-            <w:pPr>
-              <w:pStyle w:val="Compact"/>
-              <w:spacing w:line="276" w:lineRule="auto"/>
-            </w:pPr>
-            <w:r>
-              <w:rPr>
-                <w:rFonts w:ascii="Times New Roman" w:hAnsi="Times New Roman" w:eastAsia="바탕"/>
-                <w:sz w:val="19"/>
-              </w:rPr>
-              <w:t xml:space="preserve">3/5</w:t>
-            </w:r>
-          </w:p>
-        </w:tc>
-      </w:tr>
-      <w:tr>
-        <w:tc>
-          <w:tcPr/>
-          <w:p>
-            <w:pPr>
-              <w:pStyle w:val="Compact"/>
-              <w:spacing w:line="276" w:lineRule="auto"/>
-            </w:pPr>
-            <w:r>
-              <w:rPr>
-                <w:rFonts w:ascii="Times New Roman" w:hAnsi="Times New Roman" w:eastAsia="바탕"/>
-                <w:sz w:val="19"/>
-              </w:rPr>
-              <w:t xml:space="preserve">Nit (ultra-tight)</w:t>
-            </w:r>
-          </w:p>
-        </w:tc>
-        <w:tc>
-          <w:tcPr/>
-          <w:p>
-            <w:pPr>
-              <w:pStyle w:val="Compact"/>
-              <w:spacing w:line="276" w:lineRule="auto"/>
-            </w:pPr>
-            <w:r>
-              <w:rPr>
-                <w:rFonts w:ascii="Times New Roman" w:hAnsi="Times New Roman" w:eastAsia="바탕"/>
-                <w:sz w:val="19"/>
-              </w:rPr>
-              <w:t xml:space="preserve">+16</w:t>
-            </w:r>
-          </w:p>
-        </w:tc>
-        <w:tc>
-          <w:tcPr/>
-          <w:p>
-            <w:pPr>
-              <w:pStyle w:val="Compact"/>
-              <w:spacing w:line="276" w:lineRule="auto"/>
-            </w:pPr>
-            <w:r>
-              <w:rPr>
-                <w:rFonts w:ascii="Times New Roman" w:hAnsi="Times New Roman" w:eastAsia="바탕"/>
-                <w:sz w:val="19"/>
-              </w:rPr>
-              <w:t xml:space="preserve">5/5</w:t>
-            </w:r>
-          </w:p>
-        </w:tc>
-      </w:tr>
-      <w:tr>
-        <w:tc>
-          <w:tcPr/>
-          <w:p>
-            <w:pPr>
-              <w:pStyle w:val="Compact"/>
-              <w:spacing w:line="276" w:lineRule="auto"/>
-            </w:pPr>
-            <w:r>
-              <w:rPr>
-                <w:rFonts w:ascii="Times New Roman" w:hAnsi="Times New Roman" w:eastAsia="바탕"/>
-                <w:b/>
-                <w:bCs/>
-                <w:sz w:val="19"/>
-              </w:rPr>
-              <w:t xml:space="preserve">Station (calling station)</w:t>
-            </w:r>
-          </w:p>
-        </w:tc>
-        <w:tc>
-          <w:tcPr/>
-          <w:p>
-            <w:pPr>
-              <w:pStyle w:val="Compact"/>
-              <w:spacing w:line="276" w:lineRule="auto"/>
-            </w:pPr>
-            <w:r>
-              <w:rPr>
-                <w:rFonts w:ascii="Times New Roman" w:hAnsi="Times New Roman" w:eastAsia="바탕"/>
-                <w:b/>
-                <w:bCs/>
-                <w:sz w:val="19"/>
-              </w:rPr>
-              <w:t xml:space="preserve">−177</w:t>
-            </w:r>
-          </w:p>
-        </w:tc>
-        <w:tc>
-          <w:tcPr/>
-          <w:p>
-            <w:pPr>
-              <w:pStyle w:val="Compact"/>
-              <w:spacing w:line="276" w:lineRule="auto"/>
-            </w:pPr>
-            <w:r>
-              <w:rPr>
-                <w:rFonts w:ascii="Times New Roman" w:hAnsi="Times New Roman" w:eastAsia="바탕"/>
-                <w:b/>
-                <w:bCs/>
-                <w:sz w:val="19"/>
-              </w:rPr>
-              <w:t xml:space="preserve">0/5</w:t>
+              <w:t xml:space="preserve">Uniform penalty vs. selective 5 chips</w:t>
+            </w:r>
+          </w:p>
+        </w:tc>
+        <w:tc>
+          <w:tcPr/>
+          <w:p>
+            <w:pPr>
+              <w:pStyle w:val="Compact"/>
+              <w:spacing w:line="276" w:lineRule="auto"/>
+            </w:pPr>
+            <w:r>
+              <w:rPr>
+                <w:rFonts w:ascii="Times New Roman" w:hAnsi="Times New Roman" w:eastAsia="바탕"/>
+                <w:sz w:val="19"/>
+              </w:rPr>
+              <w:t xml:space="preserve">7.97</w:t>
+            </w:r>
+          </w:p>
+        </w:tc>
+        <w:tc>
+          <w:tcPr/>
+          <w:p>
+            <w:pPr>
+              <w:pStyle w:val="Compact"/>
+              <w:spacing w:line="276" w:lineRule="auto"/>
+            </w:pPr>
+            <w:r>
+              <w:rPr>
+                <w:rFonts w:ascii="Times New Roman" w:hAnsi="Times New Roman" w:eastAsia="바탕"/>
+                <w:sz w:val="19"/>
+              </w:rPr>
+              <w:t xml:space="preserve">&lt; .001</w:t>
             </w:r>
           </w:p>
         </w:tc>
@@ -1646,43 +1457,17 @@
         <w:pStyle w:val="BodyText"/>
       </w:pPr>
       <w:r>
-        <w:t xml:space="preserve">콜링스테이션 상대의 절대 성능은 가상비용 유무와 무관하게 모든 조건에서 큰 폭의 적자이며(독립 재현 계열의 원값으로 −2600에서 −3200 mbb/g, 용량 무관), 이는 가상비용이 건드리지 못하는 별도 요인(과공격)에 기인한다. 향후 과제로 남긴다.</w:t>
-      </w:r>
-    </w:p>
-    <w:p>
-      <w:pPr>
-        <w:pStyle w:val="BodyText"/>
-      </w:pPr>
-      <w:r>
-        <w:t xml:space="preserve">소극적 정책의 해소는 플레이 성향 변화(공격성 증가)이므로, 공격이 유효한 상대(무작위: 큰 회복)와 유효하지 않은 상대(콜링스테이션: 베팅에 폴드하지 않으므로 소폭 손해)에서 손익이 갈린다. 따라서 본 효과의 정확한 서술은</w:t>
-      </w:r>
-      <w:r>
-        <w:t xml:space="preserve"> </w:t>
-      </w:r>
-      <w:r>
-        <w:t xml:space="preserve">“분포 외 일반화”</w:t>
-      </w:r>
-      <w:r>
-        <w:t xml:space="preserve">가 아니라</w:t>
-      </w:r>
-      <w:r>
-        <w:t xml:space="preserve"> </w:t>
-      </w:r>
-      <w:r>
-        <w:t xml:space="preserve">“0-고정점이 만든 소극적 정책의 해소, 곧 그 문제를 착취하던 상대에 대한 회복”</w:t>
-      </w:r>
-      <w:r>
-        <w:t xml:space="preserve">이다. 또한 효과는 단일 상대(TAG) 학습에 한정된다. 5종 상대 순환·혼합 학습에서는 같은 가상비용으로 무작위 상대 성능이 회복되지 않았다(−112와 −159). 학습 분포 내 성능(vs TAG)은 모든 조건에서 +849에서 +952 사이로 보존된다.</w:t>
-      </w:r>
-    </w:p>
-    <w:bookmarkEnd w:id="25"/>
-    <w:bookmarkStart w:id="26" w:name="세-가지-대안과의-통제-비교"/>
+        <w:t xml:space="preserve">행동 수준에서 임계를 초과하는 가상비용은 소극적 정책을 정확히 뒤집는다. 턴 결정의 65%를 체크하던 정책이 턴 소액 베팅 65%로 바뀌고, 승률은 51.8%에서 54.5%로, 승리 핸드 평균 수익은 +19.9칩에서 +25.3칩으로 오른다. 즉 Q(CHECK)가 참값의 부호를 반영한 음수 값을 학습하자(무작위 상대에게 턴 체크는 밸류 벳과 폴드 유도로 얻을 수익을 포기하는 선택이라 참값이 음수) greedy가 베팅으로 전환한 것이다. 회복이 결정시점 상수 비용(fixed-K)에서 재현되므로 사후정보(최종 팟 사용) 가설은 배제되고, 이론(결정시점 상수 ε)과 정확히 대응한다.</w:t>
+      </w:r>
+    </w:p>
+    <w:bookmarkEnd w:id="22"/>
+    <w:bookmarkStart w:id="23" w:name="표준-mc와의-동일-예산-비교"/>
     <w:p>
       <w:pPr>
         <w:pStyle w:val="Heading3"/>
       </w:pPr>
       <w:r>
-        <w:t xml:space="preserve">4.7 세 가지 대안과의 통제 비교</w:t>
+        <w:t xml:space="preserve">4.4 표준 MC와의 동일 예산 비교</w:t>
       </w:r>
     </w:p>
     <w:p>
@@ -1690,15 +1475,18 @@
         <w:pStyle w:val="FirstParagraph"/>
       </w:pPr>
       <w:r>
-        <w:t xml:space="preserve">3.2절의 이론적 기각(무정보 수정은 고정점의 순위를 바꾸지 못함)을 동일 조건 통제 비교로 실증하였다(대안별 학습 seed 5개, 나머지 설정은 3.3절과 동일). 비교 대상은 ZCA에 대해 제안될 법한 세 대안이다. 첫째는 탐색 강화로, softmax 온도 하한을 2.0으로 둔다. 둘째는 낙관적 초기화로, 전 셀의 초깃값을 +50으로 둔다(Proposition 1의 검증). 셋째는 일률 가산 벌점으로, 전 행동의 credit에서 5칩을 차감한다(action-penalty[8]류의 비선택적 비용). 표 4는 세 대안과 선택적 가상비용의 결과를 정리한 것이다.</w:t>
-      </w:r>
-    </w:p>
-    <w:p>
-      <w:pPr>
-        <w:pStyle w:val="BodyText"/>
-      </w:pPr>
-      <w:r>
-        <w:t xml:space="preserve">표 4. 세 대안과의 통제 비교(단위 mbb/g, 학습 seed 5개에서 6개) (Table 4. Controlled comparison with three alternative remedies)</w:t>
+        <w:t xml:space="preserve">“비례배분이 문제를 만드니 처음부터 표준 MC를 쓰면 된다”</w:t>
+      </w:r>
+      <w:r>
+        <w:t xml:space="preserve">는 자연스러운 반박에 답하기 위해, 표준 Monte-Carlo를 쓰지 않고 비례배분을 쓰는 이유를 데이터로 비교 검증하였다. 동일 조건에서 세 방식을 비교했고(TAG 단일 상대, 에피소드 200만, seed 5개), 표 4는 그 결과다.</w:t>
+      </w:r>
+    </w:p>
+    <w:p>
+      <w:pPr>
+        <w:pStyle w:val="BodyText"/>
+      </w:pPr>
+      <w:r>
+        <w:t xml:space="preserve">표 4. 동일 예산 세 방식 비교(단위 mbb/g) (Table 4. Same-budget comparison of the three methods)</w:t>
       </w:r>
     </w:p>
     <w:tbl>
@@ -1746,39 +1534,39 @@
                 <w:rFonts w:ascii="Times New Roman" w:hAnsi="Times New Roman" w:eastAsia="바탕"/>
                 <w:sz w:val="19"/>
               </w:rPr>
-              <w:t xml:space="preserve">vs Random</w:t>
-            </w:r>
-          </w:p>
-        </w:tc>
-        <w:tc>
-          <w:tcPr/>
-          <w:p>
-            <w:pPr>
-              <w:pStyle w:val="Compact"/>
-              <w:spacing w:line="276" w:lineRule="auto"/>
-            </w:pPr>
-            <w:r>
-              <w:rPr>
-                <w:rFonts w:ascii="Times New Roman" w:hAnsi="Times New Roman" w:eastAsia="바탕"/>
-                <w:sz w:val="19"/>
-              </w:rPr>
-              <w:t xml:space="preserve">Positive seeds</w:t>
-            </w:r>
-          </w:p>
-        </w:tc>
-        <w:tc>
-          <w:tcPr/>
-          <w:p>
-            <w:pPr>
-              <w:pStyle w:val="Compact"/>
-              <w:spacing w:line="276" w:lineRule="auto"/>
-            </w:pPr>
-            <w:r>
-              <w:rPr>
-                <w:rFonts w:ascii="Times New Roman" w:hAnsi="Times New Roman" w:eastAsia="바탕"/>
-                <w:sz w:val="19"/>
-              </w:rPr>
               <w:t xml:space="preserve">vs TAG</w:t>
+            </w:r>
+          </w:p>
+        </w:tc>
+        <w:tc>
+          <w:tcPr/>
+          <w:p>
+            <w:pPr>
+              <w:pStyle w:val="Compact"/>
+              <w:spacing w:line="276" w:lineRule="auto"/>
+            </w:pPr>
+            <w:r>
+              <w:rPr>
+                <w:rFonts w:ascii="Times New Roman" w:hAnsi="Times New Roman" w:eastAsia="바탕"/>
+                <w:sz w:val="19"/>
+              </w:rPr>
+              <w:t xml:space="preserve">vs Random (positive seeds)</w:t>
+            </w:r>
+          </w:p>
+        </w:tc>
+        <w:tc>
+          <w:tcPr/>
+          <w:p>
+            <w:pPr>
+              <w:pStyle w:val="Compact"/>
+              <w:spacing w:line="276" w:lineRule="auto"/>
+            </w:pPr>
+            <w:r>
+              <w:rPr>
+                <w:rFonts w:ascii="Times New Roman" w:hAnsi="Times New Roman" w:eastAsia="바탕"/>
+                <w:sz w:val="19"/>
+              </w:rPr>
+              <w:t xml:space="preserve">Late-training collapse</w:t>
             </w:r>
           </w:p>
         </w:tc>
@@ -1796,55 +1584,55 @@
                 <w:rFonts w:ascii="Times New Roman" w:hAnsi="Times New Roman" w:eastAsia="바탕"/>
                 <w:sz w:val="19"/>
               </w:rPr>
-              <w:t xml:space="preserve">None (baseline)</w:t>
-            </w:r>
-          </w:p>
-        </w:tc>
-        <w:tc>
-          <w:tcPr/>
-          <w:p>
-            <w:pPr>
-              <w:pStyle w:val="Compact"/>
-              <w:spacing w:line="276" w:lineRule="auto"/>
-            </w:pPr>
-            <w:r>
-              <w:rPr>
-                <w:rFonts w:ascii="Times New Roman" w:hAnsi="Times New Roman" w:eastAsia="바탕"/>
-                <w:sz w:val="19"/>
-              </w:rPr>
-              <w:t xml:space="preserve">−318±123</w:t>
-            </w:r>
-          </w:p>
-        </w:tc>
-        <w:tc>
-          <w:tcPr/>
-          <w:p>
-            <w:pPr>
-              <w:pStyle w:val="Compact"/>
-              <w:spacing w:line="276" w:lineRule="auto"/>
-            </w:pPr>
-            <w:r>
-              <w:rPr>
-                <w:rFonts w:ascii="Times New Roman" w:hAnsi="Times New Roman" w:eastAsia="바탕"/>
-                <w:sz w:val="19"/>
-              </w:rPr>
-              <w:t xml:space="preserve">0/6</w:t>
-            </w:r>
-          </w:p>
-        </w:tc>
-        <w:tc>
-          <w:tcPr/>
-          <w:p>
-            <w:pPr>
-              <w:pStyle w:val="Compact"/>
-              <w:spacing w:line="276" w:lineRule="auto"/>
-            </w:pPr>
-            <w:r>
-              <w:rPr>
-                <w:rFonts w:ascii="Times New Roman" w:hAnsi="Times New Roman" w:eastAsia="바탕"/>
-                <w:sz w:val="19"/>
-              </w:rPr>
-              <w:t xml:space="preserve">+866</w:t>
+              <w:t xml:space="preserve">Standard MC (PURE)</w:t>
+            </w:r>
+          </w:p>
+        </w:tc>
+        <w:tc>
+          <w:tcPr/>
+          <w:p>
+            <w:pPr>
+              <w:pStyle w:val="Compact"/>
+              <w:spacing w:line="276" w:lineRule="auto"/>
+            </w:pPr>
+            <w:r>
+              <w:rPr>
+                <w:rFonts w:ascii="Times New Roman" w:hAnsi="Times New Roman" w:eastAsia="바탕"/>
+                <w:sz w:val="19"/>
+              </w:rPr>
+              <w:t xml:space="preserve">+115±25</w:t>
+            </w:r>
+          </w:p>
+        </w:tc>
+        <w:tc>
+          <w:tcPr/>
+          <w:p>
+            <w:pPr>
+              <w:pStyle w:val="Compact"/>
+              <w:spacing w:line="276" w:lineRule="auto"/>
+            </w:pPr>
+            <w:r>
+              <w:rPr>
+                <w:rFonts w:ascii="Times New Roman" w:hAnsi="Times New Roman" w:eastAsia="바탕"/>
+                <w:sz w:val="19"/>
+              </w:rPr>
+              <w:t xml:space="preserve">−312±91 (0/5)</w:t>
+            </w:r>
+          </w:p>
+        </w:tc>
+        <w:tc>
+          <w:tcPr/>
+          <w:p>
+            <w:pPr>
+              <w:pStyle w:val="Compact"/>
+              <w:spacing w:line="276" w:lineRule="auto"/>
+            </w:pPr>
+            <w:r>
+              <w:rPr>
+                <w:rFonts w:ascii="Times New Roman" w:hAnsi="Times New Roman" w:eastAsia="바탕"/>
+                <w:sz w:val="19"/>
+              </w:rPr>
+              <w:t xml:space="preserve">Collapses near 1.4M episodes</w:t>
             </w:r>
           </w:p>
         </w:tc>
@@ -1862,55 +1650,55 @@
                 <w:rFonts w:ascii="Times New Roman" w:hAnsi="Times New Roman" w:eastAsia="바탕"/>
                 <w:sz w:val="19"/>
               </w:rPr>
-              <w:t xml:space="preserve">Exploration boost (softmax temperature at least 2.0)</w:t>
-            </w:r>
-          </w:p>
-        </w:tc>
-        <w:tc>
-          <w:tcPr/>
-          <w:p>
-            <w:pPr>
-              <w:pStyle w:val="Compact"/>
-              <w:spacing w:line="276" w:lineRule="auto"/>
-            </w:pPr>
-            <w:r>
-              <w:rPr>
-                <w:rFonts w:ascii="Times New Roman" w:hAnsi="Times New Roman" w:eastAsia="바탕"/>
-                <w:sz w:val="19"/>
-              </w:rPr>
-              <w:t xml:space="preserve">−291±267</w:t>
-            </w:r>
-          </w:p>
-        </w:tc>
-        <w:tc>
-          <w:tcPr/>
-          <w:p>
-            <w:pPr>
-              <w:pStyle w:val="Compact"/>
-              <w:spacing w:line="276" w:lineRule="auto"/>
-            </w:pPr>
-            <w:r>
-              <w:rPr>
-                <w:rFonts w:ascii="Times New Roman" w:hAnsi="Times New Roman" w:eastAsia="바탕"/>
-                <w:sz w:val="19"/>
-              </w:rPr>
-              <w:t xml:space="preserve">1/5</w:t>
-            </w:r>
-          </w:p>
-        </w:tc>
-        <w:tc>
-          <w:tcPr/>
-          <w:p>
-            <w:pPr>
-              <w:pStyle w:val="Compact"/>
-              <w:spacing w:line="276" w:lineRule="auto"/>
-            </w:pPr>
-            <w:r>
-              <w:rPr>
-                <w:rFonts w:ascii="Times New Roman" w:hAnsi="Times New Roman" w:eastAsia="바탕"/>
-                <w:sz w:val="19"/>
-              </w:rPr>
-              <w:t xml:space="preserve">+880±25 (preserved)</w:t>
+              <w:t xml:space="preserve">Proportional, no virtual cost</w:t>
+            </w:r>
+          </w:p>
+        </w:tc>
+        <w:tc>
+          <w:tcPr/>
+          <w:p>
+            <w:pPr>
+              <w:pStyle w:val="Compact"/>
+              <w:spacing w:line="276" w:lineRule="auto"/>
+            </w:pPr>
+            <w:r>
+              <w:rPr>
+                <w:rFonts w:ascii="Times New Roman" w:hAnsi="Times New Roman" w:eastAsia="바탕"/>
+                <w:sz w:val="19"/>
+              </w:rPr>
+              <w:t xml:space="preserve">+866</w:t>
+            </w:r>
+          </w:p>
+        </w:tc>
+        <w:tc>
+          <w:tcPr/>
+          <w:p>
+            <w:pPr>
+              <w:pStyle w:val="Compact"/>
+              <w:spacing w:line="276" w:lineRule="auto"/>
+            </w:pPr>
+            <w:r>
+              <w:rPr>
+                <w:rFonts w:ascii="Times New Roman" w:hAnsi="Times New Roman" w:eastAsia="바탕"/>
+                <w:sz w:val="19"/>
+              </w:rPr>
+              <w:t xml:space="preserve">−318±123 (0/6)</w:t>
+            </w:r>
+          </w:p>
+        </w:tc>
+        <w:tc>
+          <w:tcPr/>
+          <w:p>
+            <w:pPr>
+              <w:pStyle w:val="Compact"/>
+              <w:spacing w:line="276" w:lineRule="auto"/>
+            </w:pPr>
+            <w:r>
+              <w:rPr>
+                <w:rFonts w:ascii="Times New Roman" w:hAnsi="Times New Roman" w:eastAsia="바탕"/>
+                <w:sz w:val="19"/>
+              </w:rPr>
+              <w:t xml:space="preserve">None</w:t>
             </w:r>
           </w:p>
         </w:tc>
@@ -1926,57 +1714,203 @@
             <w:r>
               <w:rPr>
                 <w:rFonts w:ascii="Times New Roman" w:hAnsi="Times New Roman" w:eastAsia="바탕"/>
-                <w:sz w:val="19"/>
-              </w:rPr>
-              <w:t xml:space="preserve">Optimistic initialization (initial Q of 50)</w:t>
-            </w:r>
-          </w:p>
-        </w:tc>
-        <w:tc>
-          <w:tcPr/>
-          <w:p>
-            <w:pPr>
-              <w:pStyle w:val="Compact"/>
-              <w:spacing w:line="276" w:lineRule="auto"/>
-            </w:pPr>
-            <w:r>
-              <w:rPr>
-                <w:rFonts w:ascii="Times New Roman" w:hAnsi="Times New Roman" w:eastAsia="바탕"/>
-                <w:sz w:val="19"/>
-              </w:rPr>
-              <w:t xml:space="preserve">−241±302</w:t>
-            </w:r>
-          </w:p>
-        </w:tc>
-        <w:tc>
-          <w:tcPr/>
-          <w:p>
-            <w:pPr>
-              <w:pStyle w:val="Compact"/>
-              <w:spacing w:line="276" w:lineRule="auto"/>
-            </w:pPr>
-            <w:r>
-              <w:rPr>
-                <w:rFonts w:ascii="Times New Roman" w:hAnsi="Times New Roman" w:eastAsia="바탕"/>
-                <w:sz w:val="19"/>
-              </w:rPr>
-              <w:t xml:space="preserve">1/5</w:t>
-            </w:r>
-          </w:p>
-        </w:tc>
-        <w:tc>
-          <w:tcPr/>
-          <w:p>
-            <w:pPr>
-              <w:pStyle w:val="Compact"/>
-              <w:spacing w:line="276" w:lineRule="auto"/>
-            </w:pPr>
-            <w:r>
-              <w:rPr>
-                <w:rFonts w:ascii="Times New Roman" w:hAnsi="Times New Roman" w:eastAsia="바탕"/>
-                <w:sz w:val="19"/>
-              </w:rPr>
-              <w:t xml:space="preserve">+184±43 (degraded)</w:t>
+                <w:b/>
+                <w:bCs/>
+                <w:sz w:val="19"/>
+              </w:rPr>
+              <w:t xml:space="preserve">Proportional + constant 5 chips</w:t>
+            </w:r>
+          </w:p>
+        </w:tc>
+        <w:tc>
+          <w:tcPr/>
+          <w:p>
+            <w:pPr>
+              <w:pStyle w:val="Compact"/>
+              <w:spacing w:line="276" w:lineRule="auto"/>
+            </w:pPr>
+            <w:r>
+              <w:rPr>
+                <w:rFonts w:ascii="Times New Roman" w:hAnsi="Times New Roman" w:eastAsia="바탕"/>
+                <w:b/>
+                <w:bCs/>
+                <w:sz w:val="19"/>
+              </w:rPr>
+              <w:t xml:space="preserve">+909±50</w:t>
+            </w:r>
+          </w:p>
+        </w:tc>
+        <w:tc>
+          <w:tcPr/>
+          <w:p>
+            <w:pPr>
+              <w:pStyle w:val="Compact"/>
+              <w:spacing w:line="276" w:lineRule="auto"/>
+            </w:pPr>
+            <w:r>
+              <w:rPr>
+                <w:rFonts w:ascii="Times New Roman" w:hAnsi="Times New Roman" w:eastAsia="바탕"/>
+                <w:b/>
+                <w:bCs/>
+                <w:sz w:val="19"/>
+              </w:rPr>
+              <w:t xml:space="preserve">+1230±693 (5/5)</w:t>
+            </w:r>
+          </w:p>
+        </w:tc>
+        <w:tc>
+          <w:tcPr/>
+          <w:p>
+            <w:pPr>
+              <w:pStyle w:val="Compact"/>
+              <w:spacing w:line="276" w:lineRule="auto"/>
+            </w:pPr>
+            <w:r>
+              <w:rPr>
+                <w:rFonts w:ascii="Times New Roman" w:hAnsi="Times New Roman" w:eastAsia="바탕"/>
+                <w:b/>
+                <w:bCs/>
+                <w:sz w:val="19"/>
+              </w:rPr>
+              <w:t xml:space="preserve">None</w:t>
+            </w:r>
+          </w:p>
+        </w:tc>
+      </w:tr>
+    </w:tbl>
+    <w:p>
+      <w:pPr>
+        <w:pStyle w:val="BodyText"/>
+      </w:pPr>
+      <w:r>
+        <w:t xml:space="preserve">표 4와 같이 표준 MC(PURE)는 두 지표 모두에서 열세다. 학습 곡선은 그 원인이 학습 속도가 아니라 안정성임을 보여준다. 표준 MC는 학습 중반까지 비례배분과 대등한 성능(vs TAG 약 +900)을 보이다가 탐색 온도가 낮아지는 후반(약 140만 에피소드)에 붕괴한다(고분산 MC의 알려진 불안정). 비례배분 계열은 가상비용 유무와 무관하게 붕괴하지 않는다. 즉 비례배분은 저분산으로 후반 안정성을 얻는 대신 ZCA를 남기며, 임계 가상비용이 그 문제만 해소한다. 세 방식 중</w:t>
+      </w:r>
+      <w:r>
+        <w:t xml:space="preserve"> </w:t>
+      </w:r>
+      <w:r>
+        <w:t xml:space="preserve">“문제 없이 강하게 배우는”</w:t>
+      </w:r>
+      <w:r>
+        <w:t xml:space="preserve"> </w:t>
+      </w:r>
+      <w:r>
+        <w:t xml:space="preserve">조합은 비례배분에 임계 비용을 더한 것뿐이다.</w:t>
+      </w:r>
+    </w:p>
+    <w:bookmarkEnd w:id="23"/>
+    <w:bookmarkStart w:id="24" w:name="흡수-해소-임계와-성능-회복-임계의-구분"/>
+    <w:p>
+      <w:pPr>
+        <w:pStyle w:val="Heading3"/>
+      </w:pPr>
+      <w:r>
+        <w:t xml:space="preserve">4.5 흡수 해소 임계와 성능 회복 임계의 구분</w:t>
+      </w:r>
+    </w:p>
+    <w:p>
+      <w:pPr>
+        <w:pStyle w:val="FirstParagraph"/>
+      </w:pPr>
+      <w:r>
+        <w:t xml:space="preserve">본 연구의 임계 조건이 직접 지배하는 것은 흡수의 해소, 곧 greedy가 가짜 0에 고정된 행동 대신 최적 행동을 선택하게 되는 것이다. 후속 분석(표준 추상화 플랫폼)에서 흡수가 전부 해소된 뒤에도 성능이 회복되지 않는 사례가 확인되었는데, 그 원인은 동일 배분식 안의 또 다른 비용 0 행동(FOLD)의 0-고정점이었다. Lemma 2의 설정이 예측하는 두 번째 사례이며, 성능 회복은 흡수 해소에 더해 이 잔여 문제와 학습 분포 요인이 함께 결정한다. 따라서 본 장의 용량-반응(dose-response)은</w:t>
+      </w:r>
+      <w:r>
+        <w:t xml:space="preserve"> </w:t>
+      </w:r>
+      <w:r>
+        <w:t xml:space="preserve">“흡수 해소 임계”</w:t>
+      </w:r>
+      <w:r>
+        <w:t xml:space="preserve">의 실증으로 읽어야 하며, 성능 회복 임계와의 분리 가능성은 4.9절 한계에 명기한다.</w:t>
+      </w:r>
+    </w:p>
+    <w:bookmarkEnd w:id="24"/>
+    <w:bookmarkStart w:id="25" w:name="홀드아웃-상대-검증-일반화가-아닌-선택적-회복"/>
+    <w:p>
+      <w:pPr>
+        <w:pStyle w:val="Heading3"/>
+      </w:pPr>
+      <w:r>
+        <w:t xml:space="preserve">4.6 홀드아웃 상대 검증: 일반화가 아닌 선택적 회복</w:t>
+      </w:r>
+    </w:p>
+    <w:p>
+      <w:pPr>
+        <w:pStyle w:val="FirstParagraph"/>
+      </w:pPr>
+      <w:r>
+        <w:t xml:space="preserve">비용을 사전에 고정하고(체크 시점에 팟의 30%를 부여) 학습에 쓰지 않은 4종 상대로 검증하였다(문제를 착취하던 무작위 상대는 참조로 표 5에 함께 제시한다). 표 5는 홀드아웃 상대별로 가상비용 부여 전후의 성능 변화량을 정리한 것으로, 이득은 상대 의존적이다.</w:t>
+      </w:r>
+    </w:p>
+    <w:p>
+      <w:pPr>
+        <w:pStyle w:val="BodyText"/>
+      </w:pPr>
+      <w:r>
+        <w:t xml:space="preserve">표 5. 홀드아웃 상대별 성능 변화량(Δ는 가상비용 없는 조건 대비, 단위 mbb/g, 학습 seed 5개에서 6개 평균) (Table 5. Performance change per held-out opponent)</w:t>
+      </w:r>
+    </w:p>
+    <w:tbl>
+      <w:tblPr>
+        <w:tblStyle w:val="Table"/>
+        <w:tblW w:type="auto" w:w="0"/>
+        <w:tblLook w:firstRow="1" w:lastRow="0" w:firstColumn="0" w:lastColumn="0" w:noHBand="0" w:noVBand="0" w:val="0020"/>
+      </w:tblPr>
+      <w:tblGrid>
+        <w:gridCol w:w="2640"/>
+        <w:gridCol w:w="2640"/>
+        <w:gridCol w:w="2640"/>
+      </w:tblGrid>
+      <w:tr>
+        <w:trPr>
+          <w:tblHeader w:val="on"/>
+        </w:trPr>
+        <w:tc>
+          <w:tcPr/>
+          <w:p>
+            <w:pPr>
+              <w:pStyle w:val="Compact"/>
+              <w:spacing w:line="276" w:lineRule="auto"/>
+            </w:pPr>
+            <w:r>
+              <w:rPr>
+                <w:rFonts w:ascii="Times New Roman" w:hAnsi="Times New Roman" w:eastAsia="바탕"/>
+                <w:sz w:val="19"/>
+              </w:rPr>
+              <w:t xml:space="preserve">Held-out opponent</w:t>
+            </w:r>
+          </w:p>
+        </w:tc>
+        <w:tc>
+          <w:tcPr/>
+          <w:p>
+            <w:pPr>
+              <w:pStyle w:val="Compact"/>
+              <w:spacing w:line="276" w:lineRule="auto"/>
+            </w:pPr>
+            <w:r>
+              <w:rPr>
+                <w:rFonts w:ascii="Times New Roman" w:hAnsi="Times New Roman" w:eastAsia="바탕"/>
+                <w:sz w:val="19"/>
+              </w:rPr>
+              <w:t xml:space="preserve">Δ</w:t>
+            </w:r>
+          </w:p>
+        </w:tc>
+        <w:tc>
+          <w:tcPr/>
+          <w:p>
+            <w:pPr>
+              <w:pStyle w:val="Compact"/>
+              <w:spacing w:line="276" w:lineRule="auto"/>
+            </w:pPr>
+            <w:r>
+              <w:rPr>
+                <w:rFonts w:ascii="Times New Roman" w:hAnsi="Times New Roman" w:eastAsia="바탕"/>
+                <w:sz w:val="19"/>
+              </w:rPr>
+              <w:t xml:space="preserve">Improved seeds</w:t>
             </w:r>
           </w:p>
         </w:tc>
@@ -1994,55 +1928,39 @@
                 <w:rFonts w:ascii="Times New Roman" w:hAnsi="Times New Roman" w:eastAsia="바탕"/>
                 <w:sz w:val="19"/>
               </w:rPr>
-              <w:t xml:space="preserve">Uniform penalty (5 chips off every action)</w:t>
-            </w:r>
-          </w:p>
-        </w:tc>
-        <w:tc>
-          <w:tcPr/>
-          <w:p>
-            <w:pPr>
-              <w:pStyle w:val="Compact"/>
-              <w:spacing w:line="276" w:lineRule="auto"/>
-            </w:pPr>
-            <w:r>
-              <w:rPr>
-                <w:rFonts w:ascii="Times New Roman" w:hAnsi="Times New Roman" w:eastAsia="바탕"/>
-                <w:sz w:val="19"/>
-              </w:rPr>
-              <w:t xml:space="preserve">−485±32</w:t>
-            </w:r>
-          </w:p>
-        </w:tc>
-        <w:tc>
-          <w:tcPr/>
-          <w:p>
-            <w:pPr>
-              <w:pStyle w:val="Compact"/>
-              <w:spacing w:line="276" w:lineRule="auto"/>
-            </w:pPr>
-            <w:r>
-              <w:rPr>
-                <w:rFonts w:ascii="Times New Roman" w:hAnsi="Times New Roman" w:eastAsia="바탕"/>
-                <w:sz w:val="19"/>
-              </w:rPr>
-              <w:t xml:space="preserve">0/5</w:t>
-            </w:r>
-          </w:p>
-        </w:tc>
-        <w:tc>
-          <w:tcPr/>
-          <w:p>
-            <w:pPr>
-              <w:pStyle w:val="Compact"/>
-              <w:spacing w:line="276" w:lineRule="auto"/>
-            </w:pPr>
-            <w:r>
-              <w:rPr>
-                <w:rFonts w:ascii="Times New Roman" w:hAnsi="Times New Roman" w:eastAsia="바탕"/>
-                <w:sz w:val="19"/>
-              </w:rPr>
-              <w:t xml:space="preserve">+119±34 (degraded)</w:t>
+              <w:t xml:space="preserve">Random (exploits the passive policy)</w:t>
+            </w:r>
+          </w:p>
+        </w:tc>
+        <w:tc>
+          <w:tcPr/>
+          <w:p>
+            <w:pPr>
+              <w:pStyle w:val="Compact"/>
+              <w:spacing w:line="276" w:lineRule="auto"/>
+            </w:pPr>
+            <w:r>
+              <w:rPr>
+                <w:rFonts w:ascii="Times New Roman" w:hAnsi="Times New Roman" w:eastAsia="바탕"/>
+                <w:sz w:val="19"/>
+              </w:rPr>
+              <w:t xml:space="preserve">+1864</w:t>
+            </w:r>
+          </w:p>
+        </w:tc>
+        <w:tc>
+          <w:tcPr/>
+          <w:p>
+            <w:pPr>
+              <w:pStyle w:val="Compact"/>
+              <w:spacing w:line="276" w:lineRule="auto"/>
+            </w:pPr>
+            <w:r>
+              <w:rPr>
+                <w:rFonts w:ascii="Times New Roman" w:hAnsi="Times New Roman" w:eastAsia="바탕"/>
+                <w:sz w:val="19"/>
+              </w:rPr>
+              <w:t xml:space="preserve">6/6</w:t>
             </w:r>
           </w:p>
         </w:tc>
@@ -2058,11 +1976,161 @@
             <w:r>
               <w:rPr>
                 <w:rFonts w:ascii="Times New Roman" w:hAnsi="Times New Roman" w:eastAsia="바탕"/>
+                <w:sz w:val="19"/>
+              </w:rPr>
+              <w:t xml:space="preserve">LAG (loose-aggressive)</w:t>
+            </w:r>
+          </w:p>
+        </w:tc>
+        <w:tc>
+          <w:tcPr/>
+          <w:p>
+            <w:pPr>
+              <w:pStyle w:val="Compact"/>
+              <w:spacing w:line="276" w:lineRule="auto"/>
+            </w:pPr>
+            <w:r>
+              <w:rPr>
+                <w:rFonts w:ascii="Times New Roman" w:hAnsi="Times New Roman" w:eastAsia="바탕"/>
+                <w:sz w:val="19"/>
+              </w:rPr>
+              <w:t xml:space="preserve">+73</w:t>
+            </w:r>
+          </w:p>
+        </w:tc>
+        <w:tc>
+          <w:tcPr/>
+          <w:p>
+            <w:pPr>
+              <w:pStyle w:val="Compact"/>
+              <w:spacing w:line="276" w:lineRule="auto"/>
+            </w:pPr>
+            <w:r>
+              <w:rPr>
+                <w:rFonts w:ascii="Times New Roman" w:hAnsi="Times New Roman" w:eastAsia="바탕"/>
+                <w:sz w:val="19"/>
+              </w:rPr>
+              <w:t xml:space="preserve">3/5</w:t>
+            </w:r>
+          </w:p>
+        </w:tc>
+      </w:tr>
+      <w:tr>
+        <w:tc>
+          <w:tcPr/>
+          <w:p>
+            <w:pPr>
+              <w:pStyle w:val="Compact"/>
+              <w:spacing w:line="276" w:lineRule="auto"/>
+            </w:pPr>
+            <w:r>
+              <w:rPr>
+                <w:rFonts w:ascii="Times New Roman" w:hAnsi="Times New Roman" w:eastAsia="바탕"/>
+                <w:sz w:val="19"/>
+              </w:rPr>
+              <w:t xml:space="preserve">Maniac (hyper-aggressive)</w:t>
+            </w:r>
+          </w:p>
+        </w:tc>
+        <w:tc>
+          <w:tcPr/>
+          <w:p>
+            <w:pPr>
+              <w:pStyle w:val="Compact"/>
+              <w:spacing w:line="276" w:lineRule="auto"/>
+            </w:pPr>
+            <w:r>
+              <w:rPr>
+                <w:rFonts w:ascii="Times New Roman" w:hAnsi="Times New Roman" w:eastAsia="바탕"/>
+                <w:sz w:val="19"/>
+              </w:rPr>
+              <w:t xml:space="preserve">+307</w:t>
+            </w:r>
+          </w:p>
+        </w:tc>
+        <w:tc>
+          <w:tcPr/>
+          <w:p>
+            <w:pPr>
+              <w:pStyle w:val="Compact"/>
+              <w:spacing w:line="276" w:lineRule="auto"/>
+            </w:pPr>
+            <w:r>
+              <w:rPr>
+                <w:rFonts w:ascii="Times New Roman" w:hAnsi="Times New Roman" w:eastAsia="바탕"/>
+                <w:sz w:val="19"/>
+              </w:rPr>
+              <w:t xml:space="preserve">3/5</w:t>
+            </w:r>
+          </w:p>
+        </w:tc>
+      </w:tr>
+      <w:tr>
+        <w:tc>
+          <w:tcPr/>
+          <w:p>
+            <w:pPr>
+              <w:pStyle w:val="Compact"/>
+              <w:spacing w:line="276" w:lineRule="auto"/>
+            </w:pPr>
+            <w:r>
+              <w:rPr>
+                <w:rFonts w:ascii="Times New Roman" w:hAnsi="Times New Roman" w:eastAsia="바탕"/>
+                <w:sz w:val="19"/>
+              </w:rPr>
+              <w:t xml:space="preserve">Nit (ultra-tight)</w:t>
+            </w:r>
+          </w:p>
+        </w:tc>
+        <w:tc>
+          <w:tcPr/>
+          <w:p>
+            <w:pPr>
+              <w:pStyle w:val="Compact"/>
+              <w:spacing w:line="276" w:lineRule="auto"/>
+            </w:pPr>
+            <w:r>
+              <w:rPr>
+                <w:rFonts w:ascii="Times New Roman" w:hAnsi="Times New Roman" w:eastAsia="바탕"/>
+                <w:sz w:val="19"/>
+              </w:rPr>
+              <w:t xml:space="preserve">+16</w:t>
+            </w:r>
+          </w:p>
+        </w:tc>
+        <w:tc>
+          <w:tcPr/>
+          <w:p>
+            <w:pPr>
+              <w:pStyle w:val="Compact"/>
+              <w:spacing w:line="276" w:lineRule="auto"/>
+            </w:pPr>
+            <w:r>
+              <w:rPr>
+                <w:rFonts w:ascii="Times New Roman" w:hAnsi="Times New Roman" w:eastAsia="바탕"/>
+                <w:sz w:val="19"/>
+              </w:rPr>
+              <w:t xml:space="preserve">5/5</w:t>
+            </w:r>
+          </w:p>
+        </w:tc>
+      </w:tr>
+      <w:tr>
+        <w:tc>
+          <w:tcPr/>
+          <w:p>
+            <w:pPr>
+              <w:pStyle w:val="Compact"/>
+              <w:spacing w:line="276" w:lineRule="auto"/>
+            </w:pPr>
+            <w:r>
+              <w:rPr>
+                <w:rFonts w:ascii="Times New Roman" w:hAnsi="Times New Roman" w:eastAsia="바탕"/>
                 <w:b/>
                 <w:bCs/>
                 <w:sz w:val="19"/>
               </w:rPr>
-              <w:t xml:space="preserve">Selective virtual cost (CHECK only, 5 chips)</w:t>
+              <w:t xml:space="preserve">Station (calling station)</w:t>
             </w:r>
           </w:p>
         </w:tc>
@@ -2080,7 +2148,7 @@
                 <w:bCs/>
                 <w:sz w:val="19"/>
               </w:rPr>
-              <w:t xml:space="preserve">+1230±693</w:t>
+              <w:t xml:space="preserve">−177</w:t>
             </w:r>
           </w:p>
         </w:tc>
@@ -2098,10 +2166,419 @@
                 <w:bCs/>
                 <w:sz w:val="19"/>
               </w:rPr>
-              <w:t xml:space="preserve">5/5</w:t>
-            </w:r>
-          </w:p>
-        </w:tc>
+              <w:t xml:space="preserve">0/5</w:t>
+            </w:r>
+          </w:p>
+        </w:tc>
+      </w:tr>
+    </w:tbl>
+    <w:p>
+      <w:pPr>
+        <w:pStyle w:val="BodyText"/>
+      </w:pPr>
+      <w:r>
+        <w:t xml:space="preserve">콜링스테이션(상대가 베팅해도 폴드하지 않고 계속 콜로 따라오는 성향의 정책) 상대의 절대 성능은 가상비용 크기와 무관하게 모든 조건에서 큰 폭의 적자이며(독립 재현 계열의 실측값으로 −2600에서 −3200 mbb/g), 이는 가상비용이 건드리지 못하는 별도 요인(과공격)에 기인한다. 향후 과제로 남긴다.</w:t>
+      </w:r>
+    </w:p>
+    <w:p>
+      <w:pPr>
+        <w:pStyle w:val="BodyText"/>
+      </w:pPr>
+      <w:r>
+        <w:t xml:space="preserve">소극적 정책의 해소는 플레이 성향 변화(공격성 증가)이므로, 공격이 유효한 상대(무작위: 큰 회복)와 유효하지 않은 상대(콜링스테이션: 베팅에 폴드하지 않으므로 소폭 손해)에서 손익이 갈린다. 따라서 본 효과의 정확한 서술은</w:t>
+      </w:r>
+      <w:r>
+        <w:t xml:space="preserve"> </w:t>
+      </w:r>
+      <w:r>
+        <w:t xml:space="preserve">“분포 외 일반화”</w:t>
+      </w:r>
+      <w:r>
+        <w:t xml:space="preserve">가 아니라</w:t>
+      </w:r>
+      <w:r>
+        <w:t xml:space="preserve"> </w:t>
+      </w:r>
+      <w:r>
+        <w:t xml:space="preserve">“0-고정점이 만든 소극적 정책의 해소, 곧 그 문제를 착취하던 상대에 대한 회복”</w:t>
+      </w:r>
+      <w:r>
+        <w:t xml:space="preserve">이다. 또한 효과는 단일 상대(TAG) 학습에 한정된다. 5종 상대 순환·혼합 학습에서는 같은 가상비용으로 무작위 상대 성능이 회복되지 않았다(−112와 −159; 같은 구성에서 가상비용이 없으면 각각 −424와 −362로 더 나빴다). 이 실패는 가상비용의 한계가 아니라 학습 분포 쪽 요인으로 판단된다. 가상비용이 있으면 CHECK의 credit이 구조적으로 0이 될 수 없어 0-고정 자체가 성립하지 않으며, 매 에피소드 상대가 바뀌는 비정상적(non-stationary) 학습에서는 학습 seed 간 성능 편차가 단일 상대 학습의 여러 배로 커지는 것이 별도 분석에서 관측되었다. 즉 병목은 배분식이 아니라 학습 분포의 비정상성에 있다. 학습 분포 내 성능(vs TAG)은 모든 조건에서 +849에서 +952 사이로 보존된다.</w:t>
+      </w:r>
+    </w:p>
+    <w:bookmarkEnd w:id="25"/>
+    <w:bookmarkStart w:id="26" w:name="세-가지-대안과의-통제-비교"/>
+    <w:p>
+      <w:pPr>
+        <w:pStyle w:val="Heading3"/>
+      </w:pPr>
+      <w:r>
+        <w:t xml:space="preserve">4.7 세 가지 대안과의 통제 비교</w:t>
+      </w:r>
+    </w:p>
+    <w:p>
+      <w:pPr>
+        <w:pStyle w:val="FirstParagraph"/>
+      </w:pPr>
+      <w:r>
+        <w:t xml:space="preserve">3.2절의 이론적 기각(참값 정보를 쓰지 않는 수정은 고정점의 순위를 바꾸지 못함)을 동일 조건 통제 비교로 실증하였다(대안별 학습 seed 5개, 나머지 설정은 3.3절과 동일). 비교 대상은 ZCA에 대해 제안될 법한 세 대안이다. 첫째는 탐색 강화로, softmax 온도 하한을 2.0으로 둔다. 둘째는 낙관적 초기화로, 전 셀의 초깃값을 +50으로 둔다(Proposition 1의 검증). 셋째는 일률 가산 벌점으로, 전 행동의 credit에서 5칩을 차감한다(action-penalty[8]류의 비선택적 비용). 표 6은 세 대안과 선택적 가상비용의 결과를 정리한 것이다.</w:t>
+      </w:r>
+    </w:p>
+    <w:p>
+      <w:pPr>
+        <w:pStyle w:val="BodyText"/>
+      </w:pPr>
+      <w:r>
+        <w:t xml:space="preserve">표 6. 세 대안과의 통제 비교(단위 mbb/g, 학습 seed 5개에서 6개) (Table 6. Controlled comparison with three alternative remedies)</w:t>
+      </w:r>
+    </w:p>
+    <w:tbl>
+      <w:tblPr>
+        <w:tblStyle w:val="Table"/>
+        <w:tblW w:type="pct" w:w="5000"/>
+        <w:tblLayout w:type="fixed"/>
+        <w:tblLook w:firstRow="1" w:lastRow="0" w:firstColumn="0" w:lastColumn="0" w:noHBand="0" w:noVBand="0" w:val="0020"/>
+      </w:tblPr>
+      <w:tblGrid>
+        <w:gridCol w:w="1980"/>
+        <w:gridCol w:w="1980"/>
+        <w:gridCol w:w="1980"/>
+        <w:gridCol w:w="1980"/>
+      </w:tblGrid>
+      <w:tr>
+        <w:trPr>
+          <w:tblHeader w:val="on"/>
+        </w:trPr>
+        <w:tc>
+          <w:tcPr/>
+          <w:p>
+            <w:pPr>
+              <w:pStyle w:val="Compact"/>
+              <w:spacing w:line="276" w:lineRule="auto"/>
+            </w:pPr>
+            <w:r>
+              <w:rPr>
+                <w:rFonts w:ascii="Times New Roman" w:hAnsi="Times New Roman" w:eastAsia="바탕"/>
+                <w:sz w:val="19"/>
+              </w:rPr>
+              <w:t xml:space="preserve">Method</w:t>
+            </w:r>
+          </w:p>
+        </w:tc>
+        <w:tc>
+          <w:tcPr/>
+          <w:p>
+            <w:pPr>
+              <w:pStyle w:val="Compact"/>
+              <w:spacing w:line="276" w:lineRule="auto"/>
+            </w:pPr>
+            <w:r>
+              <w:rPr>
+                <w:rFonts w:ascii="Times New Roman" w:hAnsi="Times New Roman" w:eastAsia="바탕"/>
+                <w:sz w:val="19"/>
+              </w:rPr>
+              <w:t xml:space="preserve">vs Random</w:t>
+            </w:r>
+          </w:p>
+        </w:tc>
+        <w:tc>
+          <w:tcPr/>
+          <w:p>
+            <w:pPr>
+              <w:pStyle w:val="Compact"/>
+              <w:spacing w:line="276" w:lineRule="auto"/>
+            </w:pPr>
+            <w:r>
+              <w:rPr>
+                <w:rFonts w:ascii="Times New Roman" w:hAnsi="Times New Roman" w:eastAsia="바탕"/>
+                <w:sz w:val="19"/>
+              </w:rPr>
+              <w:t xml:space="preserve">Positive seeds</w:t>
+            </w:r>
+          </w:p>
+        </w:tc>
+        <w:tc>
+          <w:tcPr/>
+          <w:p>
+            <w:pPr>
+              <w:pStyle w:val="Compact"/>
+              <w:spacing w:line="276" w:lineRule="auto"/>
+            </w:pPr>
+            <w:r>
+              <w:rPr>
+                <w:rFonts w:ascii="Times New Roman" w:hAnsi="Times New Roman" w:eastAsia="바탕"/>
+                <w:sz w:val="19"/>
+              </w:rPr>
+              <w:t xml:space="preserve">vs TAG</w:t>
+            </w:r>
+          </w:p>
+        </w:tc>
+      </w:tr>
+      <w:tr>
+        <w:tc>
+          <w:tcPr/>
+          <w:p>
+            <w:pPr>
+              <w:pStyle w:val="Compact"/>
+              <w:spacing w:line="276" w:lineRule="auto"/>
+            </w:pPr>
+            <w:r>
+              <w:rPr>
+                <w:rFonts w:ascii="Times New Roman" w:hAnsi="Times New Roman" w:eastAsia="바탕"/>
+                <w:sz w:val="19"/>
+              </w:rPr>
+              <w:t xml:space="preserve">None (baseline)</w:t>
+            </w:r>
+          </w:p>
+        </w:tc>
+        <w:tc>
+          <w:tcPr/>
+          <w:p>
+            <w:pPr>
+              <w:pStyle w:val="Compact"/>
+              <w:spacing w:line="276" w:lineRule="auto"/>
+            </w:pPr>
+            <w:r>
+              <w:rPr>
+                <w:rFonts w:ascii="Times New Roman" w:hAnsi="Times New Roman" w:eastAsia="바탕"/>
+                <w:sz w:val="19"/>
+              </w:rPr>
+              <w:t xml:space="preserve">−318±123</w:t>
+            </w:r>
+          </w:p>
+        </w:tc>
+        <w:tc>
+          <w:tcPr/>
+          <w:p>
+            <w:pPr>
+              <w:pStyle w:val="Compact"/>
+              <w:spacing w:line="276" w:lineRule="auto"/>
+            </w:pPr>
+            <w:r>
+              <w:rPr>
+                <w:rFonts w:ascii="Times New Roman" w:hAnsi="Times New Roman" w:eastAsia="바탕"/>
+                <w:sz w:val="19"/>
+              </w:rPr>
+              <w:t xml:space="preserve">0/6</w:t>
+            </w:r>
+          </w:p>
+        </w:tc>
+        <w:tc>
+          <w:tcPr/>
+          <w:p>
+            <w:pPr>
+              <w:pStyle w:val="Compact"/>
+              <w:spacing w:line="276" w:lineRule="auto"/>
+            </w:pPr>
+            <w:r>
+              <w:rPr>
+                <w:rFonts w:ascii="Times New Roman" w:hAnsi="Times New Roman" w:eastAsia="바탕"/>
+                <w:sz w:val="19"/>
+              </w:rPr>
+              <w:t xml:space="preserve">+866</w:t>
+            </w:r>
+          </w:p>
+        </w:tc>
+      </w:tr>
+      <w:tr>
+        <w:tc>
+          <w:tcPr/>
+          <w:p>
+            <w:pPr>
+              <w:pStyle w:val="Compact"/>
+              <w:spacing w:line="276" w:lineRule="auto"/>
+            </w:pPr>
+            <w:r>
+              <w:rPr>
+                <w:rFonts w:ascii="Times New Roman" w:hAnsi="Times New Roman" w:eastAsia="바탕"/>
+                <w:sz w:val="19"/>
+              </w:rPr>
+              <w:t xml:space="preserve">Exploration boost (softmax temperature at least 2.0)</w:t>
+            </w:r>
+          </w:p>
+        </w:tc>
+        <w:tc>
+          <w:tcPr/>
+          <w:p>
+            <w:pPr>
+              <w:pStyle w:val="Compact"/>
+              <w:spacing w:line="276" w:lineRule="auto"/>
+            </w:pPr>
+            <w:r>
+              <w:rPr>
+                <w:rFonts w:ascii="Times New Roman" w:hAnsi="Times New Roman" w:eastAsia="바탕"/>
+                <w:sz w:val="19"/>
+              </w:rPr>
+              <w:t xml:space="preserve">−291±267</w:t>
+            </w:r>
+          </w:p>
+        </w:tc>
+        <w:tc>
+          <w:tcPr/>
+          <w:p>
+            <w:pPr>
+              <w:pStyle w:val="Compact"/>
+              <w:spacing w:line="276" w:lineRule="auto"/>
+            </w:pPr>
+            <w:r>
+              <w:rPr>
+                <w:rFonts w:ascii="Times New Roman" w:hAnsi="Times New Roman" w:eastAsia="바탕"/>
+                <w:sz w:val="19"/>
+              </w:rPr>
+              <w:t xml:space="preserve">1/5</w:t>
+            </w:r>
+          </w:p>
+        </w:tc>
+        <w:tc>
+          <w:tcPr/>
+          <w:p>
+            <w:pPr>
+              <w:pStyle w:val="Compact"/>
+              <w:spacing w:line="276" w:lineRule="auto"/>
+            </w:pPr>
+            <w:r>
+              <w:rPr>
+                <w:rFonts w:ascii="Times New Roman" w:hAnsi="Times New Roman" w:eastAsia="바탕"/>
+                <w:sz w:val="19"/>
+              </w:rPr>
+              <w:t xml:space="preserve">+880±25 (preserved)</w:t>
+            </w:r>
+          </w:p>
+        </w:tc>
+      </w:tr>
+      <w:tr>
+        <w:tc>
+          <w:tcPr/>
+          <w:p>
+            <w:pPr>
+              <w:pStyle w:val="Compact"/>
+              <w:spacing w:line="276" w:lineRule="auto"/>
+            </w:pPr>
+            <w:r>
+              <w:rPr>
+                <w:rFonts w:ascii="Times New Roman" w:hAnsi="Times New Roman" w:eastAsia="바탕"/>
+                <w:sz w:val="19"/>
+              </w:rPr>
+              <w:t xml:space="preserve">Optimistic initialization (initial Q of 50)</w:t>
+            </w:r>
+          </w:p>
+        </w:tc>
+        <w:tc>
+          <w:tcPr/>
+          <w:p>
+            <w:pPr>
+              <w:pStyle w:val="Compact"/>
+              <w:spacing w:line="276" w:lineRule="auto"/>
+            </w:pPr>
+            <w:r>
+              <w:rPr>
+                <w:rFonts w:ascii="Times New Roman" w:hAnsi="Times New Roman" w:eastAsia="바탕"/>
+                <w:sz w:val="19"/>
+              </w:rPr>
+              <w:t xml:space="preserve">−241±302</w:t>
+            </w:r>
+          </w:p>
+        </w:tc>
+        <w:tc>
+          <w:tcPr/>
+          <w:p>
+            <w:pPr>
+              <w:pStyle w:val="Compact"/>
+              <w:spacing w:line="276" w:lineRule="auto"/>
+            </w:pPr>
+            <w:r>
+              <w:rPr>
+                <w:rFonts w:ascii="Times New Roman" w:hAnsi="Times New Roman" w:eastAsia="바탕"/>
+                <w:sz w:val="19"/>
+              </w:rPr>
+              <w:t xml:space="preserve">1/5</w:t>
+            </w:r>
+          </w:p>
+        </w:tc>
+        <w:tc>
+          <w:tcPr/>
+          <w:p>
+            <w:pPr>
+              <w:pStyle w:val="Compact"/>
+              <w:spacing w:line="276" w:lineRule="auto"/>
+            </w:pPr>
+            <w:r>
+              <w:rPr>
+                <w:rFonts w:ascii="Times New Roman" w:hAnsi="Times New Roman" w:eastAsia="바탕"/>
+                <w:sz w:val="19"/>
+              </w:rPr>
+              <w:t xml:space="preserve">+184±43 (degraded)</w:t>
+            </w:r>
+          </w:p>
+        </w:tc>
+      </w:tr>
+      <w:tr>
+        <w:tc>
+          <w:tcPr/>
+          <w:p>
+            <w:pPr>
+              <w:pStyle w:val="Compact"/>
+              <w:spacing w:line="276" w:lineRule="auto"/>
+            </w:pPr>
+            <w:r>
+              <w:rPr>
+                <w:rFonts w:ascii="Times New Roman" w:hAnsi="Times New Roman" w:eastAsia="바탕"/>
+                <w:sz w:val="19"/>
+              </w:rPr>
+              <w:t xml:space="preserve">Uniform penalty (5 chips off every action)</w:t>
+            </w:r>
+          </w:p>
+        </w:tc>
+        <w:tc>
+          <w:tcPr/>
+          <w:p>
+            <w:pPr>
+              <w:pStyle w:val="Compact"/>
+              <w:spacing w:line="276" w:lineRule="auto"/>
+            </w:pPr>
+            <w:r>
+              <w:rPr>
+                <w:rFonts w:ascii="Times New Roman" w:hAnsi="Times New Roman" w:eastAsia="바탕"/>
+                <w:sz w:val="19"/>
+              </w:rPr>
+              <w:t xml:space="preserve">−485±32</w:t>
+            </w:r>
+          </w:p>
+        </w:tc>
+        <w:tc>
+          <w:tcPr/>
+          <w:p>
+            <w:pPr>
+              <w:pStyle w:val="Compact"/>
+              <w:spacing w:line="276" w:lineRule="auto"/>
+            </w:pPr>
+            <w:r>
+              <w:rPr>
+                <w:rFonts w:ascii="Times New Roman" w:hAnsi="Times New Roman" w:eastAsia="바탕"/>
+                <w:sz w:val="19"/>
+              </w:rPr>
+              <w:t xml:space="preserve">0/5</w:t>
+            </w:r>
+          </w:p>
+        </w:tc>
+        <w:tc>
+          <w:tcPr/>
+          <w:p>
+            <w:pPr>
+              <w:pStyle w:val="Compact"/>
+              <w:spacing w:line="276" w:lineRule="auto"/>
+            </w:pPr>
+            <w:r>
+              <w:rPr>
+                <w:rFonts w:ascii="Times New Roman" w:hAnsi="Times New Roman" w:eastAsia="바탕"/>
+                <w:sz w:val="19"/>
+              </w:rPr>
+              <w:t xml:space="preserve">+119±34 (degraded)</w:t>
+            </w:r>
+          </w:p>
+        </w:tc>
+      </w:tr>
+      <w:tr>
         <w:tc>
           <w:tcPr/>
           <w:p>
@@ -2116,6 +2593,60 @@
                 <w:bCs/>
                 <w:sz w:val="19"/>
               </w:rPr>
+              <w:t xml:space="preserve">Selective virtual cost (CHECK only, 5 chips)</w:t>
+            </w:r>
+          </w:p>
+        </w:tc>
+        <w:tc>
+          <w:tcPr/>
+          <w:p>
+            <w:pPr>
+              <w:pStyle w:val="Compact"/>
+              <w:spacing w:line="276" w:lineRule="auto"/>
+            </w:pPr>
+            <w:r>
+              <w:rPr>
+                <w:rFonts w:ascii="Times New Roman" w:hAnsi="Times New Roman" w:eastAsia="바탕"/>
+                <w:b/>
+                <w:bCs/>
+                <w:sz w:val="19"/>
+              </w:rPr>
+              <w:t xml:space="preserve">+1230±693</w:t>
+            </w:r>
+          </w:p>
+        </w:tc>
+        <w:tc>
+          <w:tcPr/>
+          <w:p>
+            <w:pPr>
+              <w:pStyle w:val="Compact"/>
+              <w:spacing w:line="276" w:lineRule="auto"/>
+            </w:pPr>
+            <w:r>
+              <w:rPr>
+                <w:rFonts w:ascii="Times New Roman" w:hAnsi="Times New Roman" w:eastAsia="바탕"/>
+                <w:b/>
+                <w:bCs/>
+                <w:sz w:val="19"/>
+              </w:rPr>
+              <w:t xml:space="preserve">5/5</w:t>
+            </w:r>
+          </w:p>
+        </w:tc>
+        <w:tc>
+          <w:tcPr/>
+          <w:p>
+            <w:pPr>
+              <w:pStyle w:val="Compact"/>
+              <w:spacing w:line="276" w:lineRule="auto"/>
+            </w:pPr>
+            <w:r>
+              <w:rPr>
+                <w:rFonts w:ascii="Times New Roman" w:hAnsi="Times New Roman" w:eastAsia="바탕"/>
+                <w:b/>
+                <w:bCs/>
+                <w:sz w:val="19"/>
+              </w:rPr>
               <w:t xml:space="preserve">+909±50 (preserved)</w:t>
             </w:r>
           </w:p>
@@ -2127,7 +2658,7 @@
         <w:pStyle w:val="BodyText"/>
       </w:pPr>
       <w:r>
-        <w:t xml:space="preserve">표 4의 선택적 가상비용에 5칩을 쓴 것은 두 기준에 따른다. 일률 벌점과 크기를 일치시켜 선택성만을 분리하는 값이면서, 임계를 넘는 최소 유효 용량이라는 보수적 대푯값이다. 더 높은 수치의 조건(체크 시점에 팟의 30%를 부여하는 조건은 +1546±535에 6/6, 상수 20칩은 +1659±825에 5/5)으로 바꿔도 결론은 불변하며, 조건 간 순위는 표준편차 중첩 때문에 주장하지 않는다(표 2).</w:t>
+        <w:t xml:space="preserve">표 6의 선택적 가상비용에 5칩을 쓴 것은 두 기준에 따른다. 일률 벌점과 크기를 일치시켜 선택성만을 분리하는 값이면서, 임계를 넘는 최소 유효 용량이라는 보수적 대푯값이다. 더 높은 수치의 조건(체크 시점에 팟의 30%를 부여하는 조건은 +1546±535에 6/6, 상수 20칩은 +1659±825에 5/5)으로 바꿔도 결론은 불변하며, 조건 간 순위는 표준편차 중첩 때문에 주장하지 않는다(표 2).</w:t>
       </w:r>
     </w:p>
     <w:p>
@@ -2139,13 +2670,13 @@
       </w:r>
     </w:p>
     <w:bookmarkEnd w:id="26"/>
-    <w:bookmarkStart w:id="27" w:name="방법론적-부정적-결과-credit-폴백-인공물의-발견과-정정"/>
+    <w:bookmarkStart w:id="27" w:name="방법론적-부정적-결과-credit-예외-처리-인공물의-발견과-정정"/>
     <w:p>
       <w:pPr>
         <w:pStyle w:val="Heading3"/>
       </w:pPr>
       <w:r>
-        <w:t xml:space="preserve">4.8 방법론적 부정적 결과: credit 폴백 인공물의 발견과 정정</w:t>
+        <w:t xml:space="preserve">4.8 방법론적 부정적 결과: credit 예외 처리 인공물의 발견과 정정</w:t>
       </w:r>
     </w:p>
     <w:p>
@@ -2153,16 +2684,7 @@
         <w:pStyle w:val="FirstParagraph"/>
       </w:pPr>
       <w:r>
-        <w:t xml:space="preserve">초기 구현은 총투자 0인 핸드(전부 체크 또는 폴드)에서 비례배분이 미정의라 균등 배분(payoff/n)으로 폴백했고, 이 누수가 비용 0 행동에 </w:t>
-      </w:r>
-      <w:r>
-        <w:rPr>
-          <w:rFonts w:hint="eastAsia"/>
-        </w:rPr>
-        <w:t xml:space="preserve">비(非)비례</w:t>
-      </w:r>
-      <w:r>
-        <w:t xml:space="preserve"> credit을 흘렸다. 단일 학습 seed(42)와 결합해</w:t>
+        <w:t xml:space="preserve">초기 구현은 총투자 0인 핸드(전부 체크 또는 폴드)에서 비례배분이 정의되지 않아 균등 배분(payoff/n)으로 대체하는 예외 처리(fallback)를 두었고, 이 누수가 비용 0 행동에 비례하지 않은 credit을 흘렸다. 단일 학습 seed(42)와 결합해</w:t>
       </w:r>
       <w:r>
         <w:t xml:space="preserve"> </w:t>
@@ -2171,7 +2693,7 @@
         <w:t xml:space="preserve">“1칩 가상비용이 분포 외 일반화의 필요조건”</w:t>
       </w:r>
       <w:r>
-        <w:t xml:space="preserve">이라는 허위 신호를 만들었으며, 폴백만 격리해 실행하면 원본 수치가 그대로 재현되고 제거한 뒤 다시 실행하면 효과가 사라짐을 확인하여, 인공물로 확정하고 폐기하였다. 단일 seed의 오도 위험을 경고한 재현성 문헌[10][11][12]과 정합하는 사례다. 본 논문의 모든 수치는 폴백 제거 후의 것이며, 나아가 가상비용을 실투자 핸드에만 적용하는 격리 실험으로 4.3절과 4.6절의 회복이 폴백 유사 신호가 아니라 CHECK credit 경로임을 확인했다(실투자 핸드에만 적용해도 +1245에 양수 5/5로 전체 적용의 +1546과 비슷했고, 폴백 신호에만 한정하면 +206에 분산이 컸다). 아울러 결론을 지탱하는 핵심 실험들은 독립 재작성 코드로 145회 재현되어 주요 조건별 기준 수치가 전부 유지되었다(상수 20칩과 60칩은 5/5에서 독립 재현 계열 4/5로의 경계 편차, seed 요동 범위).</w:t>
+        <w:t xml:space="preserve">이라는 잘못된 결론을 만들어 냈으며, 이 예외 처리만 격리해 실행하면 원본 수치가 그대로 재현되고 제거한 뒤 다시 실행하면 효과가 사라짐을 확인하여, 인공물로 확정하고 폐기하였다. 단일 seed가 잘못된 결론으로 이끌 위험을 경고한 재현성 문헌[10][11][12]과 정합하는 사례다. 본 논문의 모든 수치는 이 예외 처리를 제거한 후의 것이며, 나아가 가상비용을 실투자 핸드에만 적용하는 격리 실험으로, 4.3절과 4.6절의 회복이 예외 처리가 남긴 신호가 아니라 CHECK credit을 통해 일어남을 확인했다(실투자 핸드에만 적용해도 +1245에 양수 5/5로 전체 적용의 +1546과 비슷했고, 예외 처리 신호에만 한정하면 +206에 분산이 컸다). 아울러 결론을 뒷받침하는 핵심 실험들은 독립 재작성 코드로 145회 재현되어 주요 조건별 기준 수치가 전부 유지되었다(상수 20칩과 60칩은 5/5에서 독립 재현 계열 4/5로의 경계 편차, seed 간 편차 범위).</w:t>
       </w:r>
     </w:p>
     <w:bookmarkEnd w:id="27"/>
@@ -2189,7 +2711,7 @@
         <w:pStyle w:val="FirstParagraph"/>
       </w:pPr>
       <w:r>
-        <w:t xml:space="preserve">본 연구의 한계는 네 가지다. 첫째, 임계의 정확한 위치는 미확정이다. 전이구간(팟-비례 8%에서 15%, 상수 1칩 부근)은 seed 요동이 크며(1칩은 6개 seed 평균 −117에 양수 2/6), 본 연구는</w:t>
+        <w:t xml:space="preserve">본 연구의 한계는 네 가지다. 첫째, 임계의 정확한 위치는 미확정이다. 전이구간(팟-비례 8%에서 15%, 상수 1칩 부근)은 seed 간 편차가 크며(1칩은 6개 seed 평균 −117에 양수 2/6), 본 연구는</w:t>
       </w:r>
       <w:r>
         <w:t xml:space="preserve"> </w:t>
@@ -2198,18 +2720,18 @@
         <w:t xml:space="preserve">“충분 초과 시 전 seed 유효”</w:t>
       </w:r>
       <w:r>
-        <w:t xml:space="preserve">라는 임계의 존재만 주장한다. 아울러 이 임계는 흡수 해소의 임계이며, 성능 회복 문턱과는 분리될 수 있다(4.5절). 둘째, 효과의 범위는 단일 상대 학습, 단일 게임(헤즈업 노리밋 홀덤), 단일 추상화에 한정된다. 셋째, 홀드아웃 상대도 자체 제작 규칙 기반 정책이다. 외부의 균형 상대 검증은 이후 수행되었다. CFR+ 동결 전략(추상 내 착취가능성 3.91 mbb/g)을 학습 상대로 한 후속 실험에서, 가상비용을 적용해도 균형 상대 자체에 대한 성능은 전 조건 음수였으나(표 기반 표현력의 이론적 한계로 균형 상대 기댓값의 상한이 0 근방), 무작위 상대 홀드아웃에서의 선택적 회복은 재현되었다(부정적 결과 포함). 넷째, ZCA의 구성 요소(null-player 공리, return-equivalence, 낙관적 초기화, PBRS와 Q-초기화의 등가성)는 이미 알려진 것이며, 기여는 이들을 구조적 문제로 재진단하고 임계를 유도·실증하며 범위를 정직히 규정한 데 있다.</w:t>
+        <w:t xml:space="preserve">라는 임계의 존재만 주장한다. 아울러 이 임계는 흡수 해소의 임계이며, 성능 회복 임계와는 분리될 수 있다(4.5절). 둘째, 효과의 범위는 단일 상대 학습, 단일 게임(헤즈업 노리밋 홀덤), 단일 추상화에 한정된다. 셋째, 홀드아웃 상대도 자체 제작 규칙 기반 정책이다. 외부의 균형 상대 검증은 이후 수행되었다. CFR+ 동결 전략(추상 내 착취가능성 3.91 mbb/g)을 학습 상대로 한 후속 실험에서, 가상비용을 적용해도 균형 상대 자체에 대한 성능은 전 조건 음수였으나(표 기반 표현력의 이론적 한계로 균형 상대 기댓값의 상한이 0 근방), 무작위 상대 홀드아웃에서의 선택적 회복은 재현되었다(부정적 결과 포함). 넷째, ZCA의 구성 요소(null-player 공리, return-equivalence, 낙관적 초기화, PBRS와 Q-초기화의 등가성)는 이미 알려진 것이며, 기여는 이들을 구조적 문제로 재해석하고 임계를 유도·실증하며 범위를 정직히 규정한 데 있다.</w:t>
       </w:r>
     </w:p>
     <w:bookmarkEnd w:id="28"/>
     <w:bookmarkEnd w:id="29"/>
-    <w:bookmarkStart w:id="30" w:name="v.-conclusions-and-discussion"/>
+    <w:bookmarkStart w:id="30" w:name="v.-결론-및-논의"/>
     <w:p>
       <w:pPr>
         <w:pStyle w:val="Heading2"/>
       </w:pPr>
       <w:r>
-        <w:t xml:space="preserve">V. Conclusions and Discussion</w:t>
+        <w:t xml:space="preserve">V. 결론 및 논의</w:t>
       </w:r>
     </w:p>
     <w:p>
@@ -2217,7 +2739,7 @@
         <w:pStyle w:val="FirstParagraph"/>
       </w:pPr>
       <w:r>
-        <w:t xml:space="preserve">비례배분 기여도는 비용 0 행동에 구조적 0-고정점(ZCA)을 남기고, 이는 행동 순위를 양방향으로 왜곡하며(흡수와 은폐), 낙관적 초기화의 일시적 0-선호와 달리 방문으로 해소되지 않는다. 이상을 toy MDP에서 증명하고, 실제 2,048-셀 에이전트에서 Q(CHECK)의 정확한 0 고정과 그 결과인 과도하게 소극적인 정책(턴 체크 65%)으로 실측하였다. 유도한 임계 조건의 예측은 비대칭 용량-반응으로 확인되었다. 하한은 급격한 전이를 보였고, 임계 초과 후 상한은 검출되지 않았다. 가상비용이 없으면 전 seed 음수(0/6), 1칩은 부호가 요동하는 전이구간(2/6), 상수 5칩 이상이면 소극적 정책이 풀리고(턴 소액 베팅 65%로 전환) 문제를 착취하던 미학습 상대에 대한 성능이 학습 seed 전반에서 회복된다(5/5와 6/6 양수). 확인된 것은 임계의 존재이며 위치의 예측이 아니다(4.9절). 사후정보 가설, 구현 인공물 가설, 평가 순환성 가설은 각각 결정시점 상수 비용, 격리 실험, 사전에 고정한 홀드아웃 검증으로 배제하였고,</w:t>
+        <w:t xml:space="preserve">비례배분 기여도는 비용 0 행동에 구조적 0-고정점(ZCA)을 남기고, 이는 행동 순위를 양방향으로 왜곡하며(흡수와 은폐), 낙관적 초기화의 일시적 0-선호와 달리 방문으로 해소되지 않는다. 이상을 toy MDP에서 증명하고, 실제 2,048-셀 에이전트에서 Q(CHECK)의 정확한 0 고정과 그 결과인 과도하게 소극적인 정책(턴 체크 65%)으로 실측하였다. 유도한 임계 조건의 예측은 비대칭 용량-반응으로 확인되었다. 하한은 급격한 전이를 보였고, 임계 초과 후 상한은 검출되지 않았다. 가상비용이 없으면 전 seed 음수(0/6), 1칩은 부호가 뒤바뀌는 전이구간(2/6), 상수 5칩 이상이면 소극적 정책이 풀리고(턴 소액 베팅 65%로 전환) 문제를 착취하던 미학습 상대에 대한 성능이 학습 seed 전반에서 회복된다(5/5와 6/6 양수). 확인된 것은 임계의 존재이며 위치의 예측이 아니다(4.9절). 사후정보 가설, 구현 인공물 가설, 평가 순환성 가설은 각각 결정시점 상수 비용, 격리 실험, 사전에 고정한 홀드아웃 검증으로 배제하였고,</w:t>
       </w:r>
       <w:r>
         <w:t xml:space="preserve"> </w:t>
@@ -2226,7 +2748,7 @@
         <w:t xml:space="preserve">“표준 MC를 쓰면 된다”</w:t>
       </w:r>
       <w:r>
-        <w:t xml:space="preserve">는 대안은 동일 예산의 3자 비교에서 두 지표 모두 열세임을 보여 기각하였다. 동시에 이 회복이 일반화가 아니라 상대 의존적 플레이 성향 변화임을, 콜링스테이션 상대의 소폭 손해까지 포함해 정직하게 보고하였다. 본 사례연구의 가치는 구조적 기여도 배분의 문제를 증명하고 측정하며, 해법의 작동 조건(임계)을 이론과 실험의 대응으로 규명하고, 그 한계를 부정적 결과와 함께 드러낸 데 있다.</w:t>
+        <w:t xml:space="preserve">는 대안은 동일 예산의 세 방식 비교에서 두 지표 모두 열세임을 보여 기각하였다. 동시에 이 회복이 일반화가 아니라 상대 의존적 플레이 성향 변화임을, 콜링스테이션 상대의 소폭 손해까지 포함해 정직하게 보고하였다. 본 사례연구의 가치는 구조적 기여도 배분의 문제를 증명하고 측정하며, 해법의 작동 조건(임계)을 이론과 실험의 대응으로 규명하고, 그 한계를 부정적 결과와 함께 드러낸 데 있다.</w:t>
       </w:r>
     </w:p>
     <w:p>

--- a/zca_theory/zca_vic_논문초안_v4.docx
+++ b/zca_theory/zca_vic_논문초안_v4.docx
@@ -639,7 +639,7 @@
         <w:pStyle w:val="FirstParagraph"/>
       </w:pPr>
       <w:r>
-        <w:t xml:space="preserve">실제 환경의 상태 추상화는 라운드(프리플랍·플랍·턴·리버), 포지션, 핸드 버킷, 직전 행동의 곱으로 2,048개 결정 상태(셀)를 두고, 행동은 8개다. 탐색은 softmax(온도 감쇠), 학습량은 에피소드 200만, 학습 상대는 TAG(타이트-공격 규칙 기반 정책) 단일이다. 블라인드는 1칩과 2칩, 시작 스택은 200칩(100 빅블라인드)이며, 성능 단위는 mbb/g(1000분의 1 빅블라인드/게임, payoff에 500을 곱한 값)다. 평가는 게임 10만 회씩 5회(평가 seed 고정)를 greedy 정책으로 수행하고, 성능 주장은 학습 seed 6개(1부터 5까지, 그리고 42)에서 검증한다. 구현은 Python 3.13과 포커 게임 엔진 pokerkit[13]을 사용했고, Windows 11 데스크톱(CPU [모델명], RAM [용량])의 단일 CPU 코어에서 학습 1회(에피소드 200만)에 약 10분이 소요된다. 모든 학습은 4.8절에서 보고하는 credit 예외 처리 인공물을 제거한 코드로 수행했으며, 조건별 원자료(CSV)와 학습·평가 seed는 저장소에 보존하였다.</w:t>
+        <w:t xml:space="preserve">실제 환경의 상태 추상화는 라운드(프리플랍·플랍·턴·리버), 포지션, 핸드 버킷, 직전 행동의 곱으로 2,048개 결정 상태(셀)를 두고, 행동은 8개다. 탐색은 softmax(온도 감쇠), 학습량은 에피소드 200만, 학습 상대는 TAG(타이트-공격 규칙 기반 정책) 단일이다. 블라인드는 1칩과 2칩, 시작 스택은 200칩(100 빅블라인드)이며, 성능 단위는 mbb/g(1000분의 1 빅블라인드/게임, payoff에 500을 곱한 값)다. 평가는 게임 10만 회씩 5회(평가 seed 고정)를 greedy 정책으로 수행하고, 성능 주장은 학습 seed 6개(1부터 5까지, 그리고 42)에서 검증한다. 구현은 Python 3.13과 포커 게임 엔진 pokerkit[13]을 사용했고, Windows 11 데스크톱(CPU Intel Core i7-14700, RAM 32GB)의 단일 CPU 코어에서 학습 1회(에피소드 200만)에 약 10분이 소요된다. 모든 학습은 4.8절에서 보고하는 credit 예외 처리 인공물을 제거한 코드로 수행했으며, 조건별 원자료(CSV)와 학습·평가 seed는 저장소에 보존하였다.</w:t>
       </w:r>
     </w:p>
     <w:bookmarkEnd w:id="18"/>

--- a/zca_theory/zca_vic_논문초안_v4.docx
+++ b/zca_theory/zca_vic_논문초안_v4.docx
@@ -48,7 +48,7 @@
         <w:pStyle w:val="FirstParagraph"/>
       </w:pPr>
       <w:r>
-        <w:t xml:space="preserve">In tabular Monte-Carlo (MC) control, assigning each action a share of the terminal payoff proportional to its invested chips (proportional credit assignment) is a reasonable variance-reduction choice, but it leaves a structural pathology for zero-cost actions (e.g., CHECK): their credit is exactly zero in every episode, pinning the MC fixed point at zero regardless of the true value. We name this Zero-Credit Absorption (ZCA) and treat it at three levels. At the level of theory, in a minimal toy MDP we prove the zero fixed point and the resulting bidirectional mis-ranking (overvaluing bad checks, which we call absorption, and undervaluing good checks, which we call masking), show that the pathology is a structural property of the whole family of contribution-proportional schemes (zero contribution implies zero credit) rather than of one particular formula, distinguish it from the transient absorption of optimistic initialization (it is permanent, and its fixed point differs from the true value), and derive the threshold virtual cost required to dissolve it. At the level of measurement, in a 2,048-cell heads-up hold’em agent the learned Q(CHECK) remains pinned at exactly zero (versus a spread of −73 to +120 chips under standard MC), and we show behaviorally that the policy consequence is an excessively passive policy that checks 65% of turn decisions. At the level of resolution, a one-chip cost fails to reproduce recovery, with its sign fluctuating across training seeds (mean −117 mbb/g, 2 of 6 positive, a transition zone), whereas a constant cost of five chips or more exceeds the threshold: the passive policy dissolves (65% small bets on the turn), and performance against the unseen opponent that exploited the pathology (a random policy) turns from negative on every training seed to positive on every training seed (mean +1230 mbb/g at five chips). Finally, we honestly report that this is not generalization: with the cost fixed in advance, gains against four held-out opponents are opponent-dependent (a slight loss against a calling station), and the effect is confined to single-opponent training.</w:t>
+        <w:t xml:space="preserve">In tabular Monte-Carlo (MC) control, assigning each action a share of the terminal payoff proportional to its invested chips (proportional credit assignment) is a reasonable variance-reduction choice, but it leaves a structural pathology for zero-cost actions (e.g., CHECK): their credit is exactly zero in every episode, pinning the MC fixed point at zero regardless of the true value. We name this Zero-Credit Absorption (ZCA) and treat it at three levels. At the level of theory, in a minimal toy MDP we prove the zero fixed point and the resulting bidirectional mis-ranking (overvaluing bad checks, which we call absorption, and undervaluing good checks, which we call masking), show that the pathology is a structural property of the whole family of contribution-proportional schemes (zero contribution implies zero credit) rather than of one particular formula, distinguish it from the transient absorption of optimistic initialization (it is permanent, and its fixed point differs from the true value), and derive the threshold virtual cost required to dissolve it. At the level of measurement, in a 2,048-cell heads-up hold’em agent the learned Q(CHECK) remains pinned at exactly zero (versus a spread of −73 to +120 chips under standard MC), and we show behaviorally that the policy consequence is an excessively passive policy that checks 65% of turn decisions. At the level of resolution, a one-chip cost fails to reproduce recovery, with its sign fluctuating across training seeds (mean −65 mbb/g, 2 of 5 positive, a transition zone), whereas a constant cost of five chips or more exceeds the threshold: the passive policy dissolves (65% small bets on the turn), and performance against the unseen opponent that exploited the pathology (a random policy) turns from negative on every training seed to positive on every training seed (mean +1553 mbb/g at a check-time pot fraction of 30 percent, +1230 at a constant five chips). Finally, we honestly report that this is not generalization: with the cost fixed in advance, gains against four held-out opponents are opponent-dependent (a slight loss against a calling station), and the effect is confined to single-opponent training.</w:t>
       </w:r>
     </w:p>
     <w:p>
@@ -74,7 +74,7 @@
         <w:pStyle w:val="FirstParagraph"/>
       </w:pPr>
       <w:r>
-        <w:t xml:space="preserve">표 기반 Monte-Carlo(MC) 제어에서 말단 보상을 각 행동에 그 행동의 투자액 비율로 배분하는 비례배분(proportional) 기여도 정형화는 분산을 줄이는 합리적 선택이지만, 비용 0 행동(예: CHECK)의 credit이 매 에피소드 정확히 0이 되어, 학습을 반복해도 가치 추정이 되돌아가는 값(고정점)이 참값과 무관하게 0이 되는 구조적 문제, 곧 0-credit 흡수(Zero-Credit Absorption, ZCA)를 남긴다. 본 연구는 이를 세 단계로 다룬다. 이론 단계에서는 최소 toy MDP에서 0-고정점과 그로 인한 양방향 순위 왜곡(참값이 음수인 체크의 과대평가인 흡수, 참값이 양수인 체크의 과소평가인 은폐)을 증명하고, 이 문제가 특정 배분 설계가 아니라 기여도 0인 행동에 credit 0을 주는 비례 배분 계열 전체의 구조적 성질임을 보이며, 낙관적 초기화(optimistic initialization)의 일시적 흡수와 질적으로 구별하고(영구적이며 고정점이 참값과 다름), 해소에 필요한 임계 가상비용을 유도한다. 실측 단계에서는 2,048-셀 헤즈업 홀덤 에이전트에서 Q(CHECK)가 모든 셀에서 정확히 0에 고정됨을 관측하고(표준 MC는 −73에서 +120칩까지 분포), 그 정책적 결과가 턴(제3 베팅 라운드) 결정의 65%를 체크하는 과도하게 소극적인 정책임을 행동 수준에서 보인다. 해소 실증 단계에서는 가상비용의 크기를 단일변수로 바꿔 가며 임계를 확인한다. 1칩은 회복을 재현하지 못하고 학습 seed에 따라 부호가 뒤바뀌지만(6개 seed 평균 −117 mbb/g, 양수 2/6), 임계를 넘는 상수 5칩 이상이면 소극적 정책이 풀리고(턴 소액 베팅 65%로 전환), 이 문제를 착취하던 미학습 상대(무작위 정책)에게 전 seed 음수였던 성능이 전 seed 양수로 돌아선다(상수 5칩에서 평균 +1230 mbb/g). 끝으로 이 효과가 일반화가 아님을 정직하게 보고한다. 비용을 실험 전에 미리 정해 두고 학습에 쓰지 않은 4종 상대로 검증한 결과 이득은 상대 의존적이며(베팅에 잘 폴드하지 않는 콜링스테이션 상대는 소폭 손해), 효과는 단일 상대 학습 구성에 한정된다.</w:t>
+        <w:t xml:space="preserve">표 기반 Monte-Carlo(MC) 제어에서 말단 보상을 각 행동에 그 행동의 투자액 비율로 배분하는 비례배분(proportional) 기여도 정형화는 분산을 줄이는 합리적 선택이지만, 비용 0 행동(예: CHECK)의 credit이 매 에피소드 정확히 0이 되어, 학습을 반복해도 가치 추정이 되돌아가는 값(고정점)이 참값과 무관하게 0이 되는 구조적 문제, 곧 0-credit 흡수(Zero-Credit Absorption, ZCA)를 남긴다. 본 연구는 이를 세 단계로 다룬다. 이론 단계에서는 최소 toy MDP에서 0-고정점과 그로 인한 양방향 순위 왜곡(참값이 음수인 체크의 과대평가인 흡수, 참값이 양수인 체크의 과소평가인 은폐)을 증명하고, 이 문제가 특정 배분 설계가 아니라 기여도 0인 행동에 credit 0을 주는 비례 배분 계열 전체의 구조적 성질임을 보이며, 낙관적 초기화(optimistic initialization)의 일시적 흡수와 질적으로 구별하고(영구적이며 고정점이 참값과 다름), 해소에 필요한 임계 가상비용을 유도한다. 실측 단계에서는 2,048-셀 헤즈업 홀덤 에이전트에서 Q(CHECK)가 모든 셀에서 정확히 0에 고정됨을 관측하고(표준 MC는 −73에서 +120칩까지 분포), 그 정책적 결과가 턴(제3 베팅 라운드) 결정의 65%를 체크하는 과도하게 소극적인 정책임을 행동 수준에서 보인다. 해소 실증 단계에서는 가상비용의 크기를 단일변수로 바꿔 가며 임계를 확인한다. 1칩은 회복을 재현하지 못하고 학습 seed에 따라 부호가 뒤바뀌지만(5개 seed 평균 −65 mbb/g, 양수 2/5), 임계를 넘는 상수 5칩 이상이면 소극적 정책이 풀리고(턴 소액 베팅 65%로 전환), 이 문제를 착취하던 미학습 상대(무작위 정책)에게 전 seed 음수였던 성능이 전 seed 양수로 돌아선다(체크 시점 팟 30%에서 평균 +1553, 상수 5칩에서 +1230 mbb/g). 끝으로 이 효과가 일반화가 아님을 정직하게 보고한다. 비용을 실험 전에 미리 정해 두고 학습에 쓰지 않은 4종 상대로 검증한 결과 이득은 상대 의존적이며(베팅에 잘 폴드하지 않는 콜링스테이션 상대는 소폭 손해), 효과는 단일 상대 학습 구성에 한정된다.</w:t>
       </w:r>
     </w:p>
     <w:p>
@@ -156,7 +156,7 @@
         <w:pStyle w:val="BodyText"/>
       </w:pPr>
       <w:r>
-        <w:t xml:space="preserve">본 논문의 기여는 세 가지다. 첫째(규명), 위 현상을 0-credit 흡수(ZCA)로 명명해 toy MDP에서 양방향 순위 왜곡으로 증명하고, 이것이 특정 배분 설계의 결함이 아니라 기여도-비례 배분 계열 전체의 구조적 성질(기여도 함수가 비용 0 행동에 0을 주는 모든 방식, Lemma 3)임을 보이며(3.1절), 실제 2,048-셀 에이전트에서 Q(CHECK)의 정확한 0-고정점과 그 정책적 결과(턴 결정의 65%를 체크하는 과도하게 소극적인 정책)를 측정한다(4.1절과 4.2절). 둘째(임계 이론과 실증), 비용 0 행동에 가상비용 ε을 부여하면 고정점이 참값 방향으로 풀림을 보이고, 해소에 필요한 임계를 유도하며(3.2절), 실제 시스템에서 1칩은 회복을 재현하지 못하고 부호가 seed에 따라 뒤바뀌며(전이구간), 임계를 충분히 넘는 상수 5칩 이상은 전 seed 유효함을 재현한다(4.3절). 이론이 예측한 임계의 존재가 하한의 급격한 전이로 확인된 사례다(임계의 위치까지 예측하는 것은 아니다. 4.9절 첫째 한계 참조. 임계 초과 후 상한은 확장 탐색에서도 검출되지 않았다). 아울러 동일 학습량의 표준 MC와 세 방식 비교로 이 해법의 실용적 가치, 곧 저분산 배분을 보존한 채 문제만 제거함을 분리하고(4.4절), 탐색 강화·낙관적 초기화·일률 벌점의 세 대안이 전부 문제를 해소하지 못함을 통제 비교로 보인다(4.7절). 셋째(정직한 범위 규정), 이 회복이</w:t>
+        <w:t xml:space="preserve">본 논문의 기여는 세 가지다. 첫째(규명), 위 현상을 0-credit 흡수(ZCA)로 명명해 toy MDP에서 양방향 순위 왜곡으로 증명하고, 이것이 특정 배분 설계의 결함이 아니라 기여도-비례 배분 계열 전체의 구조적 성질(기여도 함수가 비용 0 행동에 0을 주는 모든 방식, Lemma 3)임을 보이며(3.1절), 실제 2,048-셀 에이전트에서 Q(CHECK)의 정확한 0-고정점과 그 정책적 결과(턴 결정의 65%를 체크하는 과도하게 소극적인 정책)를 측정한다(4.1절과 4.2절). 둘째(임계 이론과 실증), 비용 0 행동에 가상비용 ε을 부여하면 고정점이 참값 방향으로 풀림을 보이고, 해소에 필요한 임계를 유도하며(3.2절), 실제 시스템에서 1칩은 회복을 재현하지 못하고 부호가 seed에 따라 뒤바뀌며(전이구간), 임계를 충분히 넘는 상수 5칩 이상은 전 seed 유효함을 재현한다(4.3절). 이론이 예측한 임계의 존재가 하한의 급격한 전이로 확인된 사례다(임계의 위치까지 예측하는 것은 아니다. 4.9절 첫째 한계 참조. 임계 초과 후 상한은 확장 탐색에서도 검출되지 않았다). 아울러 동일 학습량의 표준 MC와 세 구성 × 세 방식 비교로 이 해법의 실용적 가치, 곧 저분산 배분을 보존한 채 문제만 제거함을 분리하고(4.4절), 탐색 강화·낙관적 초기화·일률 벌점의 세 대안이 전부 문제를 해소하지 못함을 통제 비교로 보인다(4.7절). 셋째(정직한 범위 규정), 이 회복이</w:t>
       </w:r>
       <w:r>
         <w:t xml:space="preserve"> </w:t>
@@ -639,7 +639,7 @@
         <w:pStyle w:val="FirstParagraph"/>
       </w:pPr>
       <w:r>
-        <w:t xml:space="preserve">실제 환경의 상태 추상화는 라운드(프리플랍·플랍·턴·리버), 포지션, 핸드 버킷, 직전 행동의 곱으로 2,048개 결정 상태(셀)를 두고, 행동은 8개다. 탐색은 softmax(온도 감쇠), 학습량은 에피소드 200만, 학습 상대는 TAG(타이트-공격 규칙 기반 정책) 단일이다. 블라인드는 1칩과 2칩, 시작 스택은 200칩(100 빅블라인드)이며, 성능 단위는 mbb/g(1000분의 1 빅블라인드/게임, payoff에 500을 곱한 값)다. 평가는 게임 10만 회씩 5회(평가 seed 고정)를 greedy 정책으로 수행하고, 성능 주장은 학습 seed 6개(1부터 5까지, 그리고 42)에서 검증한다. 구현은 Python 3.13과 포커 게임 엔진 pokerkit[13]을 사용했고, Windows 11 데스크톱(CPU Intel Core i7-14700, RAM 32GB)의 단일 CPU 코어에서 학습 1회(에피소드 200만)에 약 10분이 소요된다. 모든 학습은 4.8절에서 보고하는 credit 예외 처리 인공물을 제거한 코드로 수행했으며, 조건별 원자료(CSV)와 학습·평가 seed는 저장소에 보존하였다.</w:t>
+        <w:t xml:space="preserve">실제 환경의 상태 추상화는 라운드(프리플랍·플랍·턴·리버), 포지션, 핸드 버킷, 직전 행동의 곱으로 2,048개 결정 상태(셀)를 두고, 행동은 8개다. 탐색은 softmax(온도 감쇠), 학습량은 에피소드 200만, 학습 상대는 TAG(타이트-공격 규칙 기반 정책) 단일이다. 블라인드는 1칩과 2칩, 시작 스택은 200칩(100 빅블라인드)이며, 성능 단위는 mbb/g(1000분의 1 빅블라인드/게임, payoff에 500을 곱한 값)다. 평가는 게임 10만 회씩 5회(평가 seed 고정)를 greedy 정책으로 수행하고, 성능 주장은 학습 seed 5개(1부터 5까지)로 통일해 검증한다(역사적 초기 seed 42의 결과는 4.8절의 단일 seed 사례로만 보고한다). 구현은 Python 3.13과 포커 게임 엔진 pokerkit[13]을 사용했고, Windows 11 데스크톱(CPU Intel Core i7-14700, RAM 32GB)의 단일 CPU 코어에서 학습 1회(에피소드 200만)에 약 10분이 소요된다. 모든 학습은 4.8절에서 보고하는 credit 예외 처리 인공물을 제거한 코드로 수행했으며, 조건별 원자료(CSV)와 학습·평가 seed는 저장소에 보존하였다.</w:t>
       </w:r>
     </w:p>
     <w:bookmarkEnd w:id="18"/>
@@ -685,7 +685,7 @@
         <w:pStyle w:val="FirstParagraph"/>
       </w:pPr>
       <w:r>
-        <w:t xml:space="preserve">0-고정점의 행동적 결과를 보기 위해 학습된 정책의 행동 분포를 측정하면(20k 게임), 가상비용 없는 정책은 턴 결정의 65%를 체크한다. 공격 행동의 Q가 0 근방(학습 부족)이거나 음수인 셀에서 CHECK의 0이 greedy를 차지하기 때문이다(Theorem 1의 실제 형태). 이 소극적 정책은 그것을 착취하는 상대에게 체계적으로 진다. 무작위 정책(미학습 상대) 대상 성능이 6개 학습 seed 전부에서 음수다(−318±123 mbb/g, 양수 0/6). 무작위 상대조차 이기지 못하는 것은 일반 성능의 문제가 아니라 구조적 문제의 증거다(단순 공격 규칙 기반 정책은 같은 상대에 +11705 mbb/g를 얻는다).</w:t>
+        <w:t xml:space="preserve">0-고정점의 행동적 결과를 보기 위해 학습된 정책의 행동 분포를 측정하면(20k 게임), 가상비용 없는 정책은 턴 결정의 65%를 체크한다. 공격 행동의 Q가 0 근방(학습 부족)이거나 음수인 셀에서 CHECK의 0이 greedy를 차지하기 때문이다(Theorem 1의 실제 형태). 이 소극적 정책은 그것을 착취하는 상대에게 체계적으로 진다. 무작위 정책(미학습 상대) 대상 성능이 5개 학습 seed 전부에서 음수다(−323±150 mbb/g, 양수 0/5). 무작위 상대조차 이기지 못하는 것은 일반 성능의 문제가 아니라 구조적 문제의 증거다(단순 공격 규칙 기반 정책은 같은 상대에 +11705 mbb/g를 얻는다).</w:t>
       </w:r>
     </w:p>
     <w:bookmarkEnd w:id="21"/>
@@ -711,7 +711,7 @@
         <w:pStyle w:val="BodyText"/>
       </w:pPr>
       <w:r>
-        <w:t xml:space="preserve">표 2. 가상비용 크기별 무작위 상대 성능(단위 mbb/g, 학습 seed 5개에서 6개, 괄호는 양수 seed 비율) (Table 2. Performance against the random opponent by virtual-cost magnitude)</w:t>
+        <w:t xml:space="preserve">표 2. 가상비용 크기별 무작위 상대 성능(단위 mbb/g, 학습 seed 5개, 괄호는 양수 seed 비율) (Table 2. Performance against the random opponent by virtual-cost magnitude)</w:t>
       </w:r>
     </w:p>
     <w:tbl>
@@ -858,7 +858,7 @@
                 <w:rFonts w:ascii="Times New Roman" w:hAnsi="Times New Roman" w:eastAsia="바탕"/>
                 <w:sz w:val="19"/>
               </w:rPr>
-              <w:t xml:space="preserve">−318±123 (0/6)</w:t>
+              <w:t xml:space="preserve">−323±150 (0/5)</w:t>
             </w:r>
           </w:p>
         </w:tc>
@@ -908,7 +908,7 @@
                 <w:rFonts w:ascii="Times New Roman" w:hAnsi="Times New Roman" w:eastAsia="바탕"/>
                 <w:sz w:val="19"/>
               </w:rPr>
-              <w:t xml:space="preserve">−117±252 (2/6)</w:t>
+              <w:t xml:space="preserve">−65±243 (2/5)</w:t>
             </w:r>
           </w:p>
         </w:tc>
@@ -940,11 +940,161 @@
             <w:r>
               <w:rPr>
                 <w:rFonts w:ascii="Times New Roman" w:hAnsi="Times New Roman" w:eastAsia="바탕"/>
+                <w:sz w:val="19"/>
+              </w:rPr>
+              <w:t xml:space="preserve">Constant 5 chips</w:t>
+            </w:r>
+          </w:p>
+        </w:tc>
+        <w:tc>
+          <w:tcPr/>
+          <w:p>
+            <w:pPr>
+              <w:pStyle w:val="Compact"/>
+              <w:spacing w:line="276" w:lineRule="auto"/>
+            </w:pPr>
+            <w:r>
+              <w:rPr>
+                <w:rFonts w:ascii="Times New Roman" w:hAnsi="Times New Roman" w:eastAsia="바탕"/>
+                <w:sz w:val="19"/>
+              </w:rPr>
+              <w:t xml:space="preserve">+1230±693 (5/5)</w:t>
+            </w:r>
+          </w:p>
+        </w:tc>
+        <w:tc>
+          <w:tcPr/>
+          <w:p>
+            <w:pPr>
+              <w:pStyle w:val="Compact"/>
+              <w:spacing w:line="276" w:lineRule="auto"/>
+            </w:pPr>
+            <w:r>
+              <w:rPr>
+                <w:rFonts w:ascii="Times New Roman" w:hAnsi="Times New Roman" w:eastAsia="바탕"/>
+                <w:sz w:val="19"/>
+              </w:rPr>
+              <w:t xml:space="preserve">Above threshold: effective</w:t>
+            </w:r>
+          </w:p>
+        </w:tc>
+      </w:tr>
+      <w:tr>
+        <w:tc>
+          <w:tcPr/>
+          <w:p>
+            <w:pPr>
+              <w:pStyle w:val="Compact"/>
+              <w:spacing w:line="276" w:lineRule="auto"/>
+            </w:pPr>
+            <w:r>
+              <w:rPr>
+                <w:rFonts w:ascii="Times New Roman" w:hAnsi="Times New Roman" w:eastAsia="바탕"/>
+                <w:sz w:val="19"/>
+              </w:rPr>
+              <w:t xml:space="preserve">Constant 20 chips</w:t>
+            </w:r>
+          </w:p>
+        </w:tc>
+        <w:tc>
+          <w:tcPr/>
+          <w:p>
+            <w:pPr>
+              <w:pStyle w:val="Compact"/>
+              <w:spacing w:line="276" w:lineRule="auto"/>
+            </w:pPr>
+            <w:r>
+              <w:rPr>
+                <w:rFonts w:ascii="Times New Roman" w:hAnsi="Times New Roman" w:eastAsia="바탕"/>
+                <w:sz w:val="19"/>
+              </w:rPr>
+              <w:t xml:space="preserve">+1659±825 (5/5)</w:t>
+            </w:r>
+          </w:p>
+        </w:tc>
+        <w:tc>
+          <w:tcPr/>
+          <w:p>
+            <w:pPr>
+              <w:pStyle w:val="Compact"/>
+              <w:spacing w:line="276" w:lineRule="auto"/>
+            </w:pPr>
+            <w:r>
+              <w:rPr>
+                <w:rFonts w:ascii="Times New Roman" w:hAnsi="Times New Roman" w:eastAsia="바탕"/>
+                <w:sz w:val="19"/>
+              </w:rPr>
+              <w:t xml:space="preserve">Effective</w:t>
+            </w:r>
+          </w:p>
+        </w:tc>
+      </w:tr>
+      <w:tr>
+        <w:tc>
+          <w:tcPr/>
+          <w:p>
+            <w:pPr>
+              <w:pStyle w:val="Compact"/>
+              <w:spacing w:line="276" w:lineRule="auto"/>
+            </w:pPr>
+            <w:r>
+              <w:rPr>
+                <w:rFonts w:ascii="Times New Roman" w:hAnsi="Times New Roman" w:eastAsia="바탕"/>
+                <w:sz w:val="19"/>
+              </w:rPr>
+              <w:t xml:space="preserve">Constant 60 chips</w:t>
+            </w:r>
+          </w:p>
+        </w:tc>
+        <w:tc>
+          <w:tcPr/>
+          <w:p>
+            <w:pPr>
+              <w:pStyle w:val="Compact"/>
+              <w:spacing w:line="276" w:lineRule="auto"/>
+            </w:pPr>
+            <w:r>
+              <w:rPr>
+                <w:rFonts w:ascii="Times New Roman" w:hAnsi="Times New Roman" w:eastAsia="바탕"/>
+                <w:sz w:val="19"/>
+              </w:rPr>
+              <w:t xml:space="preserve">+806±451 (5/5)</w:t>
+            </w:r>
+          </w:p>
+        </w:tc>
+        <w:tc>
+          <w:tcPr/>
+          <w:p>
+            <w:pPr>
+              <w:pStyle w:val="Compact"/>
+              <w:spacing w:line="276" w:lineRule="auto"/>
+            </w:pPr>
+            <w:r>
+              <w:rPr>
+                <w:rFonts w:ascii="Times New Roman" w:hAnsi="Times New Roman" w:eastAsia="바탕"/>
+                <w:sz w:val="19"/>
+              </w:rPr>
+              <w:t xml:space="preserve">Effective</w:t>
+            </w:r>
+          </w:p>
+        </w:tc>
+      </w:tr>
+      <w:tr>
+        <w:tc>
+          <w:tcPr/>
+          <w:p>
+            <w:pPr>
+              <w:pStyle w:val="Compact"/>
+              <w:spacing w:line="276" w:lineRule="auto"/>
+            </w:pPr>
+            <w:r>
+              <w:rPr>
+                <w:rFonts w:ascii="Times New Roman" w:hAnsi="Times New Roman" w:eastAsia="바탕"/>
                 <w:b/>
                 <w:bCs/>
                 <w:sz w:val="19"/>
               </w:rPr>
-              <w:t xml:space="preserve">Constant 5 chips</w:t>
+              <w:t xml:space="preserve">Check-time 30% of pot</w:t>
             </w:r>
           </w:p>
         </w:tc>
@@ -962,7 +1112,7 @@
                 <w:bCs/>
                 <w:sz w:val="19"/>
               </w:rPr>
-              <w:t xml:space="preserve">+1230±693 (5/5)</w:t>
+              <w:t xml:space="preserve">+1553±655 (5/5)</w:t>
             </w:r>
           </w:p>
         </w:tc>
@@ -980,7 +1130,7 @@
                 <w:bCs/>
                 <w:sz w:val="19"/>
               </w:rPr>
-              <w:t xml:space="preserve">Above threshold: effective</w:t>
+              <w:t xml:space="preserve">Effective</w:t>
             </w:r>
           </w:p>
         </w:tc>
@@ -998,156 +1148,6 @@
                 <w:rFonts w:ascii="Times New Roman" w:hAnsi="Times New Roman" w:eastAsia="바탕"/>
                 <w:sz w:val="19"/>
               </w:rPr>
-              <w:t xml:space="preserve">Constant 20 chips</w:t>
-            </w:r>
-          </w:p>
-        </w:tc>
-        <w:tc>
-          <w:tcPr/>
-          <w:p>
-            <w:pPr>
-              <w:pStyle w:val="Compact"/>
-              <w:spacing w:line="276" w:lineRule="auto"/>
-            </w:pPr>
-            <w:r>
-              <w:rPr>
-                <w:rFonts w:ascii="Times New Roman" w:hAnsi="Times New Roman" w:eastAsia="바탕"/>
-                <w:sz w:val="19"/>
-              </w:rPr>
-              <w:t xml:space="preserve">+1659±825 (5/5)</w:t>
-            </w:r>
-          </w:p>
-        </w:tc>
-        <w:tc>
-          <w:tcPr/>
-          <w:p>
-            <w:pPr>
-              <w:pStyle w:val="Compact"/>
-              <w:spacing w:line="276" w:lineRule="auto"/>
-            </w:pPr>
-            <w:r>
-              <w:rPr>
-                <w:rFonts w:ascii="Times New Roman" w:hAnsi="Times New Roman" w:eastAsia="바탕"/>
-                <w:sz w:val="19"/>
-              </w:rPr>
-              <w:t xml:space="preserve">Effective</w:t>
-            </w:r>
-          </w:p>
-        </w:tc>
-      </w:tr>
-      <w:tr>
-        <w:tc>
-          <w:tcPr/>
-          <w:p>
-            <w:pPr>
-              <w:pStyle w:val="Compact"/>
-              <w:spacing w:line="276" w:lineRule="auto"/>
-            </w:pPr>
-            <w:r>
-              <w:rPr>
-                <w:rFonts w:ascii="Times New Roman" w:hAnsi="Times New Roman" w:eastAsia="바탕"/>
-                <w:sz w:val="19"/>
-              </w:rPr>
-              <w:t xml:space="preserve">Constant 60 chips</w:t>
-            </w:r>
-          </w:p>
-        </w:tc>
-        <w:tc>
-          <w:tcPr/>
-          <w:p>
-            <w:pPr>
-              <w:pStyle w:val="Compact"/>
-              <w:spacing w:line="276" w:lineRule="auto"/>
-            </w:pPr>
-            <w:r>
-              <w:rPr>
-                <w:rFonts w:ascii="Times New Roman" w:hAnsi="Times New Roman" w:eastAsia="바탕"/>
-                <w:sz w:val="19"/>
-              </w:rPr>
-              <w:t xml:space="preserve">+806±451 (5/5)</w:t>
-            </w:r>
-          </w:p>
-        </w:tc>
-        <w:tc>
-          <w:tcPr/>
-          <w:p>
-            <w:pPr>
-              <w:pStyle w:val="Compact"/>
-              <w:spacing w:line="276" w:lineRule="auto"/>
-            </w:pPr>
-            <w:r>
-              <w:rPr>
-                <w:rFonts w:ascii="Times New Roman" w:hAnsi="Times New Roman" w:eastAsia="바탕"/>
-                <w:sz w:val="19"/>
-              </w:rPr>
-              <w:t xml:space="preserve">Effective</w:t>
-            </w:r>
-          </w:p>
-        </w:tc>
-      </w:tr>
-      <w:tr>
-        <w:tc>
-          <w:tcPr/>
-          <w:p>
-            <w:pPr>
-              <w:pStyle w:val="Compact"/>
-              <w:spacing w:line="276" w:lineRule="auto"/>
-            </w:pPr>
-            <w:r>
-              <w:rPr>
-                <w:rFonts w:ascii="Times New Roman" w:hAnsi="Times New Roman" w:eastAsia="바탕"/>
-                <w:sz w:val="19"/>
-              </w:rPr>
-              <w:t xml:space="preserve">Check-time 30% of pot</w:t>
-            </w:r>
-          </w:p>
-        </w:tc>
-        <w:tc>
-          <w:tcPr/>
-          <w:p>
-            <w:pPr>
-              <w:pStyle w:val="Compact"/>
-              <w:spacing w:line="276" w:lineRule="auto"/>
-            </w:pPr>
-            <w:r>
-              <w:rPr>
-                <w:rFonts w:ascii="Times New Roman" w:hAnsi="Times New Roman" w:eastAsia="바탕"/>
-                <w:sz w:val="19"/>
-              </w:rPr>
-              <w:t xml:space="preserve">+1546±535 (6/6)</w:t>
-            </w:r>
-          </w:p>
-        </w:tc>
-        <w:tc>
-          <w:tcPr/>
-          <w:p>
-            <w:pPr>
-              <w:pStyle w:val="Compact"/>
-              <w:spacing w:line="276" w:lineRule="auto"/>
-            </w:pPr>
-            <w:r>
-              <w:rPr>
-                <w:rFonts w:ascii="Times New Roman" w:hAnsi="Times New Roman" w:eastAsia="바탕"/>
-                <w:sz w:val="19"/>
-              </w:rPr>
-              <w:t xml:space="preserve">Effective</w:t>
-            </w:r>
-          </w:p>
-        </w:tc>
-      </w:tr>
-      <w:tr>
-        <w:tc>
-          <w:tcPr/>
-          <w:p>
-            <w:pPr>
-              <w:pStyle w:val="Compact"/>
-              <w:spacing w:line="276" w:lineRule="auto"/>
-            </w:pPr>
-            <w:r>
-              <w:rPr>
-                <w:rFonts w:ascii="Times New Roman" w:hAnsi="Times New Roman" w:eastAsia="바탕"/>
-                <w:sz w:val="19"/>
-              </w:rPr>
               <w:t xml:space="preserve">Check-time 15% of pot or less</w:t>
             </w:r>
           </w:p>
@@ -1191,7 +1191,7 @@
         <w:pStyle w:val="BodyText"/>
       </w:pPr>
       <w:r>
-        <w:t xml:space="preserve">표 2의 1칩 조건에 관해 두 가지를 명시한다. 첫째, 초기 단일 seed(42) 측정은 −376으로</w:t>
+        <w:t xml:space="preserve">표 2의 1칩 조건에 관해 두 가지를 명시한다. 첫째, 초기 단일 seed 측정(−376)은</w:t>
       </w:r>
       <w:r>
         <w:t xml:space="preserve"> </w:t>
@@ -1200,7 +1200,7 @@
         <w:t xml:space="preserve">“무효”</w:t>
       </w:r>
       <w:r>
-        <w:t xml:space="preserve">를 시사했으나, 6개 seed로 확장하자 부호 뒤바뀜(양수 2/6)이 드러났다. 단일 seed가 잘못된 결론으로 이끌 위험(4.8절)의 추가 사례이며, 셀마다 임계가 달라 생기는 전이구간이라는 해석(3.2절)과 정합한다. 둘째, 후속 분석(표준 추상화 플랫폼의 비율 축)은 흡수가 전부 해소된 뒤에도 성능이 회복되지 않는 별도 요인(또 다른 비용 0 행동인 FOLD의 0-고정점)을 확인했으므로, 전이구간 해석에는</w:t>
+        <w:t xml:space="preserve">를 시사했으나, 본 프로토콜의 seed 5개에서는 부호 뒤바뀜(양수 2/5)이 드러난다. 단일 seed가 잘못된 결론으로 이끌 위험(4.8절)의 사례이며, 셀마다 임계가 달라 생기는 전이구간이라는 해석(3.2절)과 정합한다. 둘째, 후속 분석(표준 추상화 플랫폼의 비율 축)은 흡수가 전부 해소된 뒤에도 성능이 회복되지 않는 별도 요인(또 다른 비용 0 행동인 FOLD의 0-고정점)을 확인했으므로, 전이구간 해석에는</w:t>
       </w:r>
       <w:r>
         <w:t xml:space="preserve"> </w:t>
@@ -1226,7 +1226,7 @@
         <w:pStyle w:val="BodyText"/>
       </w:pPr>
       <w:r>
-        <w:t xml:space="preserve">핵심 대비는 통계적으로 유의하다. 표 3은 핵심 대비 세 건의 Welch t 검정 결과다. Welch t 검정은 고안자 이름을 딴 t 검정의 변형으로, 두 조건의 평균 차이가 우연으로 볼 수 있는 수준인지를, 두 조건의 분산이 서로 다를 때도 판단할 수 있는 방법이다. 검정은 독립 재현 계열(seed 5개, 재현 가능한 CSV 기준)에서 수행한 것으로, 본문 수치(기존 구현 계열, seed 5개에서 6개)와 계열이 다름을 명시한다.</w:t>
+        <w:t xml:space="preserve">핵심 대비는 통계적으로 유의하다. 표 3은 핵심 대비 세 건의 Welch t 검정 결과다. Welch t 검정은 고안자 이름을 딴 t 검정의 변형으로, 두 조건의 평균 차이가 우연으로 볼 수 있는 수준인지를, 두 조건의 분산이 서로 다를 때도 판단할 수 있는 방법이다. 검정은 독립 재현 계열(seed 5개, 재현 가능한 CSV 기준)에서 수행한 것으로, 본문 수치(seed 5개)와 계열이 다름을 명시한다.</w:t>
       </w:r>
     </w:p>
     <w:p>
@@ -1461,13 +1461,13 @@
       </w:r>
     </w:p>
     <w:bookmarkEnd w:id="22"/>
-    <w:bookmarkStart w:id="23" w:name="표준-mc와의-동일-학습량-비교"/>
+    <w:bookmarkStart w:id="23" w:name="표준-mc와의-동일-학습량-비교-세-구성-세-방식"/>
     <w:p>
       <w:pPr>
         <w:pStyle w:val="Heading3"/>
       </w:pPr>
       <w:r>
-        <w:t xml:space="preserve">4.4 표준 MC와의 동일 학습량 비교</w:t>
+        <w:t xml:space="preserve">4.4 표준 MC와의 동일 학습량 비교: 세 구성 × 세 방식</w:t>
       </w:r>
     </w:p>
     <w:p>
@@ -1478,15 +1478,1277 @@
         <w:t xml:space="preserve">“비례배분이 문제를 만드니 처음부터 표준 MC를 쓰면 된다”</w:t>
       </w:r>
       <w:r>
-        <w:t xml:space="preserve">는 자연스러운 반박에 답하기 위해, 표준 Monte-Carlo를 쓰지 않고 비례배분을 쓰는 이유를 데이터로 비교 검증하였다. 동일 조건에서 세 방식을 비교했고(TAG 단일 상대, 에피소드 200만, seed 5개), 표 4는 그 결과다.</w:t>
-      </w:r>
-    </w:p>
-    <w:p>
-      <w:pPr>
-        <w:pStyle w:val="BodyText"/>
-      </w:pPr>
-      <w:r>
-        <w:t xml:space="preserve">표 4. 동일 학습량 세 방식 비교(단위 mbb/g) (Table 4. Same-budget comparison of the three methods)</w:t>
+        <w:t xml:space="preserve">는 자연스러운 반박에 답하기 위해, 표준 Monte-Carlo를 쓰지 않고 비례배분을 쓰는 이유를 데이터로 비교 검증하였다. 본 실험 구성(2,048셀, TAG 상대, 에피소드 200만)에 더해, 별도 플랫폼(카드 추상화 K20과 12개 행동)에서 학습 상대를 TAG(에피소드 500만)와 CFR+ 동결 전략(에피소드 750만)으로 바꾼 두 구성을 두어, 같은 세 방식을 세 구성 × 학습 seed 5개로 비교했다(평가는 모두 상대별 100k 게임 × 5회). 표 4는 그 결과다.</w:t>
+      </w:r>
+    </w:p>
+    <w:p>
+      <w:pPr>
+        <w:pStyle w:val="BodyText"/>
+      </w:pPr>
+      <w:r>
+        <w:t xml:space="preserve">표 4. 세 구성 × 세 방식의 동일 학습량 비교(단위 mbb/g, 각 구성 학습 seed 5개, 괄호는 양수 seed 비율) (Table 4. Same-budget comparison of the three methods across three training configurations)</w:t>
+      </w:r>
+    </w:p>
+    <w:tbl>
+      <w:tblPr>
+        <w:tblStyle w:val="Table"/>
+        <w:tblW w:type="pct" w:w="5000"/>
+        <w:tblLayout w:type="fixed"/>
+        <w:tblLook w:firstRow="1" w:lastRow="0" w:firstColumn="0" w:lastColumn="0" w:noHBand="0" w:noVBand="0" w:val="0020"/>
+      </w:tblPr>
+      <w:tblGrid>
+        <w:gridCol w:w="1584"/>
+        <w:gridCol w:w="1584"/>
+        <w:gridCol w:w="1584"/>
+        <w:gridCol w:w="1584"/>
+        <w:gridCol w:w="1584"/>
+      </w:tblGrid>
+      <w:tr>
+        <w:trPr>
+          <w:tblHeader w:val="on"/>
+        </w:trPr>
+        <w:tc>
+          <w:tcPr/>
+          <w:p>
+            <w:pPr>
+              <w:pStyle w:val="Compact"/>
+              <w:spacing w:line="276" w:lineRule="auto"/>
+            </w:pPr>
+            <w:r>
+              <w:rPr>
+                <w:rFonts w:ascii="Times New Roman" w:hAnsi="Times New Roman" w:eastAsia="바탕"/>
+                <w:sz w:val="19"/>
+              </w:rPr>
+              <w:t xml:space="preserve">Configuration</w:t>
+            </w:r>
+          </w:p>
+        </w:tc>
+        <w:tc>
+          <w:tcPr/>
+          <w:p>
+            <w:pPr>
+              <w:pStyle w:val="Compact"/>
+              <w:spacing w:line="276" w:lineRule="auto"/>
+            </w:pPr>
+            <w:r>
+              <w:rPr>
+                <w:rFonts w:ascii="Times New Roman" w:hAnsi="Times New Roman" w:eastAsia="바탕"/>
+                <w:sz w:val="19"/>
+              </w:rPr>
+              <w:t xml:space="preserve">Method</w:t>
+            </w:r>
+          </w:p>
+        </w:tc>
+        <w:tc>
+          <w:tcPr/>
+          <w:p>
+            <w:pPr>
+              <w:pStyle w:val="Compact"/>
+              <w:spacing w:line="276" w:lineRule="auto"/>
+            </w:pPr>
+            <w:r>
+              <w:rPr>
+                <w:rFonts w:ascii="Times New Roman" w:hAnsi="Times New Roman" w:eastAsia="바탕"/>
+                <w:sz w:val="19"/>
+              </w:rPr>
+              <w:t xml:space="preserve">vs training opponent</w:t>
+            </w:r>
+          </w:p>
+        </w:tc>
+        <w:tc>
+          <w:tcPr/>
+          <w:p>
+            <w:pPr>
+              <w:pStyle w:val="Compact"/>
+              <w:spacing w:line="276" w:lineRule="auto"/>
+            </w:pPr>
+            <w:r>
+              <w:rPr>
+                <w:rFonts w:ascii="Times New Roman" w:hAnsi="Times New Roman" w:eastAsia="바탕"/>
+                <w:sz w:val="19"/>
+              </w:rPr>
+              <w:t xml:space="preserve">vs Random</w:t>
+            </w:r>
+          </w:p>
+        </w:tc>
+        <w:tc>
+          <w:tcPr/>
+          <w:p>
+            <w:pPr>
+              <w:pStyle w:val="Compact"/>
+              <w:spacing w:line="276" w:lineRule="auto"/>
+            </w:pPr>
+            <w:r>
+              <w:rPr>
+                <w:rFonts w:ascii="Times New Roman" w:hAnsi="Times New Roman" w:eastAsia="바탕"/>
+                <w:sz w:val="19"/>
+              </w:rPr>
+              <w:t xml:space="preserve">Late-training collapse</w:t>
+            </w:r>
+          </w:p>
+        </w:tc>
+      </w:tr>
+      <w:tr>
+        <w:tc>
+          <w:tcPr/>
+          <w:p>
+            <w:pPr>
+              <w:pStyle w:val="Compact"/>
+              <w:spacing w:line="276" w:lineRule="auto"/>
+            </w:pPr>
+            <w:r>
+              <w:rPr>
+                <w:rFonts w:ascii="Times New Roman" w:hAnsi="Times New Roman" w:eastAsia="바탕"/>
+                <w:sz w:val="19"/>
+              </w:rPr>
+              <w:t xml:space="preserve">2,048-cell, TAG, 2M</w:t>
+            </w:r>
+          </w:p>
+        </w:tc>
+        <w:tc>
+          <w:tcPr/>
+          <w:p>
+            <w:pPr>
+              <w:pStyle w:val="Compact"/>
+              <w:spacing w:line="276" w:lineRule="auto"/>
+            </w:pPr>
+            <w:r>
+              <w:rPr>
+                <w:rFonts w:ascii="Times New Roman" w:hAnsi="Times New Roman" w:eastAsia="바탕"/>
+                <w:sz w:val="19"/>
+              </w:rPr>
+              <w:t xml:space="preserve">Standard MC</w:t>
+            </w:r>
+          </w:p>
+        </w:tc>
+        <w:tc>
+          <w:tcPr/>
+          <w:p>
+            <w:pPr>
+              <w:pStyle w:val="Compact"/>
+              <w:spacing w:line="276" w:lineRule="auto"/>
+            </w:pPr>
+            <w:r>
+              <w:rPr>
+                <w:rFonts w:ascii="Times New Roman" w:hAnsi="Times New Roman" w:eastAsia="바탕"/>
+                <w:sz w:val="19"/>
+              </w:rPr>
+              <w:t xml:space="preserve">+115±25</w:t>
+            </w:r>
+          </w:p>
+        </w:tc>
+        <w:tc>
+          <w:tcPr/>
+          <w:p>
+            <w:pPr>
+              <w:pStyle w:val="Compact"/>
+              <w:spacing w:line="276" w:lineRule="auto"/>
+            </w:pPr>
+            <w:r>
+              <w:rPr>
+                <w:rFonts w:ascii="Times New Roman" w:hAnsi="Times New Roman" w:eastAsia="바탕"/>
+                <w:sz w:val="19"/>
+              </w:rPr>
+              <w:t xml:space="preserve">−312±91 (0/5)</w:t>
+            </w:r>
+          </w:p>
+        </w:tc>
+        <w:tc>
+          <w:tcPr/>
+          <w:p>
+            <w:pPr>
+              <w:pStyle w:val="Compact"/>
+              <w:spacing w:line="276" w:lineRule="auto"/>
+            </w:pPr>
+            <w:r>
+              <w:rPr>
+                <w:rFonts w:ascii="Times New Roman" w:hAnsi="Times New Roman" w:eastAsia="바탕"/>
+                <w:sz w:val="19"/>
+              </w:rPr>
+              <w:t xml:space="preserve">Collapses near 1.4M</w:t>
+            </w:r>
+          </w:p>
+        </w:tc>
+      </w:tr>
+      <w:tr>
+        <w:tc>
+          <w:tcPr/>
+          <w:p>
+            <w:pPr>
+              <w:pStyle w:val="Compact"/>
+              <w:spacing w:line="276" w:lineRule="auto"/>
+            </w:pPr>
+          </w:p>
+        </w:tc>
+        <w:tc>
+          <w:tcPr/>
+          <w:p>
+            <w:pPr>
+              <w:pStyle w:val="Compact"/>
+              <w:spacing w:line="276" w:lineRule="auto"/>
+            </w:pPr>
+            <w:r>
+              <w:rPr>
+                <w:rFonts w:ascii="Times New Roman" w:hAnsi="Times New Roman" w:eastAsia="바탕"/>
+                <w:sz w:val="19"/>
+              </w:rPr>
+              <w:t xml:space="preserve">Proportional, no cost</w:t>
+            </w:r>
+          </w:p>
+        </w:tc>
+        <w:tc>
+          <w:tcPr/>
+          <w:p>
+            <w:pPr>
+              <w:pStyle w:val="Compact"/>
+              <w:spacing w:line="276" w:lineRule="auto"/>
+            </w:pPr>
+            <w:r>
+              <w:rPr>
+                <w:rFonts w:ascii="Times New Roman" w:hAnsi="Times New Roman" w:eastAsia="바탕"/>
+                <w:sz w:val="19"/>
+              </w:rPr>
+              <w:t xml:space="preserve">+870±44</w:t>
+            </w:r>
+          </w:p>
+        </w:tc>
+        <w:tc>
+          <w:tcPr/>
+          <w:p>
+            <w:pPr>
+              <w:pStyle w:val="Compact"/>
+              <w:spacing w:line="276" w:lineRule="auto"/>
+            </w:pPr>
+            <w:r>
+              <w:rPr>
+                <w:rFonts w:ascii="Times New Roman" w:hAnsi="Times New Roman" w:eastAsia="바탕"/>
+                <w:sz w:val="19"/>
+              </w:rPr>
+              <w:t xml:space="preserve">−323±150 (0/5)</w:t>
+            </w:r>
+          </w:p>
+        </w:tc>
+        <w:tc>
+          <w:tcPr/>
+          <w:p>
+            <w:pPr>
+              <w:pStyle w:val="Compact"/>
+              <w:spacing w:line="276" w:lineRule="auto"/>
+            </w:pPr>
+            <w:r>
+              <w:rPr>
+                <w:rFonts w:ascii="Times New Roman" w:hAnsi="Times New Roman" w:eastAsia="바탕"/>
+                <w:sz w:val="19"/>
+              </w:rPr>
+              <w:t xml:space="preserve">None</w:t>
+            </w:r>
+          </w:p>
+        </w:tc>
+      </w:tr>
+      <w:tr>
+        <w:tc>
+          <w:tcPr/>
+          <w:p>
+            <w:pPr>
+              <w:pStyle w:val="Compact"/>
+              <w:spacing w:line="276" w:lineRule="auto"/>
+            </w:pPr>
+          </w:p>
+        </w:tc>
+        <w:tc>
+          <w:tcPr/>
+          <w:p>
+            <w:pPr>
+              <w:pStyle w:val="Compact"/>
+              <w:spacing w:line="276" w:lineRule="auto"/>
+            </w:pPr>
+            <w:r>
+              <w:rPr>
+                <w:rFonts w:ascii="Times New Roman" w:hAnsi="Times New Roman" w:eastAsia="바탕"/>
+                <w:b/>
+                <w:bCs/>
+                <w:sz w:val="19"/>
+              </w:rPr>
+              <w:t xml:space="preserve">Proportional + 30% pot</w:t>
+            </w:r>
+          </w:p>
+        </w:tc>
+        <w:tc>
+          <w:tcPr/>
+          <w:p>
+            <w:pPr>
+              <w:pStyle w:val="Compact"/>
+              <w:spacing w:line="276" w:lineRule="auto"/>
+            </w:pPr>
+            <w:r>
+              <w:rPr>
+                <w:rFonts w:ascii="Times New Roman" w:hAnsi="Times New Roman" w:eastAsia="바탕"/>
+                <w:b/>
+                <w:bCs/>
+                <w:sz w:val="19"/>
+              </w:rPr>
+              <w:t xml:space="preserve">+889±41</w:t>
+            </w:r>
+          </w:p>
+        </w:tc>
+        <w:tc>
+          <w:tcPr/>
+          <w:p>
+            <w:pPr>
+              <w:pStyle w:val="Compact"/>
+              <w:spacing w:line="276" w:lineRule="auto"/>
+            </w:pPr>
+            <w:r>
+              <w:rPr>
+                <w:rFonts w:ascii="Times New Roman" w:hAnsi="Times New Roman" w:eastAsia="바탕"/>
+                <w:b/>
+                <w:bCs/>
+                <w:sz w:val="19"/>
+              </w:rPr>
+              <w:t xml:space="preserve">+1553±655 (5/5)</w:t>
+            </w:r>
+          </w:p>
+        </w:tc>
+        <w:tc>
+          <w:tcPr/>
+          <w:p>
+            <w:pPr>
+              <w:pStyle w:val="Compact"/>
+              <w:spacing w:line="276" w:lineRule="auto"/>
+            </w:pPr>
+            <w:r>
+              <w:rPr>
+                <w:rFonts w:ascii="Times New Roman" w:hAnsi="Times New Roman" w:eastAsia="바탕"/>
+                <w:b/>
+                <w:bCs/>
+                <w:sz w:val="19"/>
+              </w:rPr>
+              <w:t xml:space="preserve">None</w:t>
+            </w:r>
+          </w:p>
+        </w:tc>
+      </w:tr>
+      <w:tr>
+        <w:tc>
+          <w:tcPr/>
+          <w:p>
+            <w:pPr>
+              <w:pStyle w:val="Compact"/>
+              <w:spacing w:line="276" w:lineRule="auto"/>
+            </w:pPr>
+            <w:r>
+              <w:rPr>
+                <w:rFonts w:ascii="Times New Roman" w:hAnsi="Times New Roman" w:eastAsia="바탕"/>
+                <w:sz w:val="19"/>
+              </w:rPr>
+              <w:t xml:space="preserve">K20, TAG, 5M</w:t>
+            </w:r>
+          </w:p>
+        </w:tc>
+        <w:tc>
+          <w:tcPr/>
+          <w:p>
+            <w:pPr>
+              <w:pStyle w:val="Compact"/>
+              <w:spacing w:line="276" w:lineRule="auto"/>
+            </w:pPr>
+            <w:r>
+              <w:rPr>
+                <w:rFonts w:ascii="Times New Roman" w:hAnsi="Times New Roman" w:eastAsia="바탕"/>
+                <w:sz w:val="19"/>
+              </w:rPr>
+              <w:t xml:space="preserve">Standard MC</w:t>
+            </w:r>
+          </w:p>
+        </w:tc>
+        <w:tc>
+          <w:tcPr/>
+          <w:p>
+            <w:pPr>
+              <w:pStyle w:val="Compact"/>
+              <w:spacing w:line="276" w:lineRule="auto"/>
+            </w:pPr>
+            <w:r>
+              <w:rPr>
+                <w:rFonts w:ascii="Times New Roman" w:hAnsi="Times New Roman" w:eastAsia="바탕"/>
+                <w:sz w:val="19"/>
+              </w:rPr>
+              <w:t xml:space="preserve">+150±67</w:t>
+            </w:r>
+          </w:p>
+        </w:tc>
+        <w:tc>
+          <w:tcPr/>
+          <w:p>
+            <w:pPr>
+              <w:pStyle w:val="Compact"/>
+              <w:spacing w:line="276" w:lineRule="auto"/>
+            </w:pPr>
+            <w:r>
+              <w:rPr>
+                <w:rFonts w:ascii="Times New Roman" w:hAnsi="Times New Roman" w:eastAsia="바탕"/>
+                <w:sz w:val="19"/>
+              </w:rPr>
+              <w:t xml:space="preserve">+41±291 (3/5)</w:t>
+            </w:r>
+          </w:p>
+        </w:tc>
+        <w:tc>
+          <w:tcPr/>
+          <w:p>
+            <w:pPr>
+              <w:pStyle w:val="Compact"/>
+              <w:spacing w:line="276" w:lineRule="auto"/>
+            </w:pPr>
+            <w:r>
+              <w:rPr>
+                <w:rFonts w:ascii="Times New Roman" w:hAnsi="Times New Roman" w:eastAsia="바탕"/>
+                <w:sz w:val="19"/>
+              </w:rPr>
+              <w:t xml:space="preserve">Collapses (+1089 to +109)</w:t>
+            </w:r>
+          </w:p>
+        </w:tc>
+      </w:tr>
+      <w:tr>
+        <w:tc>
+          <w:tcPr/>
+          <w:p>
+            <w:pPr>
+              <w:pStyle w:val="Compact"/>
+              <w:spacing w:line="276" w:lineRule="auto"/>
+            </w:pPr>
+          </w:p>
+        </w:tc>
+        <w:tc>
+          <w:tcPr/>
+          <w:p>
+            <w:pPr>
+              <w:pStyle w:val="Compact"/>
+              <w:spacing w:line="276" w:lineRule="auto"/>
+            </w:pPr>
+            <w:r>
+              <w:rPr>
+                <w:rFonts w:ascii="Times New Roman" w:hAnsi="Times New Roman" w:eastAsia="바탕"/>
+                <w:sz w:val="19"/>
+              </w:rPr>
+              <w:t xml:space="preserve">Proportional, no cost</w:t>
+            </w:r>
+          </w:p>
+        </w:tc>
+        <w:tc>
+          <w:tcPr/>
+          <w:p>
+            <w:pPr>
+              <w:pStyle w:val="Compact"/>
+              <w:spacing w:line="276" w:lineRule="auto"/>
+            </w:pPr>
+            <w:r>
+              <w:rPr>
+                <w:rFonts w:ascii="Times New Roman" w:hAnsi="Times New Roman" w:eastAsia="바탕"/>
+                <w:sz w:val="19"/>
+              </w:rPr>
+              <w:t xml:space="preserve">+900±12</w:t>
+            </w:r>
+          </w:p>
+        </w:tc>
+        <w:tc>
+          <w:tcPr/>
+          <w:p>
+            <w:pPr>
+              <w:pStyle w:val="Compact"/>
+              <w:spacing w:line="276" w:lineRule="auto"/>
+            </w:pPr>
+            <w:r>
+              <w:rPr>
+                <w:rFonts w:ascii="Times New Roman" w:hAnsi="Times New Roman" w:eastAsia="바탕"/>
+                <w:sz w:val="19"/>
+              </w:rPr>
+              <w:t xml:space="preserve">−426±188 (0/5)</w:t>
+            </w:r>
+          </w:p>
+        </w:tc>
+        <w:tc>
+          <w:tcPr/>
+          <w:p>
+            <w:pPr>
+              <w:pStyle w:val="Compact"/>
+              <w:spacing w:line="276" w:lineRule="auto"/>
+            </w:pPr>
+            <w:r>
+              <w:rPr>
+                <w:rFonts w:ascii="Times New Roman" w:hAnsi="Times New Roman" w:eastAsia="바탕"/>
+                <w:sz w:val="19"/>
+              </w:rPr>
+              <w:t xml:space="preserve">None</w:t>
+            </w:r>
+          </w:p>
+        </w:tc>
+      </w:tr>
+      <w:tr>
+        <w:tc>
+          <w:tcPr/>
+          <w:p>
+            <w:pPr>
+              <w:pStyle w:val="Compact"/>
+              <w:spacing w:line="276" w:lineRule="auto"/>
+            </w:pPr>
+          </w:p>
+        </w:tc>
+        <w:tc>
+          <w:tcPr/>
+          <w:p>
+            <w:pPr>
+              <w:pStyle w:val="Compact"/>
+              <w:spacing w:line="276" w:lineRule="auto"/>
+            </w:pPr>
+            <w:r>
+              <w:rPr>
+                <w:rFonts w:ascii="Times New Roman" w:hAnsi="Times New Roman" w:eastAsia="바탕"/>
+                <w:b/>
+                <w:bCs/>
+                <w:sz w:val="19"/>
+              </w:rPr>
+              <w:t xml:space="preserve">Proportional + 30% pot</w:t>
+            </w:r>
+          </w:p>
+        </w:tc>
+        <w:tc>
+          <w:tcPr/>
+          <w:p>
+            <w:pPr>
+              <w:pStyle w:val="Compact"/>
+              <w:spacing w:line="276" w:lineRule="auto"/>
+            </w:pPr>
+            <w:r>
+              <w:rPr>
+                <w:rFonts w:ascii="Times New Roman" w:hAnsi="Times New Roman" w:eastAsia="바탕"/>
+                <w:b/>
+                <w:bCs/>
+                <w:sz w:val="19"/>
+              </w:rPr>
+              <w:t xml:space="preserve">+1174±25</w:t>
+            </w:r>
+          </w:p>
+        </w:tc>
+        <w:tc>
+          <w:tcPr/>
+          <w:p>
+            <w:pPr>
+              <w:pStyle w:val="Compact"/>
+              <w:spacing w:line="276" w:lineRule="auto"/>
+            </w:pPr>
+            <w:r>
+              <w:rPr>
+                <w:rFonts w:ascii="Times New Roman" w:hAnsi="Times New Roman" w:eastAsia="바탕"/>
+                <w:b/>
+                <w:bCs/>
+                <w:sz w:val="19"/>
+              </w:rPr>
+              <w:t xml:space="preserve">+1420±362 (5/5)</w:t>
+            </w:r>
+          </w:p>
+        </w:tc>
+        <w:tc>
+          <w:tcPr/>
+          <w:p>
+            <w:pPr>
+              <w:pStyle w:val="Compact"/>
+              <w:spacing w:line="276" w:lineRule="auto"/>
+            </w:pPr>
+            <w:r>
+              <w:rPr>
+                <w:rFonts w:ascii="Times New Roman" w:hAnsi="Times New Roman" w:eastAsia="바탕"/>
+                <w:b/>
+                <w:bCs/>
+                <w:sz w:val="19"/>
+              </w:rPr>
+              <w:t xml:space="preserve">None</w:t>
+            </w:r>
+          </w:p>
+        </w:tc>
+      </w:tr>
+      <w:tr>
+        <w:tc>
+          <w:tcPr/>
+          <w:p>
+            <w:pPr>
+              <w:pStyle w:val="Compact"/>
+              <w:spacing w:line="276" w:lineRule="auto"/>
+            </w:pPr>
+            <w:r>
+              <w:rPr>
+                <w:rFonts w:ascii="Times New Roman" w:hAnsi="Times New Roman" w:eastAsia="바탕"/>
+                <w:sz w:val="19"/>
+              </w:rPr>
+              <w:t xml:space="preserve">K20, CFR+, 7.5M</w:t>
+            </w:r>
+          </w:p>
+        </w:tc>
+        <w:tc>
+          <w:tcPr/>
+          <w:p>
+            <w:pPr>
+              <w:pStyle w:val="Compact"/>
+              <w:spacing w:line="276" w:lineRule="auto"/>
+            </w:pPr>
+            <w:r>
+              <w:rPr>
+                <w:rFonts w:ascii="Times New Roman" w:hAnsi="Times New Roman" w:eastAsia="바탕"/>
+                <w:sz w:val="19"/>
+              </w:rPr>
+              <w:t xml:space="preserve">Standard MC</w:t>
+            </w:r>
+          </w:p>
+        </w:tc>
+        <w:tc>
+          <w:tcPr/>
+          <w:p>
+            <w:pPr>
+              <w:pStyle w:val="Compact"/>
+              <w:spacing w:line="276" w:lineRule="auto"/>
+            </w:pPr>
+            <w:r>
+              <w:rPr>
+                <w:rFonts w:ascii="Times New Roman" w:hAnsi="Times New Roman" w:eastAsia="바탕"/>
+                <w:sz w:val="19"/>
+              </w:rPr>
+              <w:t xml:space="preserve">−609±10</w:t>
+            </w:r>
+          </w:p>
+        </w:tc>
+        <w:tc>
+          <w:tcPr/>
+          <w:p>
+            <w:pPr>
+              <w:pStyle w:val="Compact"/>
+              <w:spacing w:line="276" w:lineRule="auto"/>
+            </w:pPr>
+            <w:r>
+              <w:rPr>
+                <w:rFonts w:ascii="Times New Roman" w:hAnsi="Times New Roman" w:eastAsia="바탕"/>
+                <w:sz w:val="19"/>
+              </w:rPr>
+              <w:t xml:space="preserve">+323±67 (5/5)</w:t>
+            </w:r>
+          </w:p>
+        </w:tc>
+        <w:tc>
+          <w:tcPr/>
+          <w:p>
+            <w:pPr>
+              <w:pStyle w:val="Compact"/>
+              <w:spacing w:line="276" w:lineRule="auto"/>
+            </w:pPr>
+            <w:r>
+              <w:rPr>
+                <w:rFonts w:ascii="Times New Roman" w:hAnsi="Times New Roman" w:eastAsia="바탕"/>
+                <w:sz w:val="19"/>
+              </w:rPr>
+              <w:t xml:space="preserve">None (low plateau)</w:t>
+            </w:r>
+          </w:p>
+        </w:tc>
+      </w:tr>
+      <w:tr>
+        <w:tc>
+          <w:tcPr/>
+          <w:p>
+            <w:pPr>
+              <w:pStyle w:val="Compact"/>
+              <w:spacing w:line="276" w:lineRule="auto"/>
+            </w:pPr>
+          </w:p>
+        </w:tc>
+        <w:tc>
+          <w:tcPr/>
+          <w:p>
+            <w:pPr>
+              <w:pStyle w:val="Compact"/>
+              <w:spacing w:line="276" w:lineRule="auto"/>
+            </w:pPr>
+            <w:r>
+              <w:rPr>
+                <w:rFonts w:ascii="Times New Roman" w:hAnsi="Times New Roman" w:eastAsia="바탕"/>
+                <w:sz w:val="19"/>
+              </w:rPr>
+              <w:t xml:space="preserve">Proportional, no cost</w:t>
+            </w:r>
+          </w:p>
+        </w:tc>
+        <w:tc>
+          <w:tcPr/>
+          <w:p>
+            <w:pPr>
+              <w:pStyle w:val="Compact"/>
+              <w:spacing w:line="276" w:lineRule="auto"/>
+            </w:pPr>
+            <w:r>
+              <w:rPr>
+                <w:rFonts w:ascii="Times New Roman" w:hAnsi="Times New Roman" w:eastAsia="바탕"/>
+                <w:sz w:val="19"/>
+              </w:rPr>
+              <w:t xml:space="preserve">−643±14</w:t>
+            </w:r>
+          </w:p>
+        </w:tc>
+        <w:tc>
+          <w:tcPr/>
+          <w:p>
+            <w:pPr>
+              <w:pStyle w:val="Compact"/>
+              <w:spacing w:line="276" w:lineRule="auto"/>
+            </w:pPr>
+            <w:r>
+              <w:rPr>
+                <w:rFonts w:ascii="Times New Roman" w:hAnsi="Times New Roman" w:eastAsia="바탕"/>
+                <w:sz w:val="19"/>
+              </w:rPr>
+              <w:t xml:space="preserve">−314±48 (0/5)</w:t>
+            </w:r>
+          </w:p>
+        </w:tc>
+        <w:tc>
+          <w:tcPr/>
+          <w:p>
+            <w:pPr>
+              <w:pStyle w:val="Compact"/>
+              <w:spacing w:line="276" w:lineRule="auto"/>
+            </w:pPr>
+            <w:r>
+              <w:rPr>
+                <w:rFonts w:ascii="Times New Roman" w:hAnsi="Times New Roman" w:eastAsia="바탕"/>
+                <w:sz w:val="19"/>
+              </w:rPr>
+              <w:t xml:space="preserve">None</w:t>
+            </w:r>
+          </w:p>
+        </w:tc>
+      </w:tr>
+      <w:tr>
+        <w:tc>
+          <w:tcPr/>
+          <w:p>
+            <w:pPr>
+              <w:pStyle w:val="Compact"/>
+              <w:spacing w:line="276" w:lineRule="auto"/>
+            </w:pPr>
+          </w:p>
+        </w:tc>
+        <w:tc>
+          <w:tcPr/>
+          <w:p>
+            <w:pPr>
+              <w:pStyle w:val="Compact"/>
+              <w:spacing w:line="276" w:lineRule="auto"/>
+            </w:pPr>
+            <w:r>
+              <w:rPr>
+                <w:rFonts w:ascii="Times New Roman" w:hAnsi="Times New Roman" w:eastAsia="바탕"/>
+                <w:b/>
+                <w:bCs/>
+                <w:sz w:val="19"/>
+              </w:rPr>
+              <w:t xml:space="preserve">Proportional + 30% pot</w:t>
+            </w:r>
+          </w:p>
+        </w:tc>
+        <w:tc>
+          <w:tcPr/>
+          <w:p>
+            <w:pPr>
+              <w:pStyle w:val="Compact"/>
+              <w:spacing w:line="276" w:lineRule="auto"/>
+            </w:pPr>
+            <w:r>
+              <w:rPr>
+                <w:rFonts w:ascii="Times New Roman" w:hAnsi="Times New Roman" w:eastAsia="바탕"/>
+                <w:b/>
+                <w:bCs/>
+                <w:sz w:val="19"/>
+              </w:rPr>
+              <w:t xml:space="preserve">−370±47</w:t>
+            </w:r>
+          </w:p>
+        </w:tc>
+        <w:tc>
+          <w:tcPr/>
+          <w:p>
+            <w:pPr>
+              <w:pStyle w:val="Compact"/>
+              <w:spacing w:line="276" w:lineRule="auto"/>
+            </w:pPr>
+            <w:r>
+              <w:rPr>
+                <w:rFonts w:ascii="Times New Roman" w:hAnsi="Times New Roman" w:eastAsia="바탕"/>
+                <w:b/>
+                <w:bCs/>
+                <w:sz w:val="19"/>
+              </w:rPr>
+              <w:t xml:space="preserve">+948±260 (5/5)</w:t>
+            </w:r>
+          </w:p>
+        </w:tc>
+        <w:tc>
+          <w:tcPr/>
+          <w:p>
+            <w:pPr>
+              <w:pStyle w:val="Compact"/>
+              <w:spacing w:line="276" w:lineRule="auto"/>
+            </w:pPr>
+            <w:r>
+              <w:rPr>
+                <w:rFonts w:ascii="Times New Roman" w:hAnsi="Times New Roman" w:eastAsia="바탕"/>
+                <w:b/>
+                <w:bCs/>
+                <w:sz w:val="19"/>
+              </w:rPr>
+              <w:t xml:space="preserve">None</w:t>
+            </w:r>
+          </w:p>
+        </w:tc>
+      </w:tr>
+    </w:tbl>
+    <w:p>
+      <w:pPr>
+        <w:pStyle w:val="BodyText"/>
+      </w:pPr>
+      <w:r>
+        <w:t xml:space="preserve">표 4와 같이 표준 MC의 최종 성능은 세 구성 모두에서 비례배분에 가상비용을 더한 조건보다 낮다. 실패의 형태는 학습 상대에 따라 다르다. 착취 가능한 규칙 상대(TAG)에서는 학습 중반까지 비례배분과 대등하거나 더 높은 성능을 보이다가, 탐색 온도가 낮아지는 후반에 붕괴한다(2,048셀 구성은 약 140만 에피소드에서, K20 구성은 학습 상대 기준 +1089에서 +109로, 고분산 MC의 알려진 불안정). 균형 상대(CFR+)에서는 붕괴하지 않는 대신 낮은 수준에 일찍 도달해 머문다. 학습량을 100만에서 1,500만까지 바꿔도 학습 상대 기준 −605에서 −621 사이에서 평탄해, 속도가 아니라 도달점의 문제다. 비례배분 계열은 세 구성 모두에서 붕괴하지 않으며, 임계 가상비용을 더한 조건이 세 구성 모두에서 두 축 최상이다. 즉 비례배분은 저분산으로 후반 안정성을 얻는 대신 ZCA를 남기며, 임계 가상비용이 그 문제만 해소한다.</w:t>
+      </w:r>
+    </w:p>
+    <w:bookmarkEnd w:id="23"/>
+    <w:bookmarkStart w:id="24" w:name="흡수-해소-임계와-성능-회복-임계의-구분"/>
+    <w:p>
+      <w:pPr>
+        <w:pStyle w:val="Heading3"/>
+      </w:pPr>
+      <w:r>
+        <w:t xml:space="preserve">4.5 흡수 해소 임계와 성능 회복 임계의 구분</w:t>
+      </w:r>
+    </w:p>
+    <w:p>
+      <w:pPr>
+        <w:pStyle w:val="FirstParagraph"/>
+      </w:pPr>
+      <w:r>
+        <w:t xml:space="preserve">본 연구 임계 조건의 의의는 흡수의 해소, 곧 greedy가 가짜 0에 고정된 행동 대신 최적 행동을 선택하게 되는 것에 있다. 후속 분석(표준 추상화 플랫폼)에서 흡수가 전부 해소된 뒤에도 성능이 회복되지 않는 사례가 확인되었는데, 그 원인은 동일 배분식 안의 또 다른 비용 0 행동(FOLD)의 0-고정점이었다. Lemma 2의 설정이 예측하는 두 번째 사례이며, 성능 회복은 흡수 해소에 더해 이 잔여 문제와 학습 분포 요인이 함께 결정한다. 따라서 본 장의 용량-반응(dose-response)은</w:t>
+      </w:r>
+      <w:r>
+        <w:t xml:space="preserve"> </w:t>
+      </w:r>
+      <w:r>
+        <w:t xml:space="preserve">“흡수 해소 임계”</w:t>
+      </w:r>
+      <w:r>
+        <w:t xml:space="preserve">의 실증으로 읽어야 하며, 성능 회복 임계와의 분리 가능성은 4.9절 한계에 명기한다.</w:t>
+      </w:r>
+    </w:p>
+    <w:bookmarkEnd w:id="24"/>
+    <w:bookmarkStart w:id="25" w:name="홀드아웃-상대-검증-일반화가-아닌-선택적-회복"/>
+    <w:p>
+      <w:pPr>
+        <w:pStyle w:val="Heading3"/>
+      </w:pPr>
+      <w:r>
+        <w:t xml:space="preserve">4.6 홀드아웃 상대 검증: 일반화가 아닌 선택적 회복</w:t>
+      </w:r>
+    </w:p>
+    <w:p>
+      <w:pPr>
+        <w:pStyle w:val="FirstParagraph"/>
+      </w:pPr>
+      <w:r>
+        <w:t xml:space="preserve">비용을 사전에 고정하고(체크 시점에 팟의 30%를 부여) 학습에 쓰지 않은 4종 상대로 검증하였다(문제를 착취하던 무작위 상대는 참조로 표 5에 함께 제시한다). 표 5는 홀드아웃 상대별로 가상비용 부여 전후의 성능 변화량을 정리한 것으로, 이득은 상대 의존적이다.</w:t>
+      </w:r>
+    </w:p>
+    <w:p>
+      <w:pPr>
+        <w:pStyle w:val="BodyText"/>
+      </w:pPr>
+      <w:r>
+        <w:t xml:space="preserve">표 5. 홀드아웃 상대별 성능 변화량(Δ는 가상비용 없는 조건 대비, 단위 mbb/g, 학습 seed 5개 평균) (Table 5. Performance change per held-out opponent)</w:t>
+      </w:r>
+    </w:p>
+    <w:tbl>
+      <w:tblPr>
+        <w:tblStyle w:val="Table"/>
+        <w:tblW w:type="auto" w:w="0"/>
+        <w:tblLook w:firstRow="1" w:lastRow="0" w:firstColumn="0" w:lastColumn="0" w:noHBand="0" w:noVBand="0" w:val="0020"/>
+      </w:tblPr>
+      <w:tblGrid>
+        <w:gridCol w:w="2640"/>
+        <w:gridCol w:w="2640"/>
+        <w:gridCol w:w="2640"/>
+      </w:tblGrid>
+      <w:tr>
+        <w:trPr>
+          <w:tblHeader w:val="on"/>
+        </w:trPr>
+        <w:tc>
+          <w:tcPr/>
+          <w:p>
+            <w:pPr>
+              <w:pStyle w:val="Compact"/>
+              <w:spacing w:line="276" w:lineRule="auto"/>
+            </w:pPr>
+            <w:r>
+              <w:rPr>
+                <w:rFonts w:ascii="Times New Roman" w:hAnsi="Times New Roman" w:eastAsia="바탕"/>
+                <w:sz w:val="19"/>
+              </w:rPr>
+              <w:t xml:space="preserve">Held-out opponent</w:t>
+            </w:r>
+          </w:p>
+        </w:tc>
+        <w:tc>
+          <w:tcPr/>
+          <w:p>
+            <w:pPr>
+              <w:pStyle w:val="Compact"/>
+              <w:spacing w:line="276" w:lineRule="auto"/>
+            </w:pPr>
+            <w:r>
+              <w:rPr>
+                <w:rFonts w:ascii="Times New Roman" w:hAnsi="Times New Roman" w:eastAsia="바탕"/>
+                <w:sz w:val="19"/>
+              </w:rPr>
+              <w:t xml:space="preserve">Δ</w:t>
+            </w:r>
+          </w:p>
+        </w:tc>
+        <w:tc>
+          <w:tcPr/>
+          <w:p>
+            <w:pPr>
+              <w:pStyle w:val="Compact"/>
+              <w:spacing w:line="276" w:lineRule="auto"/>
+            </w:pPr>
+            <w:r>
+              <w:rPr>
+                <w:rFonts w:ascii="Times New Roman" w:hAnsi="Times New Roman" w:eastAsia="바탕"/>
+                <w:sz w:val="19"/>
+              </w:rPr>
+              <w:t xml:space="preserve">Improved seeds</w:t>
+            </w:r>
+          </w:p>
+        </w:tc>
+      </w:tr>
+      <w:tr>
+        <w:tc>
+          <w:tcPr/>
+          <w:p>
+            <w:pPr>
+              <w:pStyle w:val="Compact"/>
+              <w:spacing w:line="276" w:lineRule="auto"/>
+            </w:pPr>
+            <w:r>
+              <w:rPr>
+                <w:rFonts w:ascii="Times New Roman" w:hAnsi="Times New Roman" w:eastAsia="바탕"/>
+                <w:sz w:val="19"/>
+              </w:rPr>
+              <w:t xml:space="preserve">Random (exploits the passive policy)</w:t>
+            </w:r>
+          </w:p>
+        </w:tc>
+        <w:tc>
+          <w:tcPr/>
+          <w:p>
+            <w:pPr>
+              <w:pStyle w:val="Compact"/>
+              <w:spacing w:line="276" w:lineRule="auto"/>
+            </w:pPr>
+            <w:r>
+              <w:rPr>
+                <w:rFonts w:ascii="Times New Roman" w:hAnsi="Times New Roman" w:eastAsia="바탕"/>
+                <w:sz w:val="19"/>
+              </w:rPr>
+              <w:t xml:space="preserve">+1876</w:t>
+            </w:r>
+          </w:p>
+        </w:tc>
+        <w:tc>
+          <w:tcPr/>
+          <w:p>
+            <w:pPr>
+              <w:pStyle w:val="Compact"/>
+              <w:spacing w:line="276" w:lineRule="auto"/>
+            </w:pPr>
+            <w:r>
+              <w:rPr>
+                <w:rFonts w:ascii="Times New Roman" w:hAnsi="Times New Roman" w:eastAsia="바탕"/>
+                <w:sz w:val="19"/>
+              </w:rPr>
+              <w:t xml:space="preserve">5/5</w:t>
+            </w:r>
+          </w:p>
+        </w:tc>
+      </w:tr>
+      <w:tr>
+        <w:tc>
+          <w:tcPr/>
+          <w:p>
+            <w:pPr>
+              <w:pStyle w:val="Compact"/>
+              <w:spacing w:line="276" w:lineRule="auto"/>
+            </w:pPr>
+            <w:r>
+              <w:rPr>
+                <w:rFonts w:ascii="Times New Roman" w:hAnsi="Times New Roman" w:eastAsia="바탕"/>
+                <w:sz w:val="19"/>
+              </w:rPr>
+              <w:t xml:space="preserve">LAG (loose-aggressive)</w:t>
+            </w:r>
+          </w:p>
+        </w:tc>
+        <w:tc>
+          <w:tcPr/>
+          <w:p>
+            <w:pPr>
+              <w:pStyle w:val="Compact"/>
+              <w:spacing w:line="276" w:lineRule="auto"/>
+            </w:pPr>
+            <w:r>
+              <w:rPr>
+                <w:rFonts w:ascii="Times New Roman" w:hAnsi="Times New Roman" w:eastAsia="바탕"/>
+                <w:sz w:val="19"/>
+              </w:rPr>
+              <w:t xml:space="preserve">+73</w:t>
+            </w:r>
+          </w:p>
+        </w:tc>
+        <w:tc>
+          <w:tcPr/>
+          <w:p>
+            <w:pPr>
+              <w:pStyle w:val="Compact"/>
+              <w:spacing w:line="276" w:lineRule="auto"/>
+            </w:pPr>
+            <w:r>
+              <w:rPr>
+                <w:rFonts w:ascii="Times New Roman" w:hAnsi="Times New Roman" w:eastAsia="바탕"/>
+                <w:sz w:val="19"/>
+              </w:rPr>
+              <w:t xml:space="preserve">3/5</w:t>
+            </w:r>
+          </w:p>
+        </w:tc>
+      </w:tr>
+      <w:tr>
+        <w:tc>
+          <w:tcPr/>
+          <w:p>
+            <w:pPr>
+              <w:pStyle w:val="Compact"/>
+              <w:spacing w:line="276" w:lineRule="auto"/>
+            </w:pPr>
+            <w:r>
+              <w:rPr>
+                <w:rFonts w:ascii="Times New Roman" w:hAnsi="Times New Roman" w:eastAsia="바탕"/>
+                <w:sz w:val="19"/>
+              </w:rPr>
+              <w:t xml:space="preserve">Maniac (hyper-aggressive)</w:t>
+            </w:r>
+          </w:p>
+        </w:tc>
+        <w:tc>
+          <w:tcPr/>
+          <w:p>
+            <w:pPr>
+              <w:pStyle w:val="Compact"/>
+              <w:spacing w:line="276" w:lineRule="auto"/>
+            </w:pPr>
+            <w:r>
+              <w:rPr>
+                <w:rFonts w:ascii="Times New Roman" w:hAnsi="Times New Roman" w:eastAsia="바탕"/>
+                <w:sz w:val="19"/>
+              </w:rPr>
+              <w:t xml:space="preserve">+307</w:t>
+            </w:r>
+          </w:p>
+        </w:tc>
+        <w:tc>
+          <w:tcPr/>
+          <w:p>
+            <w:pPr>
+              <w:pStyle w:val="Compact"/>
+              <w:spacing w:line="276" w:lineRule="auto"/>
+            </w:pPr>
+            <w:r>
+              <w:rPr>
+                <w:rFonts w:ascii="Times New Roman" w:hAnsi="Times New Roman" w:eastAsia="바탕"/>
+                <w:sz w:val="19"/>
+              </w:rPr>
+              <w:t xml:space="preserve">3/5</w:t>
+            </w:r>
+          </w:p>
+        </w:tc>
+      </w:tr>
+      <w:tr>
+        <w:tc>
+          <w:tcPr/>
+          <w:p>
+            <w:pPr>
+              <w:pStyle w:val="Compact"/>
+              <w:spacing w:line="276" w:lineRule="auto"/>
+            </w:pPr>
+            <w:r>
+              <w:rPr>
+                <w:rFonts w:ascii="Times New Roman" w:hAnsi="Times New Roman" w:eastAsia="바탕"/>
+                <w:sz w:val="19"/>
+              </w:rPr>
+              <w:t xml:space="preserve">Nit (ultra-tight)</w:t>
+            </w:r>
+          </w:p>
+        </w:tc>
+        <w:tc>
+          <w:tcPr/>
+          <w:p>
+            <w:pPr>
+              <w:pStyle w:val="Compact"/>
+              <w:spacing w:line="276" w:lineRule="auto"/>
+            </w:pPr>
+            <w:r>
+              <w:rPr>
+                <w:rFonts w:ascii="Times New Roman" w:hAnsi="Times New Roman" w:eastAsia="바탕"/>
+                <w:sz w:val="19"/>
+              </w:rPr>
+              <w:t xml:space="preserve">+16</w:t>
+            </w:r>
+          </w:p>
+        </w:tc>
+        <w:tc>
+          <w:tcPr/>
+          <w:p>
+            <w:pPr>
+              <w:pStyle w:val="Compact"/>
+              <w:spacing w:line="276" w:lineRule="auto"/>
+            </w:pPr>
+            <w:r>
+              <w:rPr>
+                <w:rFonts w:ascii="Times New Roman" w:hAnsi="Times New Roman" w:eastAsia="바탕"/>
+                <w:sz w:val="19"/>
+              </w:rPr>
+              <w:t xml:space="preserve">5/5</w:t>
+            </w:r>
+          </w:p>
+        </w:tc>
+      </w:tr>
+      <w:tr>
+        <w:tc>
+          <w:tcPr/>
+          <w:p>
+            <w:pPr>
+              <w:pStyle w:val="Compact"/>
+              <w:spacing w:line="276" w:lineRule="auto"/>
+            </w:pPr>
+            <w:r>
+              <w:rPr>
+                <w:rFonts w:ascii="Times New Roman" w:hAnsi="Times New Roman" w:eastAsia="바탕"/>
+                <w:b/>
+                <w:bCs/>
+                <w:sz w:val="19"/>
+              </w:rPr>
+              <w:t xml:space="preserve">Station (calling station)</w:t>
+            </w:r>
+          </w:p>
+        </w:tc>
+        <w:tc>
+          <w:tcPr/>
+          <w:p>
+            <w:pPr>
+              <w:pStyle w:val="Compact"/>
+              <w:spacing w:line="276" w:lineRule="auto"/>
+            </w:pPr>
+            <w:r>
+              <w:rPr>
+                <w:rFonts w:ascii="Times New Roman" w:hAnsi="Times New Roman" w:eastAsia="바탕"/>
+                <w:b/>
+                <w:bCs/>
+                <w:sz w:val="19"/>
+              </w:rPr>
+              <w:t xml:space="preserve">−177</w:t>
+            </w:r>
+          </w:p>
+        </w:tc>
+        <w:tc>
+          <w:tcPr/>
+          <w:p>
+            <w:pPr>
+              <w:pStyle w:val="Compact"/>
+              <w:spacing w:line="276" w:lineRule="auto"/>
+            </w:pPr>
+            <w:r>
+              <w:rPr>
+                <w:rFonts w:ascii="Times New Roman" w:hAnsi="Times New Roman" w:eastAsia="바탕"/>
+                <w:b/>
+                <w:bCs/>
+                <w:sz w:val="19"/>
+              </w:rPr>
+              <w:t xml:space="preserve">0/5</w:t>
+            </w:r>
+          </w:p>
+        </w:tc>
+      </w:tr>
+    </w:tbl>
+    <w:p>
+      <w:pPr>
+        <w:pStyle w:val="BodyText"/>
+      </w:pPr>
+      <w:r>
+        <w:t xml:space="preserve">콜링스테이션(상대가 베팅해도 폴드하지 않고 계속 콜로 따라오는 성향의 정책) 상대의 절대 성능은 가상비용 크기와 무관하게 모든 조건에서 큰 폭의 적자이며(독립 재현 계열의 실측값으로 −2600에서 −3200 mbb/g), 이는 가상비용이 건드리지 못하는 별도 요인(과공격)에 기인한다. 향후 과제로 남긴다.</w:t>
+      </w:r>
+    </w:p>
+    <w:p>
+      <w:pPr>
+        <w:pStyle w:val="BodyText"/>
+      </w:pPr>
+      <w:r>
+        <w:t xml:space="preserve">소극적 정책의 해소는 플레이 성향 변화(공격성 증가)이므로, 공격이 유효한 상대(무작위: 큰 회복)와 유효하지 않은 상대(콜링스테이션: 베팅에 폴드하지 않으므로 소폭 손해)에서 손익이 갈린다. 따라서 본 효과의 정확한 서술은</w:t>
+      </w:r>
+      <w:r>
+        <w:t xml:space="preserve"> </w:t>
+      </w:r>
+      <w:r>
+        <w:t xml:space="preserve">“분포 외 일반화”</w:t>
+      </w:r>
+      <w:r>
+        <w:t xml:space="preserve">가 아니라</w:t>
+      </w:r>
+      <w:r>
+        <w:t xml:space="preserve"> </w:t>
+      </w:r>
+      <w:r>
+        <w:t xml:space="preserve">“0-고정점이 만든 소극적 정책의 해소, 곧 그 문제를 착취하던 상대에 대한 회복”</w:t>
+      </w:r>
+      <w:r>
+        <w:t xml:space="preserve">이다. 또한 효과는 단일 상대(TAG) 학습에 한정된다. 5종 상대 순환·혼합 학습에서는 같은 가상비용으로 무작위 상대 성능이 회복되지 않았다(−112와 −159; 같은 구성에서 가상비용이 없으면 각각 −424와 −362로 더 나빴다). 이 실패는 가상비용의 한계가 아니라 학습 분포 쪽 요인으로 판단된다. 가상비용이 있으면 CHECK의 credit이 구조적으로 0이 될 수 없어 0-고정 자체가 성립하지 않으며, 매 에피소드 상대가 바뀌는 비정상적(non-stationary) 학습에서는 학습 seed 간 성능 편차가 단일 상대 학습의 여러 배로 커지는 것이 별도 분석에서 관측되었다. 즉 병목은 배분식이 아니라 학습 분포의 비정상성에 있다. 학습 분포 내 성능(vs TAG)은 모든 조건에서 +849에서 +952 사이로 보존된다.</w:t>
+      </w:r>
+    </w:p>
+    <w:bookmarkEnd w:id="25"/>
+    <w:bookmarkStart w:id="26" w:name="세-가지-대안과의-통제-비교"/>
+    <w:p>
+      <w:pPr>
+        <w:pStyle w:val="Heading3"/>
+      </w:pPr>
+      <w:r>
+        <w:t xml:space="preserve">4.7 세 가지 대안과의 통제 비교</w:t>
+      </w:r>
+    </w:p>
+    <w:p>
+      <w:pPr>
+        <w:pStyle w:val="FirstParagraph"/>
+      </w:pPr>
+      <w:r>
+        <w:t xml:space="preserve">참값 정보를 쓰지 않는 수정은 고정점의 순위를 바꾸지 못한다는 3.2절의 이론적 기각을, 동일 조건 통제 비교로 실증하였다(대안별 학습 seed 5개, 나머지 설정은 3.3절과 동일). 비교 대상은 ZCA에 대해 제안될 법한 세 대안이다. 첫째는 탐색 강화로, softmax 온도 하한을 2.0으로 둔다. 둘째는 낙관적 초기화로, 전 셀의 초깃값을 +50으로 둔다(Proposition 1의 검증). 셋째는 일률 가산 벌점으로, 전 행동의 credit에서 5칩을 차감한다(action-penalty[8]류의 비선택적 비용). 표 6은 세 대안과 선택적 가상비용의 결과를 정리한 것이다.</w:t>
+      </w:r>
+    </w:p>
+    <w:p>
+      <w:pPr>
+        <w:pStyle w:val="BodyText"/>
+      </w:pPr>
+      <w:r>
+        <w:t xml:space="preserve">표 6. 세 대안과의 통제 비교(단위 mbb/g, 학습 seed 5개) (Table 6. Controlled comparison with three alternative remedies)</w:t>
       </w:r>
     </w:p>
     <w:tbl>
@@ -1534,39 +2796,39 @@
                 <w:rFonts w:ascii="Times New Roman" w:hAnsi="Times New Roman" w:eastAsia="바탕"/>
                 <w:sz w:val="19"/>
               </w:rPr>
+              <w:t xml:space="preserve">vs Random</w:t>
+            </w:r>
+          </w:p>
+        </w:tc>
+        <w:tc>
+          <w:tcPr/>
+          <w:p>
+            <w:pPr>
+              <w:pStyle w:val="Compact"/>
+              <w:spacing w:line="276" w:lineRule="auto"/>
+            </w:pPr>
+            <w:r>
+              <w:rPr>
+                <w:rFonts w:ascii="Times New Roman" w:hAnsi="Times New Roman" w:eastAsia="바탕"/>
+                <w:sz w:val="19"/>
+              </w:rPr>
+              <w:t xml:space="preserve">Positive seeds</w:t>
+            </w:r>
+          </w:p>
+        </w:tc>
+        <w:tc>
+          <w:tcPr/>
+          <w:p>
+            <w:pPr>
+              <w:pStyle w:val="Compact"/>
+              <w:spacing w:line="276" w:lineRule="auto"/>
+            </w:pPr>
+            <w:r>
+              <w:rPr>
+                <w:rFonts w:ascii="Times New Roman" w:hAnsi="Times New Roman" w:eastAsia="바탕"/>
+                <w:sz w:val="19"/>
+              </w:rPr>
               <w:t xml:space="preserve">vs TAG</w:t>
-            </w:r>
-          </w:p>
-        </w:tc>
-        <w:tc>
-          <w:tcPr/>
-          <w:p>
-            <w:pPr>
-              <w:pStyle w:val="Compact"/>
-              <w:spacing w:line="276" w:lineRule="auto"/>
-            </w:pPr>
-            <w:r>
-              <w:rPr>
-                <w:rFonts w:ascii="Times New Roman" w:hAnsi="Times New Roman" w:eastAsia="바탕"/>
-                <w:sz w:val="19"/>
-              </w:rPr>
-              <w:t xml:space="preserve">vs Random (positive seeds)</w:t>
-            </w:r>
-          </w:p>
-        </w:tc>
-        <w:tc>
-          <w:tcPr/>
-          <w:p>
-            <w:pPr>
-              <w:pStyle w:val="Compact"/>
-              <w:spacing w:line="276" w:lineRule="auto"/>
-            </w:pPr>
-            <w:r>
-              <w:rPr>
-                <w:rFonts w:ascii="Times New Roman" w:hAnsi="Times New Roman" w:eastAsia="바탕"/>
-                <w:sz w:val="19"/>
-              </w:rPr>
-              <w:t xml:space="preserve">Late-training collapse</w:t>
             </w:r>
           </w:p>
         </w:tc>
@@ -1584,55 +2846,55 @@
                 <w:rFonts w:ascii="Times New Roman" w:hAnsi="Times New Roman" w:eastAsia="바탕"/>
                 <w:sz w:val="19"/>
               </w:rPr>
-              <w:t xml:space="preserve">Standard MC (PURE)</w:t>
-            </w:r>
-          </w:p>
-        </w:tc>
-        <w:tc>
-          <w:tcPr/>
-          <w:p>
-            <w:pPr>
-              <w:pStyle w:val="Compact"/>
-              <w:spacing w:line="276" w:lineRule="auto"/>
-            </w:pPr>
-            <w:r>
-              <w:rPr>
-                <w:rFonts w:ascii="Times New Roman" w:hAnsi="Times New Roman" w:eastAsia="바탕"/>
-                <w:sz w:val="19"/>
-              </w:rPr>
-              <w:t xml:space="preserve">+115±25</w:t>
-            </w:r>
-          </w:p>
-        </w:tc>
-        <w:tc>
-          <w:tcPr/>
-          <w:p>
-            <w:pPr>
-              <w:pStyle w:val="Compact"/>
-              <w:spacing w:line="276" w:lineRule="auto"/>
-            </w:pPr>
-            <w:r>
-              <w:rPr>
-                <w:rFonts w:ascii="Times New Roman" w:hAnsi="Times New Roman" w:eastAsia="바탕"/>
-                <w:sz w:val="19"/>
-              </w:rPr>
-              <w:t xml:space="preserve">−312±91 (0/5)</w:t>
-            </w:r>
-          </w:p>
-        </w:tc>
-        <w:tc>
-          <w:tcPr/>
-          <w:p>
-            <w:pPr>
-              <w:pStyle w:val="Compact"/>
-              <w:spacing w:line="276" w:lineRule="auto"/>
-            </w:pPr>
-            <w:r>
-              <w:rPr>
-                <w:rFonts w:ascii="Times New Roman" w:hAnsi="Times New Roman" w:eastAsia="바탕"/>
-                <w:sz w:val="19"/>
-              </w:rPr>
-              <w:t xml:space="preserve">Collapses near 1.4M episodes</w:t>
+              <w:t xml:space="preserve">None (baseline)</w:t>
+            </w:r>
+          </w:p>
+        </w:tc>
+        <w:tc>
+          <w:tcPr/>
+          <w:p>
+            <w:pPr>
+              <w:pStyle w:val="Compact"/>
+              <w:spacing w:line="276" w:lineRule="auto"/>
+            </w:pPr>
+            <w:r>
+              <w:rPr>
+                <w:rFonts w:ascii="Times New Roman" w:hAnsi="Times New Roman" w:eastAsia="바탕"/>
+                <w:sz w:val="19"/>
+              </w:rPr>
+              <w:t xml:space="preserve">−323±150</w:t>
+            </w:r>
+          </w:p>
+        </w:tc>
+        <w:tc>
+          <w:tcPr/>
+          <w:p>
+            <w:pPr>
+              <w:pStyle w:val="Compact"/>
+              <w:spacing w:line="276" w:lineRule="auto"/>
+            </w:pPr>
+            <w:r>
+              <w:rPr>
+                <w:rFonts w:ascii="Times New Roman" w:hAnsi="Times New Roman" w:eastAsia="바탕"/>
+                <w:sz w:val="19"/>
+              </w:rPr>
+              <w:t xml:space="preserve">0/5</w:t>
+            </w:r>
+          </w:p>
+        </w:tc>
+        <w:tc>
+          <w:tcPr/>
+          <w:p>
+            <w:pPr>
+              <w:pStyle w:val="Compact"/>
+              <w:spacing w:line="276" w:lineRule="auto"/>
+            </w:pPr>
+            <w:r>
+              <w:rPr>
+                <w:rFonts w:ascii="Times New Roman" w:hAnsi="Times New Roman" w:eastAsia="바탕"/>
+                <w:sz w:val="19"/>
+              </w:rPr>
+              <w:t xml:space="preserve">+870±44</w:t>
             </w:r>
           </w:p>
         </w:tc>
@@ -1650,55 +2912,55 @@
                 <w:rFonts w:ascii="Times New Roman" w:hAnsi="Times New Roman" w:eastAsia="바탕"/>
                 <w:sz w:val="19"/>
               </w:rPr>
-              <w:t xml:space="preserve">Proportional, no virtual cost</w:t>
-            </w:r>
-          </w:p>
-        </w:tc>
-        <w:tc>
-          <w:tcPr/>
-          <w:p>
-            <w:pPr>
-              <w:pStyle w:val="Compact"/>
-              <w:spacing w:line="276" w:lineRule="auto"/>
-            </w:pPr>
-            <w:r>
-              <w:rPr>
-                <w:rFonts w:ascii="Times New Roman" w:hAnsi="Times New Roman" w:eastAsia="바탕"/>
-                <w:sz w:val="19"/>
-              </w:rPr>
-              <w:t xml:space="preserve">+866</w:t>
-            </w:r>
-          </w:p>
-        </w:tc>
-        <w:tc>
-          <w:tcPr/>
-          <w:p>
-            <w:pPr>
-              <w:pStyle w:val="Compact"/>
-              <w:spacing w:line="276" w:lineRule="auto"/>
-            </w:pPr>
-            <w:r>
-              <w:rPr>
-                <w:rFonts w:ascii="Times New Roman" w:hAnsi="Times New Roman" w:eastAsia="바탕"/>
-                <w:sz w:val="19"/>
-              </w:rPr>
-              <w:t xml:space="preserve">−318±123 (0/6)</w:t>
-            </w:r>
-          </w:p>
-        </w:tc>
-        <w:tc>
-          <w:tcPr/>
-          <w:p>
-            <w:pPr>
-              <w:pStyle w:val="Compact"/>
-              <w:spacing w:line="276" w:lineRule="auto"/>
-            </w:pPr>
-            <w:r>
-              <w:rPr>
-                <w:rFonts w:ascii="Times New Roman" w:hAnsi="Times New Roman" w:eastAsia="바탕"/>
-                <w:sz w:val="19"/>
-              </w:rPr>
-              <w:t xml:space="preserve">None</w:t>
+              <w:t xml:space="preserve">Exploration boost (softmax temperature at least 2.0)</w:t>
+            </w:r>
+          </w:p>
+        </w:tc>
+        <w:tc>
+          <w:tcPr/>
+          <w:p>
+            <w:pPr>
+              <w:pStyle w:val="Compact"/>
+              <w:spacing w:line="276" w:lineRule="auto"/>
+            </w:pPr>
+            <w:r>
+              <w:rPr>
+                <w:rFonts w:ascii="Times New Roman" w:hAnsi="Times New Roman" w:eastAsia="바탕"/>
+                <w:sz w:val="19"/>
+              </w:rPr>
+              <w:t xml:space="preserve">−291±267</w:t>
+            </w:r>
+          </w:p>
+        </w:tc>
+        <w:tc>
+          <w:tcPr/>
+          <w:p>
+            <w:pPr>
+              <w:pStyle w:val="Compact"/>
+              <w:spacing w:line="276" w:lineRule="auto"/>
+            </w:pPr>
+            <w:r>
+              <w:rPr>
+                <w:rFonts w:ascii="Times New Roman" w:hAnsi="Times New Roman" w:eastAsia="바탕"/>
+                <w:sz w:val="19"/>
+              </w:rPr>
+              <w:t xml:space="preserve">1/5</w:t>
+            </w:r>
+          </w:p>
+        </w:tc>
+        <w:tc>
+          <w:tcPr/>
+          <w:p>
+            <w:pPr>
+              <w:pStyle w:val="Compact"/>
+              <w:spacing w:line="276" w:lineRule="auto"/>
+            </w:pPr>
+            <w:r>
+              <w:rPr>
+                <w:rFonts w:ascii="Times New Roman" w:hAnsi="Times New Roman" w:eastAsia="바탕"/>
+                <w:sz w:val="19"/>
+              </w:rPr>
+              <w:t xml:space="preserve">+880±25 (preserved)</w:t>
             </w:r>
           </w:p>
         </w:tc>
@@ -1714,11 +2976,209 @@
             <w:r>
               <w:rPr>
                 <w:rFonts w:ascii="Times New Roman" w:hAnsi="Times New Roman" w:eastAsia="바탕"/>
+                <w:sz w:val="19"/>
+              </w:rPr>
+              <w:t xml:space="preserve">Optimistic initialization (initial Q of 50)</w:t>
+            </w:r>
+          </w:p>
+        </w:tc>
+        <w:tc>
+          <w:tcPr/>
+          <w:p>
+            <w:pPr>
+              <w:pStyle w:val="Compact"/>
+              <w:spacing w:line="276" w:lineRule="auto"/>
+            </w:pPr>
+            <w:r>
+              <w:rPr>
+                <w:rFonts w:ascii="Times New Roman" w:hAnsi="Times New Roman" w:eastAsia="바탕"/>
+                <w:sz w:val="19"/>
+              </w:rPr>
+              <w:t xml:space="preserve">−241±302</w:t>
+            </w:r>
+          </w:p>
+        </w:tc>
+        <w:tc>
+          <w:tcPr/>
+          <w:p>
+            <w:pPr>
+              <w:pStyle w:val="Compact"/>
+              <w:spacing w:line="276" w:lineRule="auto"/>
+            </w:pPr>
+            <w:r>
+              <w:rPr>
+                <w:rFonts w:ascii="Times New Roman" w:hAnsi="Times New Roman" w:eastAsia="바탕"/>
+                <w:sz w:val="19"/>
+              </w:rPr>
+              <w:t xml:space="preserve">1/5</w:t>
+            </w:r>
+          </w:p>
+        </w:tc>
+        <w:tc>
+          <w:tcPr/>
+          <w:p>
+            <w:pPr>
+              <w:pStyle w:val="Compact"/>
+              <w:spacing w:line="276" w:lineRule="auto"/>
+            </w:pPr>
+            <w:r>
+              <w:rPr>
+                <w:rFonts w:ascii="Times New Roman" w:hAnsi="Times New Roman" w:eastAsia="바탕"/>
+                <w:sz w:val="19"/>
+              </w:rPr>
+              <w:t xml:space="preserve">+184±43 (degraded)</w:t>
+            </w:r>
+          </w:p>
+        </w:tc>
+      </w:tr>
+      <w:tr>
+        <w:tc>
+          <w:tcPr/>
+          <w:p>
+            <w:pPr>
+              <w:pStyle w:val="Compact"/>
+              <w:spacing w:line="276" w:lineRule="auto"/>
+            </w:pPr>
+            <w:r>
+              <w:rPr>
+                <w:rFonts w:ascii="Times New Roman" w:hAnsi="Times New Roman" w:eastAsia="바탕"/>
+                <w:sz w:val="19"/>
+              </w:rPr>
+              <w:t xml:space="preserve">Uniform penalty (5 chips off every action)</w:t>
+            </w:r>
+          </w:p>
+        </w:tc>
+        <w:tc>
+          <w:tcPr/>
+          <w:p>
+            <w:pPr>
+              <w:pStyle w:val="Compact"/>
+              <w:spacing w:line="276" w:lineRule="auto"/>
+            </w:pPr>
+            <w:r>
+              <w:rPr>
+                <w:rFonts w:ascii="Times New Roman" w:hAnsi="Times New Roman" w:eastAsia="바탕"/>
+                <w:sz w:val="19"/>
+              </w:rPr>
+              <w:t xml:space="preserve">−485±32</w:t>
+            </w:r>
+          </w:p>
+        </w:tc>
+        <w:tc>
+          <w:tcPr/>
+          <w:p>
+            <w:pPr>
+              <w:pStyle w:val="Compact"/>
+              <w:spacing w:line="276" w:lineRule="auto"/>
+            </w:pPr>
+            <w:r>
+              <w:rPr>
+                <w:rFonts w:ascii="Times New Roman" w:hAnsi="Times New Roman" w:eastAsia="바탕"/>
+                <w:sz w:val="19"/>
+              </w:rPr>
+              <w:t xml:space="preserve">0/5</w:t>
+            </w:r>
+          </w:p>
+        </w:tc>
+        <w:tc>
+          <w:tcPr/>
+          <w:p>
+            <w:pPr>
+              <w:pStyle w:val="Compact"/>
+              <w:spacing w:line="276" w:lineRule="auto"/>
+            </w:pPr>
+            <w:r>
+              <w:rPr>
+                <w:rFonts w:ascii="Times New Roman" w:hAnsi="Times New Roman" w:eastAsia="바탕"/>
+                <w:sz w:val="19"/>
+              </w:rPr>
+              <w:t xml:space="preserve">+119±34 (degraded)</w:t>
+            </w:r>
+          </w:p>
+        </w:tc>
+      </w:tr>
+      <w:tr>
+        <w:tc>
+          <w:tcPr/>
+          <w:p>
+            <w:pPr>
+              <w:pStyle w:val="Compact"/>
+              <w:spacing w:line="276" w:lineRule="auto"/>
+            </w:pPr>
+            <w:r>
+              <w:rPr>
+                <w:rFonts w:ascii="Times New Roman" w:hAnsi="Times New Roman" w:eastAsia="바탕"/>
+                <w:sz w:val="19"/>
+              </w:rPr>
+              <w:t xml:space="preserve">Selective virtual cost (CHECK only, 5 chips)</w:t>
+            </w:r>
+          </w:p>
+        </w:tc>
+        <w:tc>
+          <w:tcPr/>
+          <w:p>
+            <w:pPr>
+              <w:pStyle w:val="Compact"/>
+              <w:spacing w:line="276" w:lineRule="auto"/>
+            </w:pPr>
+            <w:r>
+              <w:rPr>
+                <w:rFonts w:ascii="Times New Roman" w:hAnsi="Times New Roman" w:eastAsia="바탕"/>
+                <w:sz w:val="19"/>
+              </w:rPr>
+              <w:t xml:space="preserve">+1230±693</w:t>
+            </w:r>
+          </w:p>
+        </w:tc>
+        <w:tc>
+          <w:tcPr/>
+          <w:p>
+            <w:pPr>
+              <w:pStyle w:val="Compact"/>
+              <w:spacing w:line="276" w:lineRule="auto"/>
+            </w:pPr>
+            <w:r>
+              <w:rPr>
+                <w:rFonts w:ascii="Times New Roman" w:hAnsi="Times New Roman" w:eastAsia="바탕"/>
+                <w:sz w:val="19"/>
+              </w:rPr>
+              <w:t xml:space="preserve">5/5</w:t>
+            </w:r>
+          </w:p>
+        </w:tc>
+        <w:tc>
+          <w:tcPr/>
+          <w:p>
+            <w:pPr>
+              <w:pStyle w:val="Compact"/>
+              <w:spacing w:line="276" w:lineRule="auto"/>
+            </w:pPr>
+            <w:r>
+              <w:rPr>
+                <w:rFonts w:ascii="Times New Roman" w:hAnsi="Times New Roman" w:eastAsia="바탕"/>
+                <w:sz w:val="19"/>
+              </w:rPr>
+              <w:t xml:space="preserve">+909±50 (preserved)</w:t>
+            </w:r>
+          </w:p>
+        </w:tc>
+      </w:tr>
+      <w:tr>
+        <w:tc>
+          <w:tcPr/>
+          <w:p>
+            <w:pPr>
+              <w:pStyle w:val="Compact"/>
+              <w:spacing w:line="276" w:lineRule="auto"/>
+            </w:pPr>
+            <w:r>
+              <w:rPr>
+                <w:rFonts w:ascii="Times New Roman" w:hAnsi="Times New Roman" w:eastAsia="바탕"/>
                 <w:b/>
                 <w:bCs/>
                 <w:sz w:val="19"/>
               </w:rPr>
-              <w:t xml:space="preserve">Proportional + constant 5 chips</w:t>
+              <w:t xml:space="preserve">Selective virtual cost (CHECK only, 30% of pot)</w:t>
             </w:r>
           </w:p>
         </w:tc>
@@ -1736,7 +3196,7 @@
                 <w:bCs/>
                 <w:sz w:val="19"/>
               </w:rPr>
-              <w:t xml:space="preserve">+909±50</w:t>
+              <w:t xml:space="preserve">+1553±655</w:t>
             </w:r>
           </w:p>
         </w:tc>
@@ -1754,7 +3214,7 @@
                 <w:bCs/>
                 <w:sz w:val="19"/>
               </w:rPr>
-              <w:t xml:space="preserve">+1230±693 (5/5)</w:t>
+              <w:t xml:space="preserve">5/5</w:t>
             </w:r>
           </w:p>
         </w:tc>
@@ -1772,7 +3232,7 @@
                 <w:bCs/>
                 <w:sz w:val="19"/>
               </w:rPr>
-              <w:t xml:space="preserve">None</w:t>
+              <w:t xml:space="preserve">+889±41 (preserved)</w:t>
             </w:r>
           </w:p>
         </w:tc>
@@ -1783,890 +3243,15 @@
         <w:pStyle w:val="BodyText"/>
       </w:pPr>
       <w:r>
-        <w:t xml:space="preserve">표 4와 같이 표준 MC(PURE)는 두 지표 모두에서 열세다. 학습 곡선은 그 원인이 학습 속도가 아니라 안정성임을 보여준다. 표준 MC는 학습 중반까지 비례배분과 대등한 성능(vs TAG 약 +900)을 보이다가 탐색 온도가 낮아지는 후반(약 140만 에피소드)에 붕괴한다(고분산 MC의 알려진 불안정). 비례배분 계열은 가상비용 유무와 무관하게 붕괴하지 않는다. 즉 비례배분은 저분산으로 후반 안정성을 얻는 대신 ZCA를 남기며, 임계 가상비용이 그 문제만 해소한다. 세 방식 중</w:t>
-      </w:r>
-      <w:r>
-        <w:t xml:space="preserve"> </w:t>
-      </w:r>
-      <w:r>
-        <w:t xml:space="preserve">“문제 없이 강하게 배우는”</w:t>
-      </w:r>
-      <w:r>
-        <w:t xml:space="preserve"> </w:t>
-      </w:r>
-      <w:r>
-        <w:t xml:space="preserve">조합은 비례배분에 임계 비용을 더한 것뿐이다.</w:t>
-      </w:r>
-    </w:p>
-    <w:bookmarkEnd w:id="23"/>
-    <w:bookmarkStart w:id="24" w:name="흡수-해소-임계와-성능-회복-임계의-구분"/>
-    <w:p>
-      <w:pPr>
-        <w:pStyle w:val="Heading3"/>
-      </w:pPr>
-      <w:r>
-        <w:t xml:space="preserve">4.5 흡수 해소 임계와 성능 회복 임계의 구분</w:t>
-      </w:r>
-    </w:p>
-    <w:p>
-      <w:pPr>
-        <w:pStyle w:val="FirstParagraph"/>
-      </w:pPr>
-      <w:r>
-        <w:t xml:space="preserve">본 연구 임계 조건의 의의는 흡수의 해소, 곧 greedy가 가짜 0에 고정된 행동 대신 최적 행동을 선택하게 되는 것에 있다. 후속 분석(표준 추상화 플랫폼)에서 흡수가 전부 해소된 뒤에도 성능이 회복되지 않는 사례가 확인되었는데, 그 원인은 동일 배분식 안의 또 다른 비용 0 행동(FOLD)의 0-고정점이었다. Lemma 2의 설정이 예측하는 두 번째 사례이며, 성능 회복은 흡수 해소에 더해 이 잔여 문제와 학습 분포 요인이 함께 결정한다. 따라서 본 장의 용량-반응(dose-response)은</w:t>
-      </w:r>
-      <w:r>
-        <w:t xml:space="preserve"> </w:t>
-      </w:r>
-      <w:r>
-        <w:t xml:space="preserve">“흡수 해소 임계”</w:t>
-      </w:r>
-      <w:r>
-        <w:t xml:space="preserve">의 실증으로 읽어야 하며, 성능 회복 임계와의 분리 가능성은 4.9절 한계에 명기한다.</w:t>
-      </w:r>
-    </w:p>
-    <w:bookmarkEnd w:id="24"/>
-    <w:bookmarkStart w:id="25" w:name="홀드아웃-상대-검증-일반화가-아닌-선택적-회복"/>
-    <w:p>
-      <w:pPr>
-        <w:pStyle w:val="Heading3"/>
-      </w:pPr>
-      <w:r>
-        <w:t xml:space="preserve">4.6 홀드아웃 상대 검증: 일반화가 아닌 선택적 회복</w:t>
-      </w:r>
-    </w:p>
-    <w:p>
-      <w:pPr>
-        <w:pStyle w:val="FirstParagraph"/>
-      </w:pPr>
-      <w:r>
-        <w:t xml:space="preserve">비용을 사전에 고정하고(체크 시점에 팟의 30%를 부여) 학습에 쓰지 않은 4종 상대로 검증하였다(문제를 착취하던 무작위 상대는 참조로 표 5에 함께 제시한다). 표 5는 홀드아웃 상대별로 가상비용 부여 전후의 성능 변화량을 정리한 것으로, 이득은 상대 의존적이다.</w:t>
-      </w:r>
-    </w:p>
-    <w:p>
-      <w:pPr>
-        <w:pStyle w:val="BodyText"/>
-      </w:pPr>
-      <w:r>
-        <w:t xml:space="preserve">표 5. 홀드아웃 상대별 성능 변화량(Δ는 가상비용 없는 조건 대비, 단위 mbb/g, 학습 seed 5개에서 6개 평균) (Table 5. Performance change per held-out opponent)</w:t>
-      </w:r>
-    </w:p>
-    <w:tbl>
-      <w:tblPr>
-        <w:tblStyle w:val="Table"/>
-        <w:tblW w:type="auto" w:w="0"/>
-        <w:tblLook w:firstRow="1" w:lastRow="0" w:firstColumn="0" w:lastColumn="0" w:noHBand="0" w:noVBand="0" w:val="0020"/>
-      </w:tblPr>
-      <w:tblGrid>
-        <w:gridCol w:w="2640"/>
-        <w:gridCol w:w="2640"/>
-        <w:gridCol w:w="2640"/>
-      </w:tblGrid>
-      <w:tr>
-        <w:trPr>
-          <w:tblHeader w:val="on"/>
-        </w:trPr>
-        <w:tc>
-          <w:tcPr/>
-          <w:p>
-            <w:pPr>
-              <w:pStyle w:val="Compact"/>
-              <w:spacing w:line="276" w:lineRule="auto"/>
-            </w:pPr>
-            <w:r>
-              <w:rPr>
-                <w:rFonts w:ascii="Times New Roman" w:hAnsi="Times New Roman" w:eastAsia="바탕"/>
-                <w:sz w:val="19"/>
-              </w:rPr>
-              <w:t xml:space="preserve">Held-out opponent</w:t>
-            </w:r>
-          </w:p>
-        </w:tc>
-        <w:tc>
-          <w:tcPr/>
-          <w:p>
-            <w:pPr>
-              <w:pStyle w:val="Compact"/>
-              <w:spacing w:line="276" w:lineRule="auto"/>
-            </w:pPr>
-            <w:r>
-              <w:rPr>
-                <w:rFonts w:ascii="Times New Roman" w:hAnsi="Times New Roman" w:eastAsia="바탕"/>
-                <w:sz w:val="19"/>
-              </w:rPr>
-              <w:t xml:space="preserve">Δ</w:t>
-            </w:r>
-          </w:p>
-        </w:tc>
-        <w:tc>
-          <w:tcPr/>
-          <w:p>
-            <w:pPr>
-              <w:pStyle w:val="Compact"/>
-              <w:spacing w:line="276" w:lineRule="auto"/>
-            </w:pPr>
-            <w:r>
-              <w:rPr>
-                <w:rFonts w:ascii="Times New Roman" w:hAnsi="Times New Roman" w:eastAsia="바탕"/>
-                <w:sz w:val="19"/>
-              </w:rPr>
-              <w:t xml:space="preserve">Improved seeds</w:t>
-            </w:r>
-          </w:p>
-        </w:tc>
-      </w:tr>
-      <w:tr>
-        <w:tc>
-          <w:tcPr/>
-          <w:p>
-            <w:pPr>
-              <w:pStyle w:val="Compact"/>
-              <w:spacing w:line="276" w:lineRule="auto"/>
-            </w:pPr>
-            <w:r>
-              <w:rPr>
-                <w:rFonts w:ascii="Times New Roman" w:hAnsi="Times New Roman" w:eastAsia="바탕"/>
-                <w:sz w:val="19"/>
-              </w:rPr>
-              <w:t xml:space="preserve">Random (exploits the passive policy)</w:t>
-            </w:r>
-          </w:p>
-        </w:tc>
-        <w:tc>
-          <w:tcPr/>
-          <w:p>
-            <w:pPr>
-              <w:pStyle w:val="Compact"/>
-              <w:spacing w:line="276" w:lineRule="auto"/>
-            </w:pPr>
-            <w:r>
-              <w:rPr>
-                <w:rFonts w:ascii="Times New Roman" w:hAnsi="Times New Roman" w:eastAsia="바탕"/>
-                <w:sz w:val="19"/>
-              </w:rPr>
-              <w:t xml:space="preserve">+1864</w:t>
-            </w:r>
-          </w:p>
-        </w:tc>
-        <w:tc>
-          <w:tcPr/>
-          <w:p>
-            <w:pPr>
-              <w:pStyle w:val="Compact"/>
-              <w:spacing w:line="276" w:lineRule="auto"/>
-            </w:pPr>
-            <w:r>
-              <w:rPr>
-                <w:rFonts w:ascii="Times New Roman" w:hAnsi="Times New Roman" w:eastAsia="바탕"/>
-                <w:sz w:val="19"/>
-              </w:rPr>
-              <w:t xml:space="preserve">6/6</w:t>
-            </w:r>
-          </w:p>
-        </w:tc>
-      </w:tr>
-      <w:tr>
-        <w:tc>
-          <w:tcPr/>
-          <w:p>
-            <w:pPr>
-              <w:pStyle w:val="Compact"/>
-              <w:spacing w:line="276" w:lineRule="auto"/>
-            </w:pPr>
-            <w:r>
-              <w:rPr>
-                <w:rFonts w:ascii="Times New Roman" w:hAnsi="Times New Roman" w:eastAsia="바탕"/>
-                <w:sz w:val="19"/>
-              </w:rPr>
-              <w:t xml:space="preserve">LAG (loose-aggressive)</w:t>
-            </w:r>
-          </w:p>
-        </w:tc>
-        <w:tc>
-          <w:tcPr/>
-          <w:p>
-            <w:pPr>
-              <w:pStyle w:val="Compact"/>
-              <w:spacing w:line="276" w:lineRule="auto"/>
-            </w:pPr>
-            <w:r>
-              <w:rPr>
-                <w:rFonts w:ascii="Times New Roman" w:hAnsi="Times New Roman" w:eastAsia="바탕"/>
-                <w:sz w:val="19"/>
-              </w:rPr>
-              <w:t xml:space="preserve">+73</w:t>
-            </w:r>
-          </w:p>
-        </w:tc>
-        <w:tc>
-          <w:tcPr/>
-          <w:p>
-            <w:pPr>
-              <w:pStyle w:val="Compact"/>
-              <w:spacing w:line="276" w:lineRule="auto"/>
-            </w:pPr>
-            <w:r>
-              <w:rPr>
-                <w:rFonts w:ascii="Times New Roman" w:hAnsi="Times New Roman" w:eastAsia="바탕"/>
-                <w:sz w:val="19"/>
-              </w:rPr>
-              <w:t xml:space="preserve">3/5</w:t>
-            </w:r>
-          </w:p>
-        </w:tc>
-      </w:tr>
-      <w:tr>
-        <w:tc>
-          <w:tcPr/>
-          <w:p>
-            <w:pPr>
-              <w:pStyle w:val="Compact"/>
-              <w:spacing w:line="276" w:lineRule="auto"/>
-            </w:pPr>
-            <w:r>
-              <w:rPr>
-                <w:rFonts w:ascii="Times New Roman" w:hAnsi="Times New Roman" w:eastAsia="바탕"/>
-                <w:sz w:val="19"/>
-              </w:rPr>
-              <w:t xml:space="preserve">Maniac (hyper-aggressive)</w:t>
-            </w:r>
-          </w:p>
-        </w:tc>
-        <w:tc>
-          <w:tcPr/>
-          <w:p>
-            <w:pPr>
-              <w:pStyle w:val="Compact"/>
-              <w:spacing w:line="276" w:lineRule="auto"/>
-            </w:pPr>
-            <w:r>
-              <w:rPr>
-                <w:rFonts w:ascii="Times New Roman" w:hAnsi="Times New Roman" w:eastAsia="바탕"/>
-                <w:sz w:val="19"/>
-              </w:rPr>
-              <w:t xml:space="preserve">+307</w:t>
-            </w:r>
-          </w:p>
-        </w:tc>
-        <w:tc>
-          <w:tcPr/>
-          <w:p>
-            <w:pPr>
-              <w:pStyle w:val="Compact"/>
-              <w:spacing w:line="276" w:lineRule="auto"/>
-            </w:pPr>
-            <w:r>
-              <w:rPr>
-                <w:rFonts w:ascii="Times New Roman" w:hAnsi="Times New Roman" w:eastAsia="바탕"/>
-                <w:sz w:val="19"/>
-              </w:rPr>
-              <w:t xml:space="preserve">3/5</w:t>
-            </w:r>
-          </w:p>
-        </w:tc>
-      </w:tr>
-      <w:tr>
-        <w:tc>
-          <w:tcPr/>
-          <w:p>
-            <w:pPr>
-              <w:pStyle w:val="Compact"/>
-              <w:spacing w:line="276" w:lineRule="auto"/>
-            </w:pPr>
-            <w:r>
-              <w:rPr>
-                <w:rFonts w:ascii="Times New Roman" w:hAnsi="Times New Roman" w:eastAsia="바탕"/>
-                <w:sz w:val="19"/>
-              </w:rPr>
-              <w:t xml:space="preserve">Nit (ultra-tight)</w:t>
-            </w:r>
-          </w:p>
-        </w:tc>
-        <w:tc>
-          <w:tcPr/>
-          <w:p>
-            <w:pPr>
-              <w:pStyle w:val="Compact"/>
-              <w:spacing w:line="276" w:lineRule="auto"/>
-            </w:pPr>
-            <w:r>
-              <w:rPr>
-                <w:rFonts w:ascii="Times New Roman" w:hAnsi="Times New Roman" w:eastAsia="바탕"/>
-                <w:sz w:val="19"/>
-              </w:rPr>
-              <w:t xml:space="preserve">+16</w:t>
-            </w:r>
-          </w:p>
-        </w:tc>
-        <w:tc>
-          <w:tcPr/>
-          <w:p>
-            <w:pPr>
-              <w:pStyle w:val="Compact"/>
-              <w:spacing w:line="276" w:lineRule="auto"/>
-            </w:pPr>
-            <w:r>
-              <w:rPr>
-                <w:rFonts w:ascii="Times New Roman" w:hAnsi="Times New Roman" w:eastAsia="바탕"/>
-                <w:sz w:val="19"/>
-              </w:rPr>
-              <w:t xml:space="preserve">5/5</w:t>
-            </w:r>
-          </w:p>
-        </w:tc>
-      </w:tr>
-      <w:tr>
-        <w:tc>
-          <w:tcPr/>
-          <w:p>
-            <w:pPr>
-              <w:pStyle w:val="Compact"/>
-              <w:spacing w:line="276" w:lineRule="auto"/>
-            </w:pPr>
-            <w:r>
-              <w:rPr>
-                <w:rFonts w:ascii="Times New Roman" w:hAnsi="Times New Roman" w:eastAsia="바탕"/>
-                <w:b/>
-                <w:bCs/>
-                <w:sz w:val="19"/>
-              </w:rPr>
-              <w:t xml:space="preserve">Station (calling station)</w:t>
-            </w:r>
-          </w:p>
-        </w:tc>
-        <w:tc>
-          <w:tcPr/>
-          <w:p>
-            <w:pPr>
-              <w:pStyle w:val="Compact"/>
-              <w:spacing w:line="276" w:lineRule="auto"/>
-            </w:pPr>
-            <w:r>
-              <w:rPr>
-                <w:rFonts w:ascii="Times New Roman" w:hAnsi="Times New Roman" w:eastAsia="바탕"/>
-                <w:b/>
-                <w:bCs/>
-                <w:sz w:val="19"/>
-              </w:rPr>
-              <w:t xml:space="preserve">−177</w:t>
-            </w:r>
-          </w:p>
-        </w:tc>
-        <w:tc>
-          <w:tcPr/>
-          <w:p>
-            <w:pPr>
-              <w:pStyle w:val="Compact"/>
-              <w:spacing w:line="276" w:lineRule="auto"/>
-            </w:pPr>
-            <w:r>
-              <w:rPr>
-                <w:rFonts w:ascii="Times New Roman" w:hAnsi="Times New Roman" w:eastAsia="바탕"/>
-                <w:b/>
-                <w:bCs/>
-                <w:sz w:val="19"/>
-              </w:rPr>
-              <w:t xml:space="preserve">0/5</w:t>
-            </w:r>
-          </w:p>
-        </w:tc>
-      </w:tr>
-    </w:tbl>
-    <w:p>
-      <w:pPr>
-        <w:pStyle w:val="BodyText"/>
-      </w:pPr>
-      <w:r>
-        <w:t xml:space="preserve">콜링스테이션(상대가 베팅해도 폴드하지 않고 계속 콜로 따라오는 성향의 정책) 상대의 절대 성능은 가상비용 크기와 무관하게 모든 조건에서 큰 폭의 적자이며(독립 재현 계열의 실측값으로 −2600에서 −3200 mbb/g), 이는 가상비용이 건드리지 못하는 별도 요인(과공격)에 기인한다. 향후 과제로 남긴다.</w:t>
-      </w:r>
-    </w:p>
-    <w:p>
-      <w:pPr>
-        <w:pStyle w:val="BodyText"/>
-      </w:pPr>
-      <w:r>
-        <w:t xml:space="preserve">소극적 정책의 해소는 플레이 성향 변화(공격성 증가)이므로, 공격이 유효한 상대(무작위: 큰 회복)와 유효하지 않은 상대(콜링스테이션: 베팅에 폴드하지 않으므로 소폭 손해)에서 손익이 갈린다. 따라서 본 효과의 정확한 서술은</w:t>
-      </w:r>
-      <w:r>
-        <w:t xml:space="preserve"> </w:t>
-      </w:r>
-      <w:r>
-        <w:t xml:space="preserve">“분포 외 일반화”</w:t>
-      </w:r>
-      <w:r>
-        <w:t xml:space="preserve">가 아니라</w:t>
-      </w:r>
-      <w:r>
-        <w:t xml:space="preserve"> </w:t>
-      </w:r>
-      <w:r>
-        <w:t xml:space="preserve">“0-고정점이 만든 소극적 정책의 해소, 곧 그 문제를 착취하던 상대에 대한 회복”</w:t>
-      </w:r>
-      <w:r>
-        <w:t xml:space="preserve">이다. 또한 효과는 단일 상대(TAG) 학습에 한정된다. 5종 상대 순환·혼합 학습에서는 같은 가상비용으로 무작위 상대 성능이 회복되지 않았다(−112와 −159; 같은 구성에서 가상비용이 없으면 각각 −424와 −362로 더 나빴다). 이 실패는 가상비용의 한계가 아니라 학습 분포 쪽 요인으로 판단된다. 가상비용이 있으면 CHECK의 credit이 구조적으로 0이 될 수 없어 0-고정 자체가 성립하지 않으며, 매 에피소드 상대가 바뀌는 비정상적(non-stationary) 학습에서는 학습 seed 간 성능 편차가 단일 상대 학습의 여러 배로 커지는 것이 별도 분석에서 관측되었다. 즉 병목은 배분식이 아니라 학습 분포의 비정상성에 있다. 학습 분포 내 성능(vs TAG)은 모든 조건에서 +849에서 +952 사이로 보존된다.</w:t>
-      </w:r>
-    </w:p>
-    <w:bookmarkEnd w:id="25"/>
-    <w:bookmarkStart w:id="26" w:name="세-가지-대안과의-통제-비교"/>
-    <w:p>
-      <w:pPr>
-        <w:pStyle w:val="Heading3"/>
-      </w:pPr>
-      <w:r>
-        <w:t xml:space="preserve">4.7 세 가지 대안과의 통제 비교</w:t>
-      </w:r>
-    </w:p>
-    <w:p>
-      <w:pPr>
-        <w:pStyle w:val="FirstParagraph"/>
-      </w:pPr>
-      <w:r>
-        <w:t xml:space="preserve">참값 정보를 쓰지 않는 수정은 고정점의 순위를 바꾸지 못한다는 3.2절의 이론적 기각을, 동일 조건 통제 비교로 실증하였다(대안별 학습 seed 5개, 나머지 설정은 3.3절과 동일). 비교 대상은 ZCA에 대해 제안될 법한 세 대안이다. 첫째는 탐색 강화로, softmax 온도 하한을 2.0으로 둔다. 둘째는 낙관적 초기화로, 전 셀의 초깃값을 +50으로 둔다(Proposition 1의 검증). 셋째는 일률 가산 벌점으로, 전 행동의 credit에서 5칩을 차감한다(action-penalty[8]류의 비선택적 비용). 표 6은 세 대안과 선택적 가상비용의 결과를 정리한 것이다.</w:t>
-      </w:r>
-    </w:p>
-    <w:p>
-      <w:pPr>
-        <w:pStyle w:val="BodyText"/>
-      </w:pPr>
-      <w:r>
-        <w:t xml:space="preserve">표 6. 세 대안과의 통제 비교(단위 mbb/g, 학습 seed 5개에서 6개) (Table 6. Controlled comparison with three alternative remedies)</w:t>
-      </w:r>
-    </w:p>
-    <w:tbl>
-      <w:tblPr>
-        <w:tblStyle w:val="Table"/>
-        <w:tblW w:type="pct" w:w="5000"/>
-        <w:tblLayout w:type="fixed"/>
-        <w:tblLook w:firstRow="1" w:lastRow="0" w:firstColumn="0" w:lastColumn="0" w:noHBand="0" w:noVBand="0" w:val="0020"/>
-      </w:tblPr>
-      <w:tblGrid>
-        <w:gridCol w:w="1980"/>
-        <w:gridCol w:w="1980"/>
-        <w:gridCol w:w="1980"/>
-        <w:gridCol w:w="1980"/>
-      </w:tblGrid>
-      <w:tr>
-        <w:trPr>
-          <w:tblHeader w:val="on"/>
-        </w:trPr>
-        <w:tc>
-          <w:tcPr/>
-          <w:p>
-            <w:pPr>
-              <w:pStyle w:val="Compact"/>
-              <w:spacing w:line="276" w:lineRule="auto"/>
-            </w:pPr>
-            <w:r>
-              <w:rPr>
-                <w:rFonts w:ascii="Times New Roman" w:hAnsi="Times New Roman" w:eastAsia="바탕"/>
-                <w:sz w:val="19"/>
-              </w:rPr>
-              <w:t xml:space="preserve">Method</w:t>
-            </w:r>
-          </w:p>
-        </w:tc>
-        <w:tc>
-          <w:tcPr/>
-          <w:p>
-            <w:pPr>
-              <w:pStyle w:val="Compact"/>
-              <w:spacing w:line="276" w:lineRule="auto"/>
-            </w:pPr>
-            <w:r>
-              <w:rPr>
-                <w:rFonts w:ascii="Times New Roman" w:hAnsi="Times New Roman" w:eastAsia="바탕"/>
-                <w:sz w:val="19"/>
-              </w:rPr>
-              <w:t xml:space="preserve">vs Random</w:t>
-            </w:r>
-          </w:p>
-        </w:tc>
-        <w:tc>
-          <w:tcPr/>
-          <w:p>
-            <w:pPr>
-              <w:pStyle w:val="Compact"/>
-              <w:spacing w:line="276" w:lineRule="auto"/>
-            </w:pPr>
-            <w:r>
-              <w:rPr>
-                <w:rFonts w:ascii="Times New Roman" w:hAnsi="Times New Roman" w:eastAsia="바탕"/>
-                <w:sz w:val="19"/>
-              </w:rPr>
-              <w:t xml:space="preserve">Positive seeds</w:t>
-            </w:r>
-          </w:p>
-        </w:tc>
-        <w:tc>
-          <w:tcPr/>
-          <w:p>
-            <w:pPr>
-              <w:pStyle w:val="Compact"/>
-              <w:spacing w:line="276" w:lineRule="auto"/>
-            </w:pPr>
-            <w:r>
-              <w:rPr>
-                <w:rFonts w:ascii="Times New Roman" w:hAnsi="Times New Roman" w:eastAsia="바탕"/>
-                <w:sz w:val="19"/>
-              </w:rPr>
-              <w:t xml:space="preserve">vs TAG</w:t>
-            </w:r>
-          </w:p>
-        </w:tc>
-      </w:tr>
-      <w:tr>
-        <w:tc>
-          <w:tcPr/>
-          <w:p>
-            <w:pPr>
-              <w:pStyle w:val="Compact"/>
-              <w:spacing w:line="276" w:lineRule="auto"/>
-            </w:pPr>
-            <w:r>
-              <w:rPr>
-                <w:rFonts w:ascii="Times New Roman" w:hAnsi="Times New Roman" w:eastAsia="바탕"/>
-                <w:sz w:val="19"/>
-              </w:rPr>
-              <w:t xml:space="preserve">None (baseline)</w:t>
-            </w:r>
-          </w:p>
-        </w:tc>
-        <w:tc>
-          <w:tcPr/>
-          <w:p>
-            <w:pPr>
-              <w:pStyle w:val="Compact"/>
-              <w:spacing w:line="276" w:lineRule="auto"/>
-            </w:pPr>
-            <w:r>
-              <w:rPr>
-                <w:rFonts w:ascii="Times New Roman" w:hAnsi="Times New Roman" w:eastAsia="바탕"/>
-                <w:sz w:val="19"/>
-              </w:rPr>
-              <w:t xml:space="preserve">−318±123</w:t>
-            </w:r>
-          </w:p>
-        </w:tc>
-        <w:tc>
-          <w:tcPr/>
-          <w:p>
-            <w:pPr>
-              <w:pStyle w:val="Compact"/>
-              <w:spacing w:line="276" w:lineRule="auto"/>
-            </w:pPr>
-            <w:r>
-              <w:rPr>
-                <w:rFonts w:ascii="Times New Roman" w:hAnsi="Times New Roman" w:eastAsia="바탕"/>
-                <w:sz w:val="19"/>
-              </w:rPr>
-              <w:t xml:space="preserve">0/6</w:t>
-            </w:r>
-          </w:p>
-        </w:tc>
-        <w:tc>
-          <w:tcPr/>
-          <w:p>
-            <w:pPr>
-              <w:pStyle w:val="Compact"/>
-              <w:spacing w:line="276" w:lineRule="auto"/>
-            </w:pPr>
-            <w:r>
-              <w:rPr>
-                <w:rFonts w:ascii="Times New Roman" w:hAnsi="Times New Roman" w:eastAsia="바탕"/>
-                <w:sz w:val="19"/>
-              </w:rPr>
-              <w:t xml:space="preserve">+866</w:t>
-            </w:r>
-          </w:p>
-        </w:tc>
-      </w:tr>
-      <w:tr>
-        <w:tc>
-          <w:tcPr/>
-          <w:p>
-            <w:pPr>
-              <w:pStyle w:val="Compact"/>
-              <w:spacing w:line="276" w:lineRule="auto"/>
-            </w:pPr>
-            <w:r>
-              <w:rPr>
-                <w:rFonts w:ascii="Times New Roman" w:hAnsi="Times New Roman" w:eastAsia="바탕"/>
-                <w:sz w:val="19"/>
-              </w:rPr>
-              <w:t xml:space="preserve">Exploration boost (softmax temperature at least 2.0)</w:t>
-            </w:r>
-          </w:p>
-        </w:tc>
-        <w:tc>
-          <w:tcPr/>
-          <w:p>
-            <w:pPr>
-              <w:pStyle w:val="Compact"/>
-              <w:spacing w:line="276" w:lineRule="auto"/>
-            </w:pPr>
-            <w:r>
-              <w:rPr>
-                <w:rFonts w:ascii="Times New Roman" w:hAnsi="Times New Roman" w:eastAsia="바탕"/>
-                <w:sz w:val="19"/>
-              </w:rPr>
-              <w:t xml:space="preserve">−291±267</w:t>
-            </w:r>
-          </w:p>
-        </w:tc>
-        <w:tc>
-          <w:tcPr/>
-          <w:p>
-            <w:pPr>
-              <w:pStyle w:val="Compact"/>
-              <w:spacing w:line="276" w:lineRule="auto"/>
-            </w:pPr>
-            <w:r>
-              <w:rPr>
-                <w:rFonts w:ascii="Times New Roman" w:hAnsi="Times New Roman" w:eastAsia="바탕"/>
-                <w:sz w:val="19"/>
-              </w:rPr>
-              <w:t xml:space="preserve">1/5</w:t>
-            </w:r>
-          </w:p>
-        </w:tc>
-        <w:tc>
-          <w:tcPr/>
-          <w:p>
-            <w:pPr>
-              <w:pStyle w:val="Compact"/>
-              <w:spacing w:line="276" w:lineRule="auto"/>
-            </w:pPr>
-            <w:r>
-              <w:rPr>
-                <w:rFonts w:ascii="Times New Roman" w:hAnsi="Times New Roman" w:eastAsia="바탕"/>
-                <w:sz w:val="19"/>
-              </w:rPr>
-              <w:t xml:space="preserve">+880±25 (preserved)</w:t>
-            </w:r>
-          </w:p>
-        </w:tc>
-      </w:tr>
-      <w:tr>
-        <w:tc>
-          <w:tcPr/>
-          <w:p>
-            <w:pPr>
-              <w:pStyle w:val="Compact"/>
-              <w:spacing w:line="276" w:lineRule="auto"/>
-            </w:pPr>
-            <w:r>
-              <w:rPr>
-                <w:rFonts w:ascii="Times New Roman" w:hAnsi="Times New Roman" w:eastAsia="바탕"/>
-                <w:sz w:val="19"/>
-              </w:rPr>
-              <w:t xml:space="preserve">Optimistic initialization (initial Q of 50)</w:t>
-            </w:r>
-          </w:p>
-        </w:tc>
-        <w:tc>
-          <w:tcPr/>
-          <w:p>
-            <w:pPr>
-              <w:pStyle w:val="Compact"/>
-              <w:spacing w:line="276" w:lineRule="auto"/>
-            </w:pPr>
-            <w:r>
-              <w:rPr>
-                <w:rFonts w:ascii="Times New Roman" w:hAnsi="Times New Roman" w:eastAsia="바탕"/>
-                <w:sz w:val="19"/>
-              </w:rPr>
-              <w:t xml:space="preserve">−241±302</w:t>
-            </w:r>
-          </w:p>
-        </w:tc>
-        <w:tc>
-          <w:tcPr/>
-          <w:p>
-            <w:pPr>
-              <w:pStyle w:val="Compact"/>
-              <w:spacing w:line="276" w:lineRule="auto"/>
-            </w:pPr>
-            <w:r>
-              <w:rPr>
-                <w:rFonts w:ascii="Times New Roman" w:hAnsi="Times New Roman" w:eastAsia="바탕"/>
-                <w:sz w:val="19"/>
-              </w:rPr>
-              <w:t xml:space="preserve">1/5</w:t>
-            </w:r>
-          </w:p>
-        </w:tc>
-        <w:tc>
-          <w:tcPr/>
-          <w:p>
-            <w:pPr>
-              <w:pStyle w:val="Compact"/>
-              <w:spacing w:line="276" w:lineRule="auto"/>
-            </w:pPr>
-            <w:r>
-              <w:rPr>
-                <w:rFonts w:ascii="Times New Roman" w:hAnsi="Times New Roman" w:eastAsia="바탕"/>
-                <w:sz w:val="19"/>
-              </w:rPr>
-              <w:t xml:space="preserve">+184±43 (degraded)</w:t>
-            </w:r>
-          </w:p>
-        </w:tc>
-      </w:tr>
-      <w:tr>
-        <w:tc>
-          <w:tcPr/>
-          <w:p>
-            <w:pPr>
-              <w:pStyle w:val="Compact"/>
-              <w:spacing w:line="276" w:lineRule="auto"/>
-            </w:pPr>
-            <w:r>
-              <w:rPr>
-                <w:rFonts w:ascii="Times New Roman" w:hAnsi="Times New Roman" w:eastAsia="바탕"/>
-                <w:sz w:val="19"/>
-              </w:rPr>
-              <w:t xml:space="preserve">Uniform penalty (5 chips off every action)</w:t>
-            </w:r>
-          </w:p>
-        </w:tc>
-        <w:tc>
-          <w:tcPr/>
-          <w:p>
-            <w:pPr>
-              <w:pStyle w:val="Compact"/>
-              <w:spacing w:line="276" w:lineRule="auto"/>
-            </w:pPr>
-            <w:r>
-              <w:rPr>
-                <w:rFonts w:ascii="Times New Roman" w:hAnsi="Times New Roman" w:eastAsia="바탕"/>
-                <w:sz w:val="19"/>
-              </w:rPr>
-              <w:t xml:space="preserve">−485±32</w:t>
-            </w:r>
-          </w:p>
-        </w:tc>
-        <w:tc>
-          <w:tcPr/>
-          <w:p>
-            <w:pPr>
-              <w:pStyle w:val="Compact"/>
-              <w:spacing w:line="276" w:lineRule="auto"/>
-            </w:pPr>
-            <w:r>
-              <w:rPr>
-                <w:rFonts w:ascii="Times New Roman" w:hAnsi="Times New Roman" w:eastAsia="바탕"/>
-                <w:sz w:val="19"/>
-              </w:rPr>
-              <w:t xml:space="preserve">0/5</w:t>
-            </w:r>
-          </w:p>
-        </w:tc>
-        <w:tc>
-          <w:tcPr/>
-          <w:p>
-            <w:pPr>
-              <w:pStyle w:val="Compact"/>
-              <w:spacing w:line="276" w:lineRule="auto"/>
-            </w:pPr>
-            <w:r>
-              <w:rPr>
-                <w:rFonts w:ascii="Times New Roman" w:hAnsi="Times New Roman" w:eastAsia="바탕"/>
-                <w:sz w:val="19"/>
-              </w:rPr>
-              <w:t xml:space="preserve">+119±34 (degraded)</w:t>
-            </w:r>
-          </w:p>
-        </w:tc>
-      </w:tr>
-      <w:tr>
-        <w:tc>
-          <w:tcPr/>
-          <w:p>
-            <w:pPr>
-              <w:pStyle w:val="Compact"/>
-              <w:spacing w:line="276" w:lineRule="auto"/>
-            </w:pPr>
-            <w:r>
-              <w:rPr>
-                <w:rFonts w:ascii="Times New Roman" w:hAnsi="Times New Roman" w:eastAsia="바탕"/>
-                <w:b/>
-                <w:bCs/>
-                <w:sz w:val="19"/>
-              </w:rPr>
-              <w:t xml:space="preserve">Selective virtual cost (CHECK only, 5 chips)</w:t>
-            </w:r>
-          </w:p>
-        </w:tc>
-        <w:tc>
-          <w:tcPr/>
-          <w:p>
-            <w:pPr>
-              <w:pStyle w:val="Compact"/>
-              <w:spacing w:line="276" w:lineRule="auto"/>
-            </w:pPr>
-            <w:r>
-              <w:rPr>
-                <w:rFonts w:ascii="Times New Roman" w:hAnsi="Times New Roman" w:eastAsia="바탕"/>
-                <w:b/>
-                <w:bCs/>
-                <w:sz w:val="19"/>
-              </w:rPr>
-              <w:t xml:space="preserve">+1230±693</w:t>
-            </w:r>
-          </w:p>
-        </w:tc>
-        <w:tc>
-          <w:tcPr/>
-          <w:p>
-            <w:pPr>
-              <w:pStyle w:val="Compact"/>
-              <w:spacing w:line="276" w:lineRule="auto"/>
-            </w:pPr>
-            <w:r>
-              <w:rPr>
-                <w:rFonts w:ascii="Times New Roman" w:hAnsi="Times New Roman" w:eastAsia="바탕"/>
-                <w:b/>
-                <w:bCs/>
-                <w:sz w:val="19"/>
-              </w:rPr>
-              <w:t xml:space="preserve">5/5</w:t>
-            </w:r>
-          </w:p>
-        </w:tc>
-        <w:tc>
-          <w:tcPr/>
-          <w:p>
-            <w:pPr>
-              <w:pStyle w:val="Compact"/>
-              <w:spacing w:line="276" w:lineRule="auto"/>
-            </w:pPr>
-            <w:r>
-              <w:rPr>
-                <w:rFonts w:ascii="Times New Roman" w:hAnsi="Times New Roman" w:eastAsia="바탕"/>
-                <w:b/>
-                <w:bCs/>
-                <w:sz w:val="19"/>
-              </w:rPr>
-              <w:t xml:space="preserve">+909±50 (preserved)</w:t>
-            </w:r>
-          </w:p>
-        </w:tc>
-      </w:tr>
-    </w:tbl>
-    <w:p>
-      <w:pPr>
-        <w:pStyle w:val="BodyText"/>
-      </w:pPr>
-      <w:r>
-        <w:t xml:space="preserve">표 6의 선택적 가상비용에 5칩을 쓴 것은 두 기준에 따른다. 일률 벌점과 크기를 일치시켜 선택성만을 분리하는 값이면서, 임계를 넘는 최소 유효 용량이라는 보수적 대푯값이다. 더 높은 수치의 조건(체크 시점에 팟의 30%를 부여하는 조건은 +1546±535에 6/6, 상수 20칩은 +1659±825에 5/5)으로 바꿔도 결론은 불변하며, 조건 간 순위는 표준편차 중첩 때문에 주장하지 않는다(표 2).</w:t>
-      </w:r>
-    </w:p>
-    <w:p>
-      <w:pPr>
-        <w:pStyle w:val="BodyText"/>
-      </w:pPr>
-      <w:r>
-        <w:t xml:space="preserve">첫째 대안(탐색 강화)은 예측대로 무효다. 방문이 늘수록 0으로 다시 고정되므로 탐색량은 고정점을 바꾸지 못한다(학습 분포 내 성능은 보존). 둘째 대안(낙관적 초기화)은 회복 실패에 더해 학습 분포 내 성능까지 훼손했다. 낙관적 초깃값이 전 셀에서 소거되는 데 학습량이 소모된다(Proposition 1의 일시성이, 학습량이 정해진 조건에서는 비용이 됨). 셋째 대안(일률 벌점)은 이론 예측(순위 불변이므로 기준선과 동일)보다 나빴다. 고정점의 순위는 불변이나, 방문한 셀의 Q만 벌점이 5칩 내려 미방문 셀의 0 초깃값과 상대 격차를 만들고(의도치 않은 상대적 낙관 초기화), 정해진 학습량 안에서는 학습을 양 지표 모두에서 훼손했다. 이 예측 편차 자체를 부정적 결과로 함께 보고한다. 다섯 조건 중 양 지표를 지키며 문제를 해소한 것은 선택적 임계 가상비용뿐이며, 특히 셋째 대안과의 대비는 이 해법의 본질이 비용 부여 일반이 아니라 비용 0 행동에 대한 선택성임을 분리 실증한다.</w:t>
+        <w:t xml:space="preserve">표 6의 선택적 가상비용 두 행 중 상수 5칩은 일률 벌점과 크기를 일치시켜 선택성만을 분리하기 위한 통제 조건이고, 체크 시점 팟 30%는 본문의 대표 조건이다. 조건 간 순위는 표준편차 중첩 때문에 주장하지 않는다(표 2).</w:t>
+      </w:r>
+    </w:p>
+    <w:p>
+      <w:pPr>
+        <w:pStyle w:val="BodyText"/>
+      </w:pPr>
+      <w:r>
+        <w:t xml:space="preserve">첫째 대안(탐색 강화)은 예측대로 무효다. 방문이 늘수록 0으로 다시 고정되므로 탐색량은 고정점을 바꾸지 못한다(학습 분포 내 성능은 보존). 둘째 대안(낙관적 초기화)은 회복 실패에 더해 학습 분포 내 성능까지 훼손했다. 낙관적 초깃값이 전 셀에서 소거되는 데 학습량이 소모된다(Proposition 1의 일시성이, 학습량이 정해진 조건에서는 비용이 됨). 셋째 대안(일률 벌점)은 이론 예측(순위 불변이므로 기준선과 동일)보다 나빴다. 고정점의 순위는 불변이나, 방문한 셀의 Q만 벌점이 5칩 내려 미방문 셀의 0 초깃값과 상대 격차를 만들고(의도치 않은 상대적 낙관 초기화), 정해진 학습량 안에서는 학습을 양 지표 모두에서 훼손했다. 이 예측 편차 자체를 부정적 결과로 함께 보고한다. 여섯 조건 중 양 지표를 지키며 문제를 해소한 것은 선택적 임계 가상비용 두 행뿐이며, 특히 셋째 대안과의 대비는 이 해법의 본질이 비용 부여 일반이 아니라 비용 0 행동에 대한 선택성임을 분리 실증한다.</w:t>
       </w:r>
     </w:p>
     <w:bookmarkEnd w:id="26"/>
@@ -2711,7 +3296,7 @@
         <w:pStyle w:val="FirstParagraph"/>
       </w:pPr>
       <w:r>
-        <w:t xml:space="preserve">본 연구의 한계는 네 가지다. 첫째, 임계의 정확한 위치는 미확정이다. 전이구간(팟-비례 8%에서 15%, 상수 1칩 부근)은 seed 간 편차가 크며(1칩은 6개 seed 평균 −117에 양수 2/6), 본 연구는</w:t>
+        <w:t xml:space="preserve">본 연구의 한계는 네 가지다. 첫째, 임계의 정확한 위치는 미확정이다. 전이구간(팟-비례 8%에서 15%, 상수 1칩 부근)은 seed 간 편차가 크며(1칩은 5개 seed 평균 −65에 양수 2/5), 본 연구는</w:t>
       </w:r>
       <w:r>
         <w:t xml:space="preserve"> </w:t>

--- a/zca_theory/zca_vic_논문초안_v4.docx
+++ b/zca_theory/zca_vic_논문초안_v4.docx
@@ -639,7 +639,7 @@
         <w:pStyle w:val="FirstParagraph"/>
       </w:pPr>
       <w:r>
-        <w:t xml:space="preserve">실제 환경의 상태 추상화는 라운드(프리플랍·플랍·턴·리버), 포지션, 핸드 버킷, 직전 행동의 곱으로 2,048개 결정 상태(셀)를 두고, 행동은 8개다. 탐색은 softmax(온도 감쇠), 학습량은 에피소드 200만, 학습 상대는 TAG(타이트-공격 규칙 기반 정책) 단일이다. 블라인드는 1칩과 2칩, 시작 스택은 200칩(100 빅블라인드)이며, 성능 단위는 mbb/g(1000분의 1 빅블라인드/게임, payoff에 500을 곱한 값)다. 평가는 게임 10만 회씩 5회(평가 seed 고정)를 greedy 정책으로 수행하고, 성능 주장은 학습 seed 5개(1부터 5까지)로 통일해 검증한다(역사적 초기 seed 42의 결과는 4.8절의 단일 seed 사례로만 보고한다). 구현은 Python 3.13과 포커 게임 엔진 pokerkit[13]을 사용했고, Windows 11 데스크톱(CPU Intel Core i7-14700, RAM 32GB)의 단일 CPU 코어에서 학습 1회(에피소드 200만)에 약 10분이 소요된다. 모든 학습은 4.8절에서 보고하는 credit 예외 처리 인공물을 제거한 코드로 수행했으며, 조건별 원자료(CSV)와 학습·평가 seed는 저장소에 보존하였다.</w:t>
+        <w:t xml:space="preserve">실제 환경의 상태 추상화는 라운드(프리플랍·플랍·턴·리버), 포지션, 핸드 버킷, 직전 행동의 곱으로 2,048개 결정 상태(셀)를 두고, 행동은 8개다. 탐색은 softmax(온도 감쇠), 학습량은 에피소드 200만, 학습 상대는 TAG(타이트-공격 규칙 기반 정책) 단일이다. 학습 상대를 TAG 단일로 둔 것은 두 가지 이유다. 첫째, 여러 상대를 순환·혼합하면 매 에피소드 상대가 바뀌는 비정상성 때문에 학습 seed 간 성능 편차가 단일 상대 학습의 여러 배로 커져(4.6절), 한 번에 한 변수만 바꾸는 통제실험의 기준 구성으로 부적합했다. 둘째, 5종 성향을 각각 단일 상대로 학습시킨 예비 비교에서 정상성(stationary) 있는 규칙 상대 학습이 가장 안정적이었고, 그중 TAG 구성이 다중 seed 검증에서 학습 분포 안팎의 동시 흑자를 재현했다. 외부 균형 전략(CFR+)을 학습 상대로 한 확장은 별도로 수행되었다(4.9절과 표 4). 블라인드는 1칩과 2칩, 시작 스택은 200칩(100 빅블라인드)이며, 성능 단위는 mbb/g(1000분의 1 빅블라인드/게임, payoff에 500을 곱한 값)다. 평가는 게임 10만 회씩 5회(평가 seed 고정)를 greedy 정책으로 수행하고, 성능 주장은 학습 seed 5개(1부터 5까지)로 통일해 검증한다(역사적 초기 seed 42의 결과는 4.8절의 단일 seed 사례로만 보고한다). 구현은 Python 3.13과 포커 게임 엔진 pokerkit[13]을 사용했고, Windows 11 데스크톱(CPU Intel Core i7-14700, RAM 32GB)의 단일 CPU 코어에서 학습 1회(에피소드 200만)에 약 10분이 소요된다. 모든 학습은 4.8절에서 보고하는 credit 예외 처리 인공물을 제거한 코드로 수행했으며, 조건별 원자료(CSV)와 학습·평가 seed는 저장소에 보존하였다.</w:t>
       </w:r>
     </w:p>
     <w:bookmarkEnd w:id="18"/>
